--- a/ex6/ex6c/6c.docx
+++ b/ex6/ex6c/6c.docx
@@ -2,75 +2,127 @@
 <file path=word/document.xml><?xml version="1.0" encoding="utf-8"?>
 <w:document xmlns:wpc="http://schemas.microsoft.com/office/word/2010/wordprocessingCanvas" xmlns:cx="http://schemas.microsoft.com/office/drawing/2014/chartex" xmlns:cx1="http://schemas.microsoft.com/office/drawing/2015/9/8/chartex" xmlns:cx2="http://schemas.microsoft.com/office/drawing/2015/10/21/chartex" xmlns:cx3="http://schemas.microsoft.com/office/drawing/2016/5/9/chartex" xmlns:cx4="http://schemas.microsoft.com/office/drawing/2016/5/10/chartex" xmlns:cx5="http://schemas.microsoft.com/office/drawing/2016/5/11/chartex" xmlns:cx6="http://schemas.microsoft.com/office/drawing/2016/5/12/chartex" xmlns:cx7="http://schemas.microsoft.com/office/drawing/2016/5/13/chartex" xmlns:cx8="http://schemas.microsoft.com/office/drawing/2016/5/14/chartex" xmlns:mc="http://schemas.openxmlformats.org/markup-compatibility/2006" xmlns:aink="http://schemas.microsoft.com/office/drawing/2016/ink" xmlns:am3d="http://schemas.microsoft.com/office/drawing/2017/model3d" xmlns:o="urn:schemas-microsoft-com:office:office" xmlns:oel="http://schemas.microsoft.com/office/2019/extlst" xmlns:r="http://schemas.openxmlformats.org/officeDocument/2006/relationships" xmlns:m="http://schemas.openxmlformats.org/officeDocument/2006/math" xmlns:v="urn:schemas-microsoft-com:vml" xmlns:wp14="http://schemas.microsoft.com/office/word/2010/wordprocessingDrawing" xmlns:wp="http://schemas.openxmlformats.org/drawingml/2006/wordprocessingDrawing" xmlns:w10="urn:schemas-microsoft-com:office:word" xmlns:w="http://schemas.openxmlformats.org/wordprocessingml/2006/main" xmlns:w14="http://schemas.microsoft.com/office/word/2010/wordml" xmlns:w15="http://schemas.microsoft.com/office/word/2012/wordml" xmlns:w16cex="http://schemas.microsoft.com/office/word/2018/wordml/cex" xmlns:w16cid="http://schemas.microsoft.com/office/word/2016/wordml/cid" xmlns:w16="http://schemas.microsoft.com/office/word/2018/wordml" xmlns:w16du="http://schemas.microsoft.com/office/word/2023/wordml/word16du" xmlns:w16sdtdh="http://schemas.microsoft.com/office/word/2020/wordml/sdtdatahash" xmlns:w16sdtfl="http://schemas.microsoft.com/office/word/2024/wordml/sdtformatlock" xmlns:w16se="http://schemas.microsoft.com/office/word/2015/wordml/symex" xmlns:wpg="http://schemas.microsoft.com/office/word/2010/wordprocessingGroup" xmlns:wpi="http://schemas.microsoft.com/office/word/2010/wordprocessingInk" xmlns:wne="http://schemas.microsoft.com/office/word/2006/wordml" xmlns:wps="http://schemas.microsoft.com/office/word/2010/wordprocessingShape" mc:Ignorable="w14 w15 w16se w16cid w16 w16cex w16sdtdh w16sdtfl w16du wp14">
   <w:body>
-    <w:p>
-      <w:pPr>
-        <w:ind w:left="30"/>
-        <w:rPr>
-          <w:sz w:val="20"/>
-        </w:rPr>
-      </w:pPr>
-      <w:r>
-        <w:rPr>
-          <w:noProof/>
-          <w:sz w:val="20"/>
-        </w:rPr>
-        <w:drawing>
-          <wp:inline distT="0" distB="0" distL="0" distR="0" wp14:anchorId="62D5FC65" wp14:editId="03297C6B">
-            <wp:extent cx="5789006" cy="941070"/>
-            <wp:effectExtent l="0" t="0" r="2540" b="0"/>
-            <wp:docPr id="1" name="Image 1"/>
-            <wp:cNvGraphicFramePr>
-              <a:graphicFrameLocks xmlns:a="http://schemas.openxmlformats.org/drawingml/2006/main"/>
-            </wp:cNvGraphicFramePr>
-            <a:graphic xmlns:a="http://schemas.openxmlformats.org/drawingml/2006/main">
-              <a:graphicData uri="http://schemas.openxmlformats.org/drawingml/2006/picture">
-                <pic:pic xmlns:pic="http://schemas.openxmlformats.org/drawingml/2006/picture">
-                  <pic:nvPicPr>
-                    <pic:cNvPr id="1" name="Image 1"/>
-                    <pic:cNvPicPr/>
-                  </pic:nvPicPr>
-                  <pic:blipFill>
-                    <a:blip r:embed="rId5" cstate="print"/>
-                    <a:stretch>
-                      <a:fillRect/>
-                    </a:stretch>
-                  </pic:blipFill>
-                  <pic:spPr>
-                    <a:xfrm>
-                      <a:off x="0" y="0"/>
-                      <a:ext cx="5789006" cy="941070"/>
-                    </a:xfrm>
-                    <a:prstGeom prst="rect">
-                      <a:avLst/>
-                    </a:prstGeom>
-                  </pic:spPr>
-                </pic:pic>
-              </a:graphicData>
-            </a:graphic>
-          </wp:inline>
-        </w:drawing>
-      </w:r>
-    </w:p>
-    <w:p>
-      <w:pPr>
-        <w:pStyle w:val="BodyText"/>
-        <w:spacing w:before="175"/>
-      </w:pPr>
-    </w:p>
-    <w:p>
-      <w:pPr>
-        <w:pStyle w:val="Heading1"/>
-      </w:pPr>
-      <w:bookmarkStart w:id="0" w:name="AIM_:__"/>
-      <w:bookmarkEnd w:id="0"/>
-      <w:r>
-        <w:t>AIM</w:t>
-      </w:r>
-      <w:r>
-        <w:rPr>
-          <w:spacing w:val="-5"/>
-        </w:rPr>
-        <w:t>:</w:t>
+    <w:tbl>
+      <w:tblPr>
+        <w:tblStyle w:val="TableGrid"/>
+        <w:tblpPr w:leftFromText="180" w:rightFromText="180" w:vertAnchor="text" w:tblpY="1"/>
+        <w:tblOverlap w:val="never"/>
+        <w:tblW w:w="0" w:type="auto"/>
+        <w:tblLook w:val="04A0" w:firstRow="1" w:lastRow="0" w:firstColumn="1" w:lastColumn="0" w:noHBand="0" w:noVBand="1"/>
+      </w:tblPr>
+      <w:tblGrid>
+        <w:gridCol w:w="1858"/>
+        <w:gridCol w:w="7635"/>
+      </w:tblGrid>
+      <w:tr>
+        <w:trPr>
+          <w:trHeight w:val="1124"/>
+        </w:trPr>
+        <w:tc>
+          <w:tcPr>
+            <w:tcW w:w="1858" w:type="dxa"/>
+          </w:tcPr>
+          <w:p>
+            <w:pPr>
+              <w:spacing w:before="162" w:line="276" w:lineRule="auto"/>
+              <w:ind w:right="958"/>
+              <w:rPr>
+                <w:b/>
+                <w:spacing w:val="-2"/>
+                <w:sz w:val="24"/>
+              </w:rPr>
+            </w:pPr>
+            <w:r>
+              <w:rPr>
+                <w:b/>
+                <w:spacing w:val="-2"/>
+                <w:sz w:val="24"/>
+              </w:rPr>
+              <w:t>EX:</w:t>
+            </w:r>
+            <w:r>
+              <w:rPr>
+                <w:b/>
+                <w:spacing w:val="-2"/>
+                <w:sz w:val="24"/>
+              </w:rPr>
+              <w:t>6</w:t>
+            </w:r>
+            <w:r>
+              <w:rPr>
+                <w:b/>
+                <w:spacing w:val="-2"/>
+                <w:sz w:val="24"/>
+              </w:rPr>
+              <w:t>c</w:t>
+            </w:r>
+          </w:p>
+        </w:tc>
+        <w:tc>
+          <w:tcPr>
+            <w:tcW w:w="7635" w:type="dxa"/>
+          </w:tcPr>
+          <w:p>
+            <w:pPr>
+              <w:jc w:val="center"/>
+              <w:rPr>
+                <w:b/>
+                <w:spacing w:val="-2"/>
+                <w:sz w:val="32"/>
+                <w:szCs w:val="28"/>
+              </w:rPr>
+            </w:pPr>
+          </w:p>
+          <w:p>
+            <w:pPr>
+              <w:jc w:val="center"/>
+              <w:rPr>
+                <w:b/>
+                <w:spacing w:val="-2"/>
+                <w:sz w:val="24"/>
+              </w:rPr>
+            </w:pPr>
+            <w:r>
+              <w:rPr>
+                <w:b/>
+                <w:spacing w:val="-2"/>
+                <w:sz w:val="32"/>
+                <w:szCs w:val="28"/>
+              </w:rPr>
+              <w:t>CREATE A DABSHBOARD IN POWER BI</w:t>
+            </w:r>
+          </w:p>
+        </w:tc>
+      </w:tr>
+    </w:tbl>
+    <w:p>
+      <w:pPr>
+        <w:pStyle w:val="BodyText"/>
+        <w:spacing w:before="159"/>
+        <w:rPr>
+          <w:b/>
+          <w:sz w:val="24"/>
+        </w:rPr>
+      </w:pPr>
+    </w:p>
+    <w:p>
+      <w:pPr>
+        <w:spacing w:before="1"/>
+        <w:ind w:left="-1"/>
+        <w:rPr>
+          <w:b/>
+          <w:sz w:val="28"/>
+          <w:szCs w:val="24"/>
+        </w:rPr>
+      </w:pPr>
+      <w:r>
+        <w:rPr>
+          <w:b/>
+          <w:spacing w:val="-4"/>
+          <w:sz w:val="28"/>
+          <w:szCs w:val="24"/>
+        </w:rPr>
+        <w:t>Aim:</w:t>
       </w:r>
     </w:p>
     <w:p>
@@ -81,58 +133,61 @@
         <w:jc w:val="both"/>
       </w:pPr>
       <w:r>
-        <w:t xml:space="preserve">To develop an interactive </w:t>
-      </w:r>
-      <w:r>
-        <w:t>Heart Disease</w:t>
-      </w:r>
-      <w:r>
-        <w:t xml:space="preserve"> Dashboard using Microsoft Power B</w:t>
-      </w:r>
-      <w:r>
-        <w:t>I</w:t>
-      </w:r>
-    </w:p>
-    <w:p>
-      <w:pPr>
-        <w:pStyle w:val="BodyText"/>
-        <w:spacing w:before="180"/>
-      </w:pPr>
-    </w:p>
-    <w:p>
-      <w:pPr>
-        <w:pStyle w:val="Heading1"/>
-        <w:spacing w:before="1"/>
-      </w:pPr>
-      <w:bookmarkStart w:id="1" w:name="ALGORITHM_:__"/>
-      <w:bookmarkEnd w:id="1"/>
-      <w:r>
-        <w:t>ALGORITHM</w:t>
-      </w:r>
-      <w:r>
-        <w:rPr>
-          <w:spacing w:val="-9"/>
-        </w:rPr>
-        <w:t>:</w:t>
-      </w:r>
+        <w:t>To develop an interactive Heart Disease Dashboard using Microsoft Power BI</w:t>
+      </w:r>
+    </w:p>
+    <w:p>
+      <w:pPr>
+        <w:pStyle w:val="BodyText"/>
+        <w:spacing w:before="199" w:line="276" w:lineRule="auto"/>
+        <w:ind w:right="339"/>
+      </w:pPr>
+    </w:p>
+    <w:p>
+      <w:pPr>
+        <w:spacing w:before="5"/>
+        <w:rPr>
+          <w:b/>
+          <w:sz w:val="28"/>
+          <w:szCs w:val="24"/>
+        </w:rPr>
+      </w:pPr>
+      <w:proofErr w:type="spellStart"/>
+      <w:r>
+        <w:rPr>
+          <w:b/>
+          <w:sz w:val="28"/>
+          <w:szCs w:val="24"/>
+        </w:rPr>
+        <w:t>Algorithm:</w:t>
+      </w:r>
+      <w:proofErr w:type="spellEnd"/>
     </w:p>
     <w:p>
       <w:pPr>
         <w:pStyle w:val="BodyText"/>
         <w:numPr>
           <w:ilvl w:val="0"/>
-          <w:numId w:val="11"/>
+          <w:numId w:val="13"/>
         </w:numPr>
         <w:spacing w:before="226"/>
         <w:rPr>
           <w:szCs w:val="22"/>
         </w:rPr>
       </w:pPr>
-      <w:r>
-        <w:rPr>
-          <w:szCs w:val="22"/>
-        </w:rPr>
-        <w:t>Open Microsoft Power BI Desktop.</w:t>
+      <w:proofErr w:type="spellStart"/>
+      <w:r>
+        <w:rPr>
+          <w:szCs w:val="22"/>
+        </w:rPr>
+        <w:t>Open</w:t>
+      </w:r>
+      <w:proofErr w:type="spellEnd"/>
+      <w:r>
+        <w:rPr>
+          <w:szCs w:val="22"/>
+        </w:rPr>
+        <w:t xml:space="preserve"> Microsoft Power BI Desktop.</w:t>
       </w:r>
     </w:p>
     <w:p>
@@ -140,7 +195,7 @@
         <w:pStyle w:val="BodyText"/>
         <w:numPr>
           <w:ilvl w:val="0"/>
-          <w:numId w:val="11"/>
+          <w:numId w:val="13"/>
         </w:numPr>
         <w:spacing w:before="226"/>
         <w:rPr>
@@ -159,7 +214,7 @@
         <w:pStyle w:val="BodyText"/>
         <w:numPr>
           <w:ilvl w:val="0"/>
-          <w:numId w:val="11"/>
+          <w:numId w:val="13"/>
         </w:numPr>
         <w:spacing w:before="226"/>
         <w:rPr>
@@ -170,7 +225,119 @@
         <w:rPr>
           <w:szCs w:val="22"/>
         </w:rPr>
-        <w:t>Examine the available fields such as age, sex, cp, trestbps, chol, fbs, restecg, thalach, exang, oldpeak, slope, ca, thal, and target.</w:t>
+        <w:t xml:space="preserve">Examine the available fields such as age, sex, cp, </w:t>
+      </w:r>
+      <w:proofErr w:type="spellStart"/>
+      <w:r>
+        <w:rPr>
+          <w:szCs w:val="22"/>
+        </w:rPr>
+        <w:t>trestbps</w:t>
+      </w:r>
+      <w:proofErr w:type="spellEnd"/>
+      <w:r>
+        <w:rPr>
+          <w:szCs w:val="22"/>
+        </w:rPr>
+        <w:t xml:space="preserve">, </w:t>
+      </w:r>
+      <w:proofErr w:type="spellStart"/>
+      <w:r>
+        <w:rPr>
+          <w:szCs w:val="22"/>
+        </w:rPr>
+        <w:t>chol</w:t>
+      </w:r>
+      <w:proofErr w:type="spellEnd"/>
+      <w:r>
+        <w:rPr>
+          <w:szCs w:val="22"/>
+        </w:rPr>
+        <w:t xml:space="preserve">, </w:t>
+      </w:r>
+      <w:proofErr w:type="spellStart"/>
+      <w:r>
+        <w:rPr>
+          <w:szCs w:val="22"/>
+        </w:rPr>
+        <w:t>fbs</w:t>
+      </w:r>
+      <w:proofErr w:type="spellEnd"/>
+      <w:r>
+        <w:rPr>
+          <w:szCs w:val="22"/>
+        </w:rPr>
+        <w:t xml:space="preserve">, </w:t>
+      </w:r>
+      <w:proofErr w:type="spellStart"/>
+      <w:r>
+        <w:rPr>
+          <w:szCs w:val="22"/>
+        </w:rPr>
+        <w:t>restecg</w:t>
+      </w:r>
+      <w:proofErr w:type="spellEnd"/>
+      <w:r>
+        <w:rPr>
+          <w:szCs w:val="22"/>
+        </w:rPr>
+        <w:t xml:space="preserve">, </w:t>
+      </w:r>
+      <w:proofErr w:type="spellStart"/>
+      <w:r>
+        <w:rPr>
+          <w:szCs w:val="22"/>
+        </w:rPr>
+        <w:t>thalach</w:t>
+      </w:r>
+      <w:proofErr w:type="spellEnd"/>
+      <w:r>
+        <w:rPr>
+          <w:szCs w:val="22"/>
+        </w:rPr>
+        <w:t xml:space="preserve">, </w:t>
+      </w:r>
+      <w:proofErr w:type="spellStart"/>
+      <w:r>
+        <w:rPr>
+          <w:szCs w:val="22"/>
+        </w:rPr>
+        <w:t>exang</w:t>
+      </w:r>
+      <w:proofErr w:type="spellEnd"/>
+      <w:r>
+        <w:rPr>
+          <w:szCs w:val="22"/>
+        </w:rPr>
+        <w:t xml:space="preserve">, </w:t>
+      </w:r>
+      <w:proofErr w:type="spellStart"/>
+      <w:r>
+        <w:rPr>
+          <w:szCs w:val="22"/>
+        </w:rPr>
+        <w:t>oldpeak</w:t>
+      </w:r>
+      <w:proofErr w:type="spellEnd"/>
+      <w:r>
+        <w:rPr>
+          <w:szCs w:val="22"/>
+        </w:rPr>
+        <w:t xml:space="preserve">, slope, ca, </w:t>
+      </w:r>
+      <w:proofErr w:type="spellStart"/>
+      <w:r>
+        <w:rPr>
+          <w:szCs w:val="22"/>
+        </w:rPr>
+        <w:t>thal</w:t>
+      </w:r>
+      <w:proofErr w:type="spellEnd"/>
+      <w:r>
+        <w:rPr>
+          <w:szCs w:val="22"/>
+        </w:rPr>
+        <w:t>, and target.</w:t>
       </w:r>
     </w:p>
     <w:p>
@@ -178,7 +345,7 @@
         <w:pStyle w:val="BodyText"/>
         <w:numPr>
           <w:ilvl w:val="0"/>
-          <w:numId w:val="11"/>
+          <w:numId w:val="13"/>
         </w:numPr>
         <w:spacing w:before="226"/>
         <w:rPr>
@@ -197,7 +364,7 @@
         <w:pStyle w:val="BodyText"/>
         <w:numPr>
           <w:ilvl w:val="0"/>
-          <w:numId w:val="11"/>
+          <w:numId w:val="13"/>
         </w:numPr>
         <w:spacing w:before="226"/>
         <w:rPr>
@@ -216,7 +383,7 @@
         <w:pStyle w:val="BodyText"/>
         <w:numPr>
           <w:ilvl w:val="0"/>
-          <w:numId w:val="11"/>
+          <w:numId w:val="13"/>
         </w:numPr>
         <w:spacing w:before="226"/>
         <w:rPr>
@@ -235,7 +402,7 @@
         <w:pStyle w:val="BodyText"/>
         <w:numPr>
           <w:ilvl w:val="0"/>
-          <w:numId w:val="11"/>
+          <w:numId w:val="13"/>
         </w:numPr>
         <w:spacing w:before="226"/>
         <w:rPr>
@@ -254,7 +421,7 @@
         <w:pStyle w:val="BodyText"/>
         <w:numPr>
           <w:ilvl w:val="0"/>
-          <w:numId w:val="11"/>
+          <w:numId w:val="13"/>
         </w:numPr>
         <w:spacing w:before="226"/>
         <w:rPr>
@@ -273,7 +440,7 @@
         <w:pStyle w:val="BodyText"/>
         <w:numPr>
           <w:ilvl w:val="0"/>
-          <w:numId w:val="11"/>
+          <w:numId w:val="13"/>
         </w:numPr>
         <w:spacing w:before="226"/>
         <w:rPr>
@@ -292,7 +459,7 @@
         <w:pStyle w:val="BodyText"/>
         <w:numPr>
           <w:ilvl w:val="0"/>
-          <w:numId w:val="11"/>
+          <w:numId w:val="13"/>
         </w:numPr>
         <w:spacing w:before="226"/>
         <w:rPr>
@@ -303,7 +470,35 @@
         <w:rPr>
           <w:szCs w:val="22"/>
         </w:rPr>
-        <w:t>Create a Scatter Chart to study the relationship between cholesterol (chol) and maximum heart rate (thalach).</w:t>
+        <w:t>Create a Scatter Chart to study the relationship between cholesterol (</w:t>
+      </w:r>
+      <w:proofErr w:type="spellStart"/>
+      <w:r>
+        <w:rPr>
+          <w:szCs w:val="22"/>
+        </w:rPr>
+        <w:t>chol</w:t>
+      </w:r>
+      <w:proofErr w:type="spellEnd"/>
+      <w:r>
+        <w:rPr>
+          <w:szCs w:val="22"/>
+        </w:rPr>
+        <w:t>) and maximum heart rate (</w:t>
+      </w:r>
+      <w:proofErr w:type="spellStart"/>
+      <w:r>
+        <w:rPr>
+          <w:szCs w:val="22"/>
+        </w:rPr>
+        <w:t>thalach</w:t>
+      </w:r>
+      <w:proofErr w:type="spellEnd"/>
+      <w:r>
+        <w:rPr>
+          <w:szCs w:val="22"/>
+        </w:rPr>
+        <w:t>).</w:t>
       </w:r>
     </w:p>
     <w:p>
@@ -311,7 +506,7 @@
         <w:pStyle w:val="BodyText"/>
         <w:numPr>
           <w:ilvl w:val="0"/>
-          <w:numId w:val="11"/>
+          <w:numId w:val="13"/>
         </w:numPr>
         <w:spacing w:before="226"/>
         <w:rPr>
@@ -330,7 +525,7 @@
         <w:pStyle w:val="BodyText"/>
         <w:numPr>
           <w:ilvl w:val="0"/>
-          <w:numId w:val="11"/>
+          <w:numId w:val="13"/>
         </w:numPr>
         <w:spacing w:before="226"/>
         <w:rPr>
@@ -349,7 +544,7 @@
         <w:pStyle w:val="BodyText"/>
         <w:numPr>
           <w:ilvl w:val="0"/>
-          <w:numId w:val="11"/>
+          <w:numId w:val="13"/>
         </w:numPr>
         <w:spacing w:before="226"/>
         <w:rPr>
@@ -368,7 +563,7 @@
         <w:pStyle w:val="BodyText"/>
         <w:numPr>
           <w:ilvl w:val="0"/>
-          <w:numId w:val="11"/>
+          <w:numId w:val="13"/>
         </w:numPr>
         <w:spacing w:before="226"/>
         <w:rPr>
@@ -387,7 +582,7 @@
         <w:pStyle w:val="BodyText"/>
         <w:numPr>
           <w:ilvl w:val="0"/>
-          <w:numId w:val="11"/>
+          <w:numId w:val="13"/>
         </w:numPr>
         <w:spacing w:before="226"/>
         <w:rPr>
@@ -406,7 +601,7 @@
         <w:pStyle w:val="BodyText"/>
         <w:numPr>
           <w:ilvl w:val="0"/>
-          <w:numId w:val="11"/>
+          <w:numId w:val="13"/>
         </w:numPr>
         <w:spacing w:before="226"/>
         <w:rPr>
@@ -418,195 +613,6 @@
           <w:szCs w:val="22"/>
         </w:rPr>
         <w:t>Test the slicers and verify that the visualizations respond interactively.</w:t>
-      </w:r>
-    </w:p>
-    <w:p>
-      <w:pPr>
-        <w:pStyle w:val="BodyText"/>
-        <w:numPr>
-          <w:ilvl w:val="0"/>
-          <w:numId w:val="11"/>
-        </w:numPr>
-        <w:spacing w:before="226"/>
-        <w:rPr>
-          <w:szCs w:val="22"/>
-        </w:rPr>
-      </w:pPr>
-      <w:r>
-        <w:rPr>
-          <w:szCs w:val="22"/>
-        </w:rPr>
-        <w:t>Analyze the completed dashboard and derive meaningful insights regarding heart disease risk factors.</w:t>
-      </w:r>
-    </w:p>
-    <w:p>
-      <w:pPr>
-        <w:pStyle w:val="BodyText"/>
-        <w:spacing w:before="226"/>
-      </w:pPr>
-    </w:p>
-    <w:p>
-      <w:pPr>
-        <w:pStyle w:val="Heading1"/>
-      </w:pPr>
-      <w:bookmarkStart w:id="2" w:name="PROCEDURE_:__"/>
-      <w:bookmarkEnd w:id="2"/>
-      <w:r>
-        <w:t>PROCEDURE</w:t>
-      </w:r>
-      <w:r>
-        <w:rPr>
-          <w:spacing w:val="-9"/>
-        </w:rPr>
-        <w:t>:</w:t>
-      </w:r>
-    </w:p>
-    <w:p>
-      <w:pPr>
-        <w:pStyle w:val="BodyText"/>
-        <w:spacing w:before="106"/>
-        <w:rPr>
-          <w:b/>
-        </w:rPr>
-      </w:pPr>
-    </w:p>
-    <w:p>
-      <w:pPr>
-        <w:pStyle w:val="BodyText"/>
-        <w:spacing w:before="0" w:line="501" w:lineRule="auto"/>
-        <w:ind w:right="4601"/>
-      </w:pPr>
-      <w:bookmarkStart w:id="3" w:name="Diagram_1:_KPI_Card_–_Total_Followers_"/>
-      <w:bookmarkEnd w:id="3"/>
-      <w:r>
-        <w:t>Diagram</w:t>
-      </w:r>
-      <w:r>
-        <w:rPr>
-          <w:spacing w:val="-10"/>
-        </w:rPr>
-        <w:t xml:space="preserve"> </w:t>
-      </w:r>
-      <w:r>
-        <w:t>1:</w:t>
-      </w:r>
-      <w:r>
-        <w:rPr>
-          <w:spacing w:val="-10"/>
-        </w:rPr>
-        <w:t xml:space="preserve"> </w:t>
-      </w:r>
-      <w:r>
-        <w:t>KPI</w:t>
-      </w:r>
-      <w:r>
-        <w:rPr>
-          <w:spacing w:val="-10"/>
-        </w:rPr>
-        <w:t xml:space="preserve"> </w:t>
-      </w:r>
-      <w:r>
-        <w:t>Card</w:t>
-      </w:r>
-      <w:r>
-        <w:rPr>
-          <w:spacing w:val="-10"/>
-        </w:rPr>
-        <w:t xml:space="preserve"> </w:t>
-      </w:r>
-      <w:r>
-        <w:t>–</w:t>
-      </w:r>
-      <w:r>
-        <w:rPr>
-          <w:spacing w:val="-10"/>
-        </w:rPr>
-        <w:t xml:space="preserve"> </w:t>
-      </w:r>
-      <w:r>
-        <w:t>Age</w:t>
-      </w:r>
-    </w:p>
-    <w:p>
-      <w:pPr>
-        <w:pStyle w:val="BodyText"/>
-        <w:spacing w:before="0" w:line="501" w:lineRule="auto"/>
-        <w:ind w:right="4601"/>
-      </w:pPr>
-      <w:bookmarkStart w:id="4" w:name="Procedure_:_"/>
-      <w:bookmarkEnd w:id="4"/>
-      <w:r>
-        <w:t>Procedure:</w:t>
-      </w:r>
-    </w:p>
-    <w:p>
-      <w:pPr>
-        <w:tabs>
-          <w:tab w:val="left" w:pos="719"/>
-        </w:tabs>
-        <w:spacing w:before="60"/>
-        <w:rPr>
-          <w:sz w:val="26"/>
-        </w:rPr>
-      </w:pPr>
-      <w:r>
-        <w:rPr>
-          <w:sz w:val="26"/>
-        </w:rPr>
-        <w:t>Open</w:t>
-      </w:r>
-      <w:r>
-        <w:rPr>
-          <w:spacing w:val="-4"/>
-          <w:sz w:val="26"/>
-        </w:rPr>
-        <w:t xml:space="preserve"> </w:t>
-      </w:r>
-      <w:r>
-        <w:rPr>
-          <w:sz w:val="26"/>
-        </w:rPr>
-        <w:t>the</w:t>
-      </w:r>
-      <w:r>
-        <w:rPr>
-          <w:spacing w:val="-3"/>
-          <w:sz w:val="26"/>
-        </w:rPr>
-        <w:t xml:space="preserve"> </w:t>
-      </w:r>
-      <w:r>
-        <w:rPr>
-          <w:sz w:val="26"/>
-        </w:rPr>
-        <w:t>Power</w:t>
-      </w:r>
-      <w:r>
-        <w:rPr>
-          <w:spacing w:val="-4"/>
-          <w:sz w:val="26"/>
-        </w:rPr>
-        <w:t xml:space="preserve"> </w:t>
-      </w:r>
-      <w:r>
-        <w:rPr>
-          <w:sz w:val="26"/>
-        </w:rPr>
-        <w:t>BI</w:t>
-      </w:r>
-      <w:r>
-        <w:rPr>
-          <w:spacing w:val="-3"/>
-          <w:sz w:val="26"/>
-        </w:rPr>
-        <w:t xml:space="preserve"> </w:t>
-      </w:r>
-      <w:r>
-        <w:rPr>
-          <w:spacing w:val="-2"/>
-          <w:sz w:val="26"/>
-        </w:rPr>
-        <w:t>report.</w:t>
       </w:r>
     </w:p>
     <w:p>
@@ -614,26 +620,183 @@
         <w:pStyle w:val="ListParagraph"/>
         <w:numPr>
           <w:ilvl w:val="0"/>
-          <w:numId w:val="9"/>
+          <w:numId w:val="13"/>
         </w:numPr>
         <w:tabs>
-          <w:tab w:val="left" w:pos="718"/>
-        </w:tabs>
-        <w:ind w:left="718" w:hanging="358"/>
-        <w:rPr>
-          <w:rFonts w:ascii="Arial MT"/>
-          <w:sz w:val="26"/>
-        </w:rPr>
-      </w:pPr>
-      <w:r>
-        <w:rPr>
-          <w:sz w:val="26"/>
-        </w:rPr>
-        <w:t>Select</w:t>
-      </w:r>
-      <w:r>
-        <w:rPr>
-          <w:spacing w:val="-8"/>
+          <w:tab w:val="left" w:pos="719"/>
+        </w:tabs>
+        <w:spacing w:before="45"/>
+        <w:contextualSpacing w:val="0"/>
+        <w:rPr>
+          <w:sz w:val="26"/>
+          <w:szCs w:val="26"/>
+          <w:lang w:val="en-IN"/>
+        </w:rPr>
+      </w:pPr>
+      <w:r>
+        <w:rPr>
+          <w:sz w:val="26"/>
+          <w:szCs w:val="26"/>
+        </w:rPr>
+        <w:t>Analyze the completed dashboard and derive meaningful insights regarding heart disease risk factors</w:t>
+      </w:r>
+    </w:p>
+    <w:p>
+      <w:pPr>
+        <w:pStyle w:val="ListParagraph"/>
+        <w:tabs>
+          <w:tab w:val="left" w:pos="719"/>
+        </w:tabs>
+        <w:spacing w:before="45"/>
+        <w:ind w:left="719"/>
+        <w:contextualSpacing w:val="0"/>
+        <w:rPr>
+          <w:sz w:val="26"/>
+          <w:szCs w:val="26"/>
+          <w:lang w:val="en-IN"/>
+        </w:rPr>
+      </w:pPr>
+    </w:p>
+    <w:p>
+      <w:pPr>
+        <w:pStyle w:val="ListParagraph"/>
+        <w:tabs>
+          <w:tab w:val="left" w:pos="719"/>
+        </w:tabs>
+        <w:spacing w:before="45"/>
+        <w:ind w:left="719"/>
+        <w:contextualSpacing w:val="0"/>
+        <w:rPr>
+          <w:sz w:val="26"/>
+          <w:szCs w:val="26"/>
+          <w:lang w:val="en-IN"/>
+        </w:rPr>
+      </w:pPr>
+    </w:p>
+    <w:p>
+      <w:pPr>
+        <w:tabs>
+          <w:tab w:val="left" w:pos="719"/>
+        </w:tabs>
+        <w:spacing w:before="45"/>
+        <w:rPr>
+          <w:b/>
+          <w:bCs/>
+          <w:sz w:val="28"/>
+          <w:szCs w:val="24"/>
+        </w:rPr>
+      </w:pPr>
+      <w:r>
+        <w:rPr>
+          <w:b/>
+          <w:bCs/>
+          <w:sz w:val="28"/>
+          <w:szCs w:val="24"/>
+        </w:rPr>
+        <w:lastRenderedPageBreak/>
+        <w:t>Output:</w:t>
+      </w:r>
+    </w:p>
+    <w:p>
+      <w:pPr>
+        <w:tabs>
+          <w:tab w:val="left" w:pos="719"/>
+        </w:tabs>
+        <w:spacing w:before="45"/>
+        <w:rPr>
+          <w:b/>
+          <w:bCs/>
+          <w:sz w:val="28"/>
+          <w:szCs w:val="24"/>
+        </w:rPr>
+      </w:pPr>
+    </w:p>
+    <w:p>
+      <w:pPr>
+        <w:pStyle w:val="BodyText"/>
+        <w:spacing w:line="501" w:lineRule="auto"/>
+        <w:ind w:right="4601"/>
+      </w:pPr>
+      <w:r>
+        <w:t>Diagram</w:t>
+      </w:r>
+      <w:r>
+        <w:rPr>
+          <w:spacing w:val="-10"/>
+        </w:rPr>
+        <w:t xml:space="preserve"> </w:t>
+      </w:r>
+      <w:r>
+        <w:t>1:</w:t>
+      </w:r>
+      <w:r>
+        <w:rPr>
+          <w:spacing w:val="-10"/>
+        </w:rPr>
+        <w:t xml:space="preserve"> </w:t>
+      </w:r>
+      <w:r>
+        <w:t>KPI</w:t>
+      </w:r>
+      <w:r>
+        <w:rPr>
+          <w:spacing w:val="-10"/>
+        </w:rPr>
+        <w:t xml:space="preserve"> </w:t>
+      </w:r>
+      <w:r>
+        <w:t>Card</w:t>
+      </w:r>
+      <w:r>
+        <w:rPr>
+          <w:spacing w:val="-10"/>
+        </w:rPr>
+        <w:t xml:space="preserve"> </w:t>
+      </w:r>
+      <w:r>
+        <w:t>–</w:t>
+      </w:r>
+      <w:r>
+        <w:rPr>
+          <w:spacing w:val="-10"/>
+        </w:rPr>
+        <w:t xml:space="preserve"> </w:t>
+      </w:r>
+      <w:r>
+        <w:t>Age</w:t>
+      </w:r>
+    </w:p>
+    <w:p>
+      <w:pPr>
+        <w:pStyle w:val="BodyText"/>
+        <w:spacing w:line="501" w:lineRule="auto"/>
+        <w:ind w:right="4601"/>
+      </w:pPr>
+      <w:bookmarkStart w:id="0" w:name="Procedure_:_"/>
+      <w:bookmarkEnd w:id="0"/>
+      <w:r>
+        <w:t>Procedure:</w:t>
+      </w:r>
+    </w:p>
+    <w:p>
+      <w:pPr>
+        <w:tabs>
+          <w:tab w:val="left" w:pos="719"/>
+        </w:tabs>
+        <w:spacing w:before="60"/>
+        <w:rPr>
+          <w:sz w:val="26"/>
+        </w:rPr>
+      </w:pPr>
+      <w:r>
+        <w:rPr>
+          <w:sz w:val="26"/>
+        </w:rPr>
+        <w:t>Open</w:t>
+      </w:r>
+      <w:r>
+        <w:rPr>
+          <w:spacing w:val="-4"/>
           <w:sz w:val="26"/>
         </w:rPr>
         <w:t xml:space="preserve"> </w:t>
@@ -646,72 +809,33 @@
       </w:r>
       <w:r>
         <w:rPr>
-          <w:spacing w:val="-8"/>
-          <w:sz w:val="26"/>
-        </w:rPr>
-        <w:t xml:space="preserve"> </w:t>
-      </w:r>
-      <w:r>
-        <w:rPr>
-          <w:sz w:val="26"/>
-        </w:rPr>
-        <w:t>Card</w:t>
-      </w:r>
-      <w:r>
-        <w:rPr>
-          <w:spacing w:val="-8"/>
-          <w:sz w:val="26"/>
-        </w:rPr>
-        <w:t xml:space="preserve"> </w:t>
-      </w:r>
-      <w:r>
-        <w:rPr>
-          <w:sz w:val="26"/>
-        </w:rPr>
-        <w:t>visual</w:t>
-      </w:r>
-      <w:r>
-        <w:rPr>
-          <w:spacing w:val="-8"/>
-          <w:sz w:val="26"/>
-        </w:rPr>
-        <w:t xml:space="preserve"> </w:t>
-      </w:r>
-      <w:r>
-        <w:rPr>
-          <w:sz w:val="26"/>
-        </w:rPr>
-        <w:t>from</w:t>
-      </w:r>
-      <w:r>
-        <w:rPr>
-          <w:spacing w:val="-8"/>
-          <w:sz w:val="26"/>
-        </w:rPr>
-        <w:t xml:space="preserve"> </w:t>
-      </w:r>
-      <w:r>
-        <w:rPr>
-          <w:sz w:val="26"/>
-        </w:rPr>
-        <w:t>the</w:t>
-      </w:r>
-      <w:r>
-        <w:rPr>
-          <w:spacing w:val="-8"/>
-          <w:sz w:val="26"/>
-        </w:rPr>
-        <w:t xml:space="preserve"> </w:t>
-      </w:r>
-      <w:r>
-        <w:rPr>
-          <w:sz w:val="26"/>
-        </w:rPr>
-        <w:t>Visualizations</w:t>
-      </w:r>
-      <w:r>
-        <w:rPr>
-          <w:spacing w:val="-7"/>
+          <w:spacing w:val="-3"/>
+          <w:sz w:val="26"/>
+        </w:rPr>
+        <w:t xml:space="preserve"> </w:t>
+      </w:r>
+      <w:r>
+        <w:rPr>
+          <w:sz w:val="26"/>
+        </w:rPr>
+        <w:t>Power</w:t>
+      </w:r>
+      <w:r>
+        <w:rPr>
+          <w:spacing w:val="-4"/>
+          <w:sz w:val="26"/>
+        </w:rPr>
+        <w:t xml:space="preserve"> </w:t>
+      </w:r>
+      <w:r>
+        <w:rPr>
+          <w:sz w:val="26"/>
+        </w:rPr>
+        <w:t>BI</w:t>
+      </w:r>
+      <w:r>
+        <w:rPr>
+          <w:spacing w:val="-3"/>
           <w:sz w:val="26"/>
         </w:rPr>
         <w:t xml:space="preserve"> </w:t>
@@ -721,7 +845,7 @@
           <w:spacing w:val="-2"/>
           <w:sz w:val="26"/>
         </w:rPr>
-        <w:t>pane.</w:t>
+        <w:t>report.</w:t>
       </w:r>
     </w:p>
     <w:p>
@@ -729,12 +853,14 @@
         <w:pStyle w:val="ListParagraph"/>
         <w:numPr>
           <w:ilvl w:val="0"/>
-          <w:numId w:val="9"/>
+          <w:numId w:val="18"/>
         </w:numPr>
         <w:tabs>
           <w:tab w:val="left" w:pos="718"/>
         </w:tabs>
+        <w:spacing w:before="45"/>
         <w:ind w:left="718" w:hanging="358"/>
+        <w:contextualSpacing w:val="0"/>
         <w:rPr>
           <w:rFonts w:ascii="Arial MT"/>
           <w:sz w:val="26"/>
@@ -744,11 +870,11 @@
         <w:rPr>
           <w:sz w:val="26"/>
         </w:rPr>
-        <w:t>Drag</w:t>
-      </w:r>
-      <w:r>
-        <w:rPr>
-          <w:spacing w:val="-6"/>
+        <w:t>Select</w:t>
+      </w:r>
+      <w:r>
+        <w:rPr>
+          <w:spacing w:val="-8"/>
           <w:sz w:val="26"/>
         </w:rPr>
         <w:t xml:space="preserve"> </w:t>
@@ -761,35 +887,33 @@
       </w:r>
       <w:r>
         <w:rPr>
-          <w:spacing w:val="-5"/>
-          <w:sz w:val="26"/>
-        </w:rPr>
-        <w:t xml:space="preserve"> </w:t>
-      </w:r>
-      <w:r>
-        <w:rPr>
-          <w:color w:val="178037"/>
-          <w:sz w:val="26"/>
-        </w:rPr>
-        <w:t>age</w:t>
-      </w:r>
-      <w:r>
-        <w:rPr>
-          <w:color w:val="178037"/>
-          <w:spacing w:val="-5"/>
-          <w:sz w:val="26"/>
-        </w:rPr>
-        <w:t xml:space="preserve"> </w:t>
-      </w:r>
-      <w:r>
-        <w:rPr>
-          <w:sz w:val="26"/>
-        </w:rPr>
-        <w:t>field</w:t>
-      </w:r>
-      <w:r>
-        <w:rPr>
-          <w:spacing w:val="-6"/>
+          <w:spacing w:val="-8"/>
+          <w:sz w:val="26"/>
+        </w:rPr>
+        <w:t xml:space="preserve"> </w:t>
+      </w:r>
+      <w:r>
+        <w:rPr>
+          <w:sz w:val="26"/>
+        </w:rPr>
+        <w:t>Card</w:t>
+      </w:r>
+      <w:r>
+        <w:rPr>
+          <w:spacing w:val="-8"/>
+          <w:sz w:val="26"/>
+        </w:rPr>
+        <w:t xml:space="preserve"> </w:t>
+      </w:r>
+      <w:r>
+        <w:rPr>
+          <w:sz w:val="26"/>
+        </w:rPr>
+        <w:t>visual</w:t>
+      </w:r>
+      <w:r>
+        <w:rPr>
+          <w:spacing w:val="-8"/>
           <w:sz w:val="26"/>
         </w:rPr>
         <w:t xml:space="preserve"> </w:t>
@@ -802,7 +926,7 @@
       </w:r>
       <w:r>
         <w:rPr>
-          <w:spacing w:val="-5"/>
+          <w:spacing w:val="-8"/>
           <w:sz w:val="26"/>
         </w:rPr>
         <w:t xml:space="preserve"> </w:t>
@@ -815,20 +939,20 @@
       </w:r>
       <w:r>
         <w:rPr>
-          <w:spacing w:val="-5"/>
-          <w:sz w:val="26"/>
-        </w:rPr>
-        <w:t xml:space="preserve"> </w:t>
-      </w:r>
-      <w:r>
-        <w:rPr>
-          <w:sz w:val="26"/>
-        </w:rPr>
-        <w:t>Data</w:t>
-      </w:r>
-      <w:r>
-        <w:rPr>
-          <w:spacing w:val="-5"/>
+          <w:spacing w:val="-8"/>
+          <w:sz w:val="26"/>
+        </w:rPr>
+        <w:t xml:space="preserve"> </w:t>
+      </w:r>
+      <w:r>
+        <w:rPr>
+          <w:sz w:val="26"/>
+        </w:rPr>
+        <w:t>Visualizations</w:t>
+      </w:r>
+      <w:r>
+        <w:rPr>
+          <w:spacing w:val="-7"/>
           <w:sz w:val="26"/>
         </w:rPr>
         <w:t xml:space="preserve"> </w:t>
@@ -846,12 +970,14 @@
         <w:pStyle w:val="ListParagraph"/>
         <w:numPr>
           <w:ilvl w:val="0"/>
-          <w:numId w:val="9"/>
+          <w:numId w:val="18"/>
         </w:numPr>
         <w:tabs>
           <w:tab w:val="left" w:pos="718"/>
         </w:tabs>
+        <w:spacing w:before="45"/>
         <w:ind w:left="718" w:hanging="358"/>
+        <w:contextualSpacing w:val="0"/>
         <w:rPr>
           <w:rFonts w:ascii="Arial MT"/>
           <w:sz w:val="26"/>
@@ -861,37 +987,11 @@
         <w:rPr>
           <w:sz w:val="26"/>
         </w:rPr>
-        <w:t>Drop</w:t>
-      </w:r>
-      <w:r>
-        <w:rPr>
-          <w:spacing w:val="-9"/>
-          <w:sz w:val="26"/>
-        </w:rPr>
-        <w:t xml:space="preserve"> </w:t>
-      </w:r>
-      <w:r>
-        <w:rPr>
-          <w:sz w:val="26"/>
-        </w:rPr>
-        <w:t>it</w:t>
-      </w:r>
-      <w:r>
-        <w:rPr>
-          <w:spacing w:val="-7"/>
-          <w:sz w:val="26"/>
-        </w:rPr>
-        <w:t xml:space="preserve"> </w:t>
-      </w:r>
-      <w:r>
-        <w:rPr>
-          <w:sz w:val="26"/>
-        </w:rPr>
-        <w:t>into</w:t>
-      </w:r>
-      <w:r>
-        <w:rPr>
-          <w:spacing w:val="-7"/>
+        <w:t>Drag</w:t>
+      </w:r>
+      <w:r>
+        <w:rPr>
+          <w:spacing w:val="-6"/>
           <w:sz w:val="26"/>
         </w:rPr>
         <w:t xml:space="preserve"> </w:t>
@@ -904,20 +1004,22 @@
       </w:r>
       <w:r>
         <w:rPr>
-          <w:spacing w:val="-7"/>
-          <w:sz w:val="26"/>
-        </w:rPr>
-        <w:t xml:space="preserve"> </w:t>
-      </w:r>
-      <w:r>
-        <w:rPr>
-          <w:sz w:val="26"/>
-        </w:rPr>
-        <w:t>Value</w:t>
-      </w:r>
-      <w:r>
-        <w:rPr>
-          <w:spacing w:val="-7"/>
+          <w:spacing w:val="-5"/>
+          <w:sz w:val="26"/>
+        </w:rPr>
+        <w:t xml:space="preserve"> </w:t>
+      </w:r>
+      <w:r>
+        <w:rPr>
+          <w:color w:val="178037"/>
+          <w:sz w:val="26"/>
+        </w:rPr>
+        <w:t>age</w:t>
+      </w:r>
+      <w:r>
+        <w:rPr>
+          <w:color w:val="178037"/>
+          <w:spacing w:val="-5"/>
           <w:sz w:val="26"/>
         </w:rPr>
         <w:t xml:space="preserve"> </w:t>
@@ -930,20 +1032,20 @@
       </w:r>
       <w:r>
         <w:rPr>
-          <w:spacing w:val="-7"/>
-          <w:sz w:val="26"/>
-        </w:rPr>
-        <w:t xml:space="preserve"> </w:t>
-      </w:r>
-      <w:r>
-        <w:rPr>
-          <w:sz w:val="26"/>
-        </w:rPr>
-        <w:t>of</w:t>
-      </w:r>
-      <w:r>
-        <w:rPr>
-          <w:spacing w:val="-7"/>
+          <w:spacing w:val="-6"/>
+          <w:sz w:val="26"/>
+        </w:rPr>
+        <w:t xml:space="preserve"> </w:t>
+      </w:r>
+      <w:r>
+        <w:rPr>
+          <w:sz w:val="26"/>
+        </w:rPr>
+        <w:t>from</w:t>
+      </w:r>
+      <w:r>
+        <w:rPr>
+          <w:spacing w:val="-5"/>
           <w:sz w:val="26"/>
         </w:rPr>
         <w:t xml:space="preserve"> </w:t>
@@ -956,7 +1058,20 @@
       </w:r>
       <w:r>
         <w:rPr>
-          <w:spacing w:val="-7"/>
+          <w:spacing w:val="-5"/>
+          <w:sz w:val="26"/>
+        </w:rPr>
+        <w:t xml:space="preserve"> </w:t>
+      </w:r>
+      <w:r>
+        <w:rPr>
+          <w:sz w:val="26"/>
+        </w:rPr>
+        <w:t>Data</w:t>
+      </w:r>
+      <w:r>
+        <w:rPr>
+          <w:spacing w:val="-5"/>
           <w:sz w:val="26"/>
         </w:rPr>
         <w:t xml:space="preserve"> </w:t>
@@ -966,7 +1081,7 @@
           <w:spacing w:val="-2"/>
           <w:sz w:val="26"/>
         </w:rPr>
-        <w:t>Card.</w:t>
+        <w:t>pane.</w:t>
       </w:r>
     </w:p>
     <w:p>
@@ -974,12 +1089,14 @@
         <w:pStyle w:val="ListParagraph"/>
         <w:numPr>
           <w:ilvl w:val="0"/>
-          <w:numId w:val="9"/>
+          <w:numId w:val="18"/>
         </w:numPr>
         <w:tabs>
           <w:tab w:val="left" w:pos="718"/>
         </w:tabs>
+        <w:spacing w:before="45"/>
         <w:ind w:left="718" w:hanging="358"/>
+        <w:contextualSpacing w:val="0"/>
         <w:rPr>
           <w:rFonts w:ascii="Arial MT"/>
           <w:sz w:val="26"/>
@@ -989,50 +1106,37 @@
         <w:rPr>
           <w:sz w:val="26"/>
         </w:rPr>
-        <w:t>Power</w:t>
-      </w:r>
-      <w:r>
-        <w:rPr>
-          <w:spacing w:val="-6"/>
-          <w:sz w:val="26"/>
-        </w:rPr>
-        <w:t xml:space="preserve"> </w:t>
-      </w:r>
-      <w:r>
-        <w:rPr>
-          <w:sz w:val="26"/>
-        </w:rPr>
-        <w:t>BI</w:t>
-      </w:r>
-      <w:r>
-        <w:rPr>
-          <w:spacing w:val="-5"/>
-          <w:sz w:val="26"/>
-        </w:rPr>
-        <w:t xml:space="preserve"> </w:t>
-      </w:r>
-      <w:r>
-        <w:rPr>
-          <w:sz w:val="26"/>
-        </w:rPr>
-        <w:t>automatically</w:t>
-      </w:r>
-      <w:r>
-        <w:rPr>
-          <w:spacing w:val="-6"/>
-          <w:sz w:val="26"/>
-        </w:rPr>
-        <w:t xml:space="preserve"> </w:t>
-      </w:r>
-      <w:r>
-        <w:rPr>
-          <w:sz w:val="26"/>
-        </w:rPr>
-        <w:t>performs</w:t>
-      </w:r>
-      <w:r>
-        <w:rPr>
-          <w:spacing w:val="-5"/>
+        <w:t>Drop</w:t>
+      </w:r>
+      <w:r>
+        <w:rPr>
+          <w:spacing w:val="-9"/>
+          <w:sz w:val="26"/>
+        </w:rPr>
+        <w:t xml:space="preserve"> </w:t>
+      </w:r>
+      <w:r>
+        <w:rPr>
+          <w:sz w:val="26"/>
+        </w:rPr>
+        <w:t>it</w:t>
+      </w:r>
+      <w:r>
+        <w:rPr>
+          <w:spacing w:val="-7"/>
+          <w:sz w:val="26"/>
+        </w:rPr>
+        <w:t xml:space="preserve"> </w:t>
+      </w:r>
+      <w:r>
+        <w:rPr>
+          <w:sz w:val="26"/>
+        </w:rPr>
+        <w:t>into</w:t>
+      </w:r>
+      <w:r>
+        <w:rPr>
+          <w:spacing w:val="-7"/>
           <w:sz w:val="26"/>
         </w:rPr>
         <w:t xml:space="preserve"> </w:t>
@@ -1045,59 +1149,33 @@
       </w:r>
       <w:r>
         <w:rPr>
-          <w:spacing w:val="-5"/>
-          <w:sz w:val="26"/>
-        </w:rPr>
-        <w:t xml:space="preserve"> </w:t>
-      </w:r>
-      <w:r>
-        <w:rPr>
-          <w:sz w:val="26"/>
-        </w:rPr>
-        <w:t>aggregation,</w:t>
-      </w:r>
-      <w:r>
-        <w:rPr>
-          <w:spacing w:val="-6"/>
-          <w:sz w:val="26"/>
-        </w:rPr>
-        <w:t xml:space="preserve"> </w:t>
-      </w:r>
-      <w:r>
-        <w:rPr>
-          <w:sz w:val="26"/>
-        </w:rPr>
-        <w:t>such</w:t>
-      </w:r>
-      <w:r>
-        <w:rPr>
-          <w:spacing w:val="-5"/>
-          <w:sz w:val="26"/>
-        </w:rPr>
-        <w:t xml:space="preserve"> </w:t>
-      </w:r>
-      <w:r>
-        <w:rPr>
-          <w:sz w:val="26"/>
-        </w:rPr>
-        <w:t>as</w:t>
-      </w:r>
-      <w:r>
-        <w:rPr>
-          <w:spacing w:val="-6"/>
-          <w:sz w:val="26"/>
-        </w:rPr>
-        <w:t xml:space="preserve"> </w:t>
-      </w:r>
-      <w:r>
-        <w:rPr>
-          <w:sz w:val="26"/>
-        </w:rPr>
-        <w:t>Sum</w:t>
-      </w:r>
-      <w:r>
-        <w:rPr>
-          <w:spacing w:val="-5"/>
+          <w:spacing w:val="-7"/>
+          <w:sz w:val="26"/>
+        </w:rPr>
+        <w:t xml:space="preserve"> </w:t>
+      </w:r>
+      <w:r>
+        <w:rPr>
+          <w:sz w:val="26"/>
+        </w:rPr>
+        <w:t>Value</w:t>
+      </w:r>
+      <w:r>
+        <w:rPr>
+          <w:spacing w:val="-7"/>
+          <w:sz w:val="26"/>
+        </w:rPr>
+        <w:t xml:space="preserve"> </w:t>
+      </w:r>
+      <w:r>
+        <w:rPr>
+          <w:sz w:val="26"/>
+        </w:rPr>
+        <w:t>field</w:t>
+      </w:r>
+      <w:r>
+        <w:rPr>
+          <w:spacing w:val="-7"/>
           <w:sz w:val="26"/>
         </w:rPr>
         <w:t xml:space="preserve"> </w:t>
@@ -1110,7 +1188,20 @@
       </w:r>
       <w:r>
         <w:rPr>
-          <w:spacing w:val="-5"/>
+          <w:spacing w:val="-7"/>
+          <w:sz w:val="26"/>
+        </w:rPr>
+        <w:t xml:space="preserve"> </w:t>
+      </w:r>
+      <w:r>
+        <w:rPr>
+          <w:sz w:val="26"/>
+        </w:rPr>
+        <w:t>the</w:t>
+      </w:r>
+      <w:r>
+        <w:rPr>
+          <w:spacing w:val="-7"/>
           <w:sz w:val="26"/>
         </w:rPr>
         <w:t xml:space="preserve"> </w:t>
@@ -1120,14 +1211,7 @@
           <w:spacing w:val="-2"/>
           <w:sz w:val="26"/>
         </w:rPr>
-        <w:t>age</w:t>
-      </w:r>
-      <w:r>
-        <w:rPr>
-          <w:spacing w:val="-2"/>
-          <w:sz w:val="26"/>
-        </w:rPr>
-        <w:t>.</w:t>
+        <w:t>Card.</w:t>
       </w:r>
     </w:p>
     <w:p>
@@ -1135,12 +1219,14 @@
         <w:pStyle w:val="ListParagraph"/>
         <w:numPr>
           <w:ilvl w:val="0"/>
-          <w:numId w:val="9"/>
+          <w:numId w:val="18"/>
         </w:numPr>
         <w:tabs>
           <w:tab w:val="left" w:pos="718"/>
         </w:tabs>
+        <w:spacing w:before="45"/>
         <w:ind w:left="718" w:hanging="358"/>
+        <w:contextualSpacing w:val="0"/>
         <w:rPr>
           <w:rFonts w:ascii="Arial MT"/>
           <w:sz w:val="26"/>
@@ -1150,11 +1236,50 @@
         <w:rPr>
           <w:sz w:val="26"/>
         </w:rPr>
-        <w:t>Rename</w:t>
-      </w:r>
-      <w:r>
-        <w:rPr>
-          <w:spacing w:val="-10"/>
+        <w:t>Power</w:t>
+      </w:r>
+      <w:r>
+        <w:rPr>
+          <w:spacing w:val="-6"/>
+          <w:sz w:val="26"/>
+        </w:rPr>
+        <w:t xml:space="preserve"> </w:t>
+      </w:r>
+      <w:r>
+        <w:rPr>
+          <w:sz w:val="26"/>
+        </w:rPr>
+        <w:t>BI</w:t>
+      </w:r>
+      <w:r>
+        <w:rPr>
+          <w:spacing w:val="-5"/>
+          <w:sz w:val="26"/>
+        </w:rPr>
+        <w:t xml:space="preserve"> </w:t>
+      </w:r>
+      <w:r>
+        <w:rPr>
+          <w:sz w:val="26"/>
+        </w:rPr>
+        <w:t>automatically</w:t>
+      </w:r>
+      <w:r>
+        <w:rPr>
+          <w:spacing w:val="-6"/>
+          <w:sz w:val="26"/>
+        </w:rPr>
+        <w:t xml:space="preserve"> </w:t>
+      </w:r>
+      <w:r>
+        <w:rPr>
+          <w:sz w:val="26"/>
+        </w:rPr>
+        <w:t>performs</w:t>
+      </w:r>
+      <w:r>
+        <w:rPr>
+          <w:spacing w:val="-5"/>
           <w:sz w:val="26"/>
         </w:rPr>
         <w:t xml:space="preserve"> </w:t>
@@ -1167,33 +1292,33 @@
       </w:r>
       <w:r>
         <w:rPr>
-          <w:spacing w:val="-7"/>
-          <w:sz w:val="26"/>
-        </w:rPr>
-        <w:t xml:space="preserve"> </w:t>
-      </w:r>
-      <w:r>
-        <w:rPr>
-          <w:sz w:val="26"/>
-        </w:rPr>
-        <w:t>card</w:t>
-      </w:r>
-      <w:r>
-        <w:rPr>
-          <w:spacing w:val="-7"/>
-          <w:sz w:val="26"/>
-        </w:rPr>
-        <w:t xml:space="preserve"> </w:t>
-      </w:r>
-      <w:r>
-        <w:rPr>
-          <w:sz w:val="26"/>
-        </w:rPr>
-        <w:t>title</w:t>
-      </w:r>
-      <w:r>
-        <w:rPr>
-          <w:spacing w:val="-7"/>
+          <w:spacing w:val="-5"/>
+          <w:sz w:val="26"/>
+        </w:rPr>
+        <w:t xml:space="preserve"> </w:t>
+      </w:r>
+      <w:r>
+        <w:rPr>
+          <w:sz w:val="26"/>
+        </w:rPr>
+        <w:t>aggregation,</w:t>
+      </w:r>
+      <w:r>
+        <w:rPr>
+          <w:spacing w:val="-6"/>
+          <w:sz w:val="26"/>
+        </w:rPr>
+        <w:t xml:space="preserve"> </w:t>
+      </w:r>
+      <w:r>
+        <w:rPr>
+          <w:sz w:val="26"/>
+        </w:rPr>
+        <w:t>such</w:t>
+      </w:r>
+      <w:r>
+        <w:rPr>
+          <w:spacing w:val="-5"/>
           <w:sz w:val="26"/>
         </w:rPr>
         <w:t xml:space="preserve"> </w:t>
@@ -1206,20 +1331,33 @@
       </w:r>
       <w:r>
         <w:rPr>
-          <w:spacing w:val="-7"/>
-          <w:sz w:val="26"/>
-        </w:rPr>
-        <w:t xml:space="preserve"> </w:t>
-      </w:r>
-      <w:r>
-        <w:rPr>
-          <w:sz w:val="26"/>
-        </w:rPr>
-        <w:t>Total</w:t>
-      </w:r>
-      <w:r>
-        <w:rPr>
-          <w:spacing w:val="-7"/>
+          <w:spacing w:val="-6"/>
+          <w:sz w:val="26"/>
+        </w:rPr>
+        <w:t xml:space="preserve"> </w:t>
+      </w:r>
+      <w:r>
+        <w:rPr>
+          <w:sz w:val="26"/>
+        </w:rPr>
+        <w:t>Sum</w:t>
+      </w:r>
+      <w:r>
+        <w:rPr>
+          <w:spacing w:val="-5"/>
+          <w:sz w:val="26"/>
+        </w:rPr>
+        <w:t xml:space="preserve"> </w:t>
+      </w:r>
+      <w:r>
+        <w:rPr>
+          <w:sz w:val="26"/>
+        </w:rPr>
+        <w:t>of</w:t>
+      </w:r>
+      <w:r>
+        <w:rPr>
+          <w:spacing w:val="-5"/>
           <w:sz w:val="26"/>
         </w:rPr>
         <w:t xml:space="preserve"> </w:t>
@@ -1229,7 +1367,7 @@
           <w:spacing w:val="-2"/>
           <w:sz w:val="26"/>
         </w:rPr>
-        <w:t>Followers.</w:t>
+        <w:t>age.</w:t>
       </w:r>
     </w:p>
     <w:p>
@@ -1237,12 +1375,118 @@
         <w:pStyle w:val="ListParagraph"/>
         <w:numPr>
           <w:ilvl w:val="0"/>
-          <w:numId w:val="9"/>
+          <w:numId w:val="18"/>
         </w:numPr>
         <w:tabs>
+          <w:tab w:val="left" w:pos="718"/>
+        </w:tabs>
+        <w:spacing w:before="45"/>
+        <w:ind w:left="718" w:hanging="358"/>
+        <w:contextualSpacing w:val="0"/>
+        <w:rPr>
+          <w:rFonts w:ascii="Arial MT"/>
+          <w:sz w:val="26"/>
+        </w:rPr>
+      </w:pPr>
+      <w:r>
+        <w:rPr>
+          <w:sz w:val="26"/>
+        </w:rPr>
+        <w:t>Rename</w:t>
+      </w:r>
+      <w:r>
+        <w:rPr>
+          <w:spacing w:val="-10"/>
+          <w:sz w:val="26"/>
+        </w:rPr>
+        <w:t xml:space="preserve"> </w:t>
+      </w:r>
+      <w:r>
+        <w:rPr>
+          <w:sz w:val="26"/>
+        </w:rPr>
+        <w:t>the</w:t>
+      </w:r>
+      <w:r>
+        <w:rPr>
+          <w:spacing w:val="-7"/>
+          <w:sz w:val="26"/>
+        </w:rPr>
+        <w:t xml:space="preserve"> </w:t>
+      </w:r>
+      <w:r>
+        <w:rPr>
+          <w:sz w:val="26"/>
+        </w:rPr>
+        <w:t>card</w:t>
+      </w:r>
+      <w:r>
+        <w:rPr>
+          <w:spacing w:val="-7"/>
+          <w:sz w:val="26"/>
+        </w:rPr>
+        <w:t xml:space="preserve"> </w:t>
+      </w:r>
+      <w:r>
+        <w:rPr>
+          <w:sz w:val="26"/>
+        </w:rPr>
+        <w:t>title</w:t>
+      </w:r>
+      <w:r>
+        <w:rPr>
+          <w:spacing w:val="-7"/>
+          <w:sz w:val="26"/>
+        </w:rPr>
+        <w:t xml:space="preserve"> </w:t>
+      </w:r>
+      <w:r>
+        <w:rPr>
+          <w:sz w:val="26"/>
+        </w:rPr>
+        <w:t>as</w:t>
+      </w:r>
+      <w:r>
+        <w:rPr>
+          <w:spacing w:val="-7"/>
+          <w:sz w:val="26"/>
+        </w:rPr>
+        <w:t xml:space="preserve"> </w:t>
+      </w:r>
+      <w:r>
+        <w:rPr>
+          <w:sz w:val="26"/>
+        </w:rPr>
+        <w:t>Total</w:t>
+      </w:r>
+      <w:r>
+        <w:rPr>
+          <w:spacing w:val="-7"/>
+          <w:sz w:val="26"/>
+        </w:rPr>
+        <w:t xml:space="preserve"> </w:t>
+      </w:r>
+      <w:r>
+        <w:rPr>
+          <w:spacing w:val="-2"/>
+          <w:sz w:val="26"/>
+        </w:rPr>
+        <w:t>Followers.</w:t>
+      </w:r>
+    </w:p>
+    <w:p>
+      <w:pPr>
+        <w:pStyle w:val="ListParagraph"/>
+        <w:numPr>
+          <w:ilvl w:val="0"/>
+          <w:numId w:val="18"/>
+        </w:numPr>
+        <w:tabs>
           <w:tab w:val="left" w:pos="719"/>
         </w:tabs>
+        <w:spacing w:before="45"/>
         <w:ind w:left="719" w:hanging="359"/>
+        <w:contextualSpacing w:val="0"/>
         <w:rPr>
           <w:sz w:val="26"/>
         </w:rPr>
@@ -1331,8 +1575,8 @@
         <w:pStyle w:val="BodyText"/>
         <w:spacing w:before="1"/>
       </w:pPr>
-      <w:bookmarkStart w:id="5" w:name="Output_:_"/>
-      <w:bookmarkEnd w:id="5"/>
+      <w:bookmarkStart w:id="1" w:name="Output_:_"/>
+      <w:bookmarkEnd w:id="1"/>
       <w:r>
         <w:t>Output</w:t>
       </w:r>
@@ -1357,7 +1601,7 @@
           <w:sz w:val="20"/>
         </w:rPr>
         <w:drawing>
-          <wp:inline distT="0" distB="0" distL="0" distR="0" wp14:anchorId="59703B56" wp14:editId="41A13705">
+          <wp:inline distT="0" distB="0" distL="0" distR="0" wp14:anchorId="42B92050" wp14:editId="53197447">
             <wp:extent cx="2019582" cy="1609950"/>
             <wp:effectExtent l="0" t="0" r="0" b="9525"/>
             <wp:docPr id="2015264457" name="Picture 1"/>
@@ -1372,7 +1616,7 @@
                     <pic:cNvPicPr/>
                   </pic:nvPicPr>
                   <pic:blipFill>
-                    <a:blip r:embed="rId6"/>
+                    <a:blip r:embed="rId5"/>
                     <a:stretch>
                       <a:fillRect/>
                     </a:stretch>
@@ -1405,8 +1649,8 @@
         <w:spacing w:before="1" w:line="501" w:lineRule="auto"/>
         <w:ind w:right="4601"/>
       </w:pPr>
-      <w:bookmarkStart w:id="6" w:name="Diagram_2:_KPI_Card_–_Total_Engagement_"/>
-      <w:bookmarkEnd w:id="6"/>
+      <w:bookmarkStart w:id="2" w:name="Diagram_2:_KPI_Card_–_Total_Engagement_"/>
+      <w:bookmarkEnd w:id="2"/>
       <w:r>
         <w:t>Diagram</w:t>
       </w:r>
@@ -1477,13 +1721,14 @@
         <w:pStyle w:val="ListParagraph"/>
         <w:numPr>
           <w:ilvl w:val="0"/>
-          <w:numId w:val="8"/>
+          <w:numId w:val="17"/>
         </w:numPr>
         <w:tabs>
           <w:tab w:val="left" w:pos="718"/>
         </w:tabs>
-        <w:spacing w:before="0" w:line="258" w:lineRule="exact"/>
+        <w:spacing w:line="258" w:lineRule="exact"/>
         <w:ind w:left="718" w:hanging="358"/>
+        <w:contextualSpacing w:val="0"/>
         <w:rPr>
           <w:rFonts w:ascii="Arial MT"/>
           <w:sz w:val="26"/>
@@ -1554,12 +1799,14 @@
         <w:pStyle w:val="ListParagraph"/>
         <w:numPr>
           <w:ilvl w:val="0"/>
-          <w:numId w:val="8"/>
+          <w:numId w:val="17"/>
         </w:numPr>
         <w:tabs>
           <w:tab w:val="left" w:pos="718"/>
         </w:tabs>
+        <w:spacing w:before="45"/>
         <w:ind w:left="718" w:hanging="358"/>
+        <w:contextualSpacing w:val="0"/>
         <w:rPr>
           <w:rFonts w:ascii="Arial MT"/>
           <w:sz w:val="26"/>
@@ -1671,12 +1918,14 @@
         <w:pStyle w:val="ListParagraph"/>
         <w:numPr>
           <w:ilvl w:val="0"/>
-          <w:numId w:val="8"/>
+          <w:numId w:val="17"/>
         </w:numPr>
         <w:tabs>
           <w:tab w:val="left" w:pos="718"/>
         </w:tabs>
+        <w:spacing w:before="45"/>
         <w:ind w:left="718" w:hanging="358"/>
+        <w:contextualSpacing w:val="0"/>
         <w:rPr>
           <w:rFonts w:ascii="Arial MT"/>
           <w:sz w:val="26"/>
@@ -1762,12 +2011,14 @@
         <w:pStyle w:val="ListParagraph"/>
         <w:numPr>
           <w:ilvl w:val="0"/>
-          <w:numId w:val="8"/>
+          <w:numId w:val="17"/>
         </w:numPr>
         <w:tabs>
           <w:tab w:val="left" w:pos="719"/>
         </w:tabs>
+        <w:spacing w:before="45"/>
         <w:ind w:left="719" w:hanging="359"/>
+        <w:contextualSpacing w:val="0"/>
         <w:rPr>
           <w:sz w:val="26"/>
         </w:rPr>
@@ -1876,13 +2127,14 @@
         <w:pStyle w:val="ListParagraph"/>
         <w:numPr>
           <w:ilvl w:val="0"/>
-          <w:numId w:val="8"/>
+          <w:numId w:val="17"/>
         </w:numPr>
         <w:tabs>
           <w:tab w:val="left" w:pos="718"/>
         </w:tabs>
         <w:spacing w:before="44"/>
         <w:ind w:left="718" w:hanging="358"/>
+        <w:contextualSpacing w:val="0"/>
         <w:rPr>
           <w:rFonts w:ascii="Arial MT"/>
           <w:sz w:val="26"/>
@@ -1959,12 +2211,14 @@
         <w:pStyle w:val="ListParagraph"/>
         <w:numPr>
           <w:ilvl w:val="0"/>
-          <w:numId w:val="8"/>
+          <w:numId w:val="17"/>
         </w:numPr>
         <w:tabs>
           <w:tab w:val="left" w:pos="719"/>
         </w:tabs>
+        <w:spacing w:before="45"/>
         <w:ind w:left="719" w:hanging="359"/>
+        <w:contextualSpacing w:val="0"/>
         <w:rPr>
           <w:sz w:val="26"/>
         </w:rPr>
@@ -2025,10 +2279,15 @@
     <w:p>
       <w:pPr>
         <w:pStyle w:val="BodyText"/>
-        <w:spacing w:before="0"/>
         <w:sectPr>
           <w:pgSz w:w="12240" w:h="15840"/>
           <w:pgMar w:top="1380" w:right="1080" w:bottom="280" w:left="1440" w:header="720" w:footer="720" w:gutter="0"/>
+          <w:pgBorders w:offsetFrom="page">
+            <w:top w:val="single" w:sz="4" w:space="24" w:color="auto"/>
+            <w:left w:val="single" w:sz="4" w:space="24" w:color="auto"/>
+            <w:bottom w:val="single" w:sz="4" w:space="24" w:color="auto"/>
+            <w:right w:val="single" w:sz="4" w:space="24" w:color="auto"/>
+          </w:pgBorders>
           <w:cols w:space="720"/>
         </w:sectPr>
       </w:pPr>
@@ -2053,7 +2312,7 @@
         </w:rPr>
         <w:lastRenderedPageBreak/>
         <w:drawing>
-          <wp:inline distT="0" distB="0" distL="0" distR="0" wp14:anchorId="7ED38ABF" wp14:editId="0D9795E6">
+          <wp:inline distT="0" distB="0" distL="0" distR="0" wp14:anchorId="128EB21F" wp14:editId="0753F913">
             <wp:extent cx="1823971" cy="1874520"/>
             <wp:effectExtent l="0" t="0" r="5080" b="0"/>
             <wp:docPr id="687477065" name="Picture 1"/>
@@ -2068,7 +2327,7 @@
                     <pic:cNvPicPr/>
                   </pic:nvPicPr>
                   <pic:blipFill>
-                    <a:blip r:embed="rId7"/>
+                    <a:blip r:embed="rId6"/>
                     <a:stretch>
                       <a:fillRect/>
                     </a:stretch>
@@ -2098,7 +2357,7 @@
     <w:p>
       <w:pPr>
         <w:pStyle w:val="BodyText"/>
-        <w:spacing w:before="0" w:line="501" w:lineRule="auto"/>
+        <w:spacing w:line="501" w:lineRule="auto"/>
         <w:ind w:right="4601"/>
       </w:pPr>
       <w:r>
@@ -2153,7 +2412,7 @@
     <w:p>
       <w:pPr>
         <w:pStyle w:val="BodyText"/>
-        <w:spacing w:before="0" w:line="501" w:lineRule="auto"/>
+        <w:spacing w:line="501" w:lineRule="auto"/>
         <w:ind w:right="4601"/>
       </w:pPr>
       <w:r>
@@ -2168,7 +2427,7 @@
         <w:pStyle w:val="BodyText"/>
         <w:numPr>
           <w:ilvl w:val="0"/>
-          <w:numId w:val="12"/>
+          <w:numId w:val="19"/>
         </w:numPr>
         <w:spacing w:before="25"/>
         <w:rPr>
@@ -2187,7 +2446,7 @@
         <w:pStyle w:val="BodyText"/>
         <w:numPr>
           <w:ilvl w:val="0"/>
-          <w:numId w:val="12"/>
+          <w:numId w:val="19"/>
         </w:numPr>
         <w:spacing w:before="25"/>
         <w:rPr>
@@ -2206,7 +2465,7 @@
         <w:pStyle w:val="BodyText"/>
         <w:numPr>
           <w:ilvl w:val="0"/>
-          <w:numId w:val="12"/>
+          <w:numId w:val="19"/>
         </w:numPr>
         <w:spacing w:before="25"/>
         <w:rPr>
@@ -2217,7 +2476,21 @@
         <w:rPr>
           <w:szCs w:val="22"/>
         </w:rPr>
-        <w:t>Drag chol (Cholesterol) into the Y-axis.</w:t>
+        <w:t xml:space="preserve">Drag </w:t>
+      </w:r>
+      <w:proofErr w:type="spellStart"/>
+      <w:r>
+        <w:rPr>
+          <w:szCs w:val="22"/>
+        </w:rPr>
+        <w:t>chol</w:t>
+      </w:r>
+      <w:proofErr w:type="spellEnd"/>
+      <w:r>
+        <w:rPr>
+          <w:szCs w:val="22"/>
+        </w:rPr>
+        <w:t xml:space="preserve"> (Cholesterol) into the Y-axis.</w:t>
       </w:r>
     </w:p>
     <w:p>
@@ -2225,7 +2498,7 @@
         <w:pStyle w:val="BodyText"/>
         <w:numPr>
           <w:ilvl w:val="0"/>
-          <w:numId w:val="12"/>
+          <w:numId w:val="19"/>
         </w:numPr>
         <w:spacing w:before="25"/>
         <w:rPr>
@@ -2236,7 +2509,21 @@
         <w:rPr>
           <w:szCs w:val="22"/>
         </w:rPr>
-        <w:t>Change the aggregation of chol to Average.</w:t>
+        <w:t xml:space="preserve">Change the aggregation of </w:t>
+      </w:r>
+      <w:proofErr w:type="spellStart"/>
+      <w:r>
+        <w:rPr>
+          <w:szCs w:val="22"/>
+        </w:rPr>
+        <w:t>chol</w:t>
+      </w:r>
+      <w:proofErr w:type="spellEnd"/>
+      <w:r>
+        <w:rPr>
+          <w:szCs w:val="22"/>
+        </w:rPr>
+        <w:t xml:space="preserve"> to Average.</w:t>
       </w:r>
     </w:p>
     <w:p>
@@ -2244,7 +2531,7 @@
         <w:pStyle w:val="BodyText"/>
         <w:numPr>
           <w:ilvl w:val="0"/>
-          <w:numId w:val="12"/>
+          <w:numId w:val="19"/>
         </w:numPr>
         <w:spacing w:before="25"/>
         <w:rPr>
@@ -2263,7 +2550,7 @@
         <w:pStyle w:val="BodyText"/>
         <w:numPr>
           <w:ilvl w:val="0"/>
-          <w:numId w:val="12"/>
+          <w:numId w:val="19"/>
         </w:numPr>
         <w:spacing w:before="25"/>
         <w:rPr>
@@ -2282,7 +2569,7 @@
         <w:pStyle w:val="BodyText"/>
         <w:numPr>
           <w:ilvl w:val="0"/>
-          <w:numId w:val="12"/>
+          <w:numId w:val="19"/>
         </w:numPr>
         <w:spacing w:before="25"/>
         <w:rPr>
@@ -2324,10 +2611,11 @@
       </w:pPr>
       <w:r>
         <w:rPr>
+          <w:noProof/>
           <w:sz w:val="20"/>
         </w:rPr>
         <w:drawing>
-          <wp:inline distT="0" distB="0" distL="0" distR="0" wp14:anchorId="7B6ECC3F" wp14:editId="649E8FB6">
+          <wp:inline distT="0" distB="0" distL="0" distR="0" wp14:anchorId="3B870F04" wp14:editId="4757E05F">
             <wp:extent cx="3048425" cy="2324424"/>
             <wp:effectExtent l="0" t="0" r="0" b="0"/>
             <wp:docPr id="1312551623" name="Picture 1"/>
@@ -2342,7 +2630,7 @@
                     <pic:cNvPicPr/>
                   </pic:nvPicPr>
                   <pic:blipFill>
-                    <a:blip r:embed="rId8"/>
+                    <a:blip r:embed="rId7"/>
                     <a:stretch>
                       <a:fillRect/>
                     </a:stretch>
@@ -2372,6 +2660,12 @@
         <w:sectPr>
           <w:pgSz w:w="12240" w:h="15840"/>
           <w:pgMar w:top="1460" w:right="1080" w:bottom="280" w:left="1440" w:header="720" w:footer="720" w:gutter="0"/>
+          <w:pgBorders w:offsetFrom="page">
+            <w:top w:val="single" w:sz="4" w:space="24" w:color="auto"/>
+            <w:left w:val="single" w:sz="4" w:space="24" w:color="auto"/>
+            <w:bottom w:val="single" w:sz="4" w:space="24" w:color="auto"/>
+            <w:right w:val="single" w:sz="4" w:space="24" w:color="auto"/>
+          </w:pgBorders>
           <w:cols w:space="720"/>
         </w:sectPr>
       </w:pPr>
@@ -2382,8 +2676,8 @@
         <w:spacing w:before="60" w:line="501" w:lineRule="auto"/>
         <w:ind w:right="2616"/>
       </w:pPr>
-      <w:bookmarkStart w:id="7" w:name="Diagram_4:_Column_Chart_–_Engagement_by_"/>
-      <w:bookmarkEnd w:id="7"/>
+      <w:bookmarkStart w:id="3" w:name="Diagram_4:_Column_Chart_–_Engagement_by_"/>
+      <w:bookmarkEnd w:id="3"/>
       <w:r>
         <w:lastRenderedPageBreak/>
         <w:t>Diagram</w:t>
@@ -2448,7 +2742,7 @@
         <w:pStyle w:val="BodyText"/>
         <w:numPr>
           <w:ilvl w:val="0"/>
-          <w:numId w:val="13"/>
+          <w:numId w:val="20"/>
         </w:numPr>
         <w:spacing w:before="25"/>
         <w:rPr>
@@ -2467,7 +2761,7 @@
         <w:pStyle w:val="BodyText"/>
         <w:numPr>
           <w:ilvl w:val="0"/>
-          <w:numId w:val="13"/>
+          <w:numId w:val="20"/>
         </w:numPr>
         <w:spacing w:before="25"/>
         <w:rPr>
@@ -2486,7 +2780,7 @@
         <w:pStyle w:val="BodyText"/>
         <w:numPr>
           <w:ilvl w:val="0"/>
-          <w:numId w:val="13"/>
+          <w:numId w:val="20"/>
         </w:numPr>
         <w:spacing w:before="25"/>
         <w:rPr>
@@ -2505,7 +2799,7 @@
         <w:pStyle w:val="BodyText"/>
         <w:numPr>
           <w:ilvl w:val="0"/>
-          <w:numId w:val="13"/>
+          <w:numId w:val="20"/>
         </w:numPr>
         <w:spacing w:before="25"/>
         <w:rPr>
@@ -2524,7 +2818,7 @@
         <w:pStyle w:val="BodyText"/>
         <w:numPr>
           <w:ilvl w:val="0"/>
-          <w:numId w:val="13"/>
+          <w:numId w:val="20"/>
         </w:numPr>
         <w:spacing w:before="25"/>
         <w:rPr>
@@ -2543,7 +2837,7 @@
         <w:pStyle w:val="BodyText"/>
         <w:numPr>
           <w:ilvl w:val="0"/>
-          <w:numId w:val="13"/>
+          <w:numId w:val="20"/>
         </w:numPr>
         <w:spacing w:before="25"/>
         <w:rPr>
@@ -2562,7 +2856,7 @@
         <w:pStyle w:val="BodyText"/>
         <w:numPr>
           <w:ilvl w:val="0"/>
-          <w:numId w:val="13"/>
+          <w:numId w:val="20"/>
         </w:numPr>
         <w:spacing w:before="25"/>
         <w:rPr>
@@ -2585,7 +2879,6 @@
     <w:p>
       <w:pPr>
         <w:pStyle w:val="BodyText"/>
-        <w:spacing w:before="0"/>
       </w:pPr>
       <w:r>
         <w:rPr>
@@ -2604,10 +2897,11 @@
       </w:pPr>
       <w:r>
         <w:rPr>
+          <w:noProof/>
           <w:sz w:val="20"/>
         </w:rPr>
         <w:drawing>
-          <wp:inline distT="0" distB="0" distL="0" distR="0" wp14:anchorId="54BED258" wp14:editId="379866EA">
+          <wp:inline distT="0" distB="0" distL="0" distR="0" wp14:anchorId="11478723" wp14:editId="00180F67">
             <wp:extent cx="4258269" cy="2934109"/>
             <wp:effectExtent l="0" t="0" r="9525" b="0"/>
             <wp:docPr id="358536167" name="Picture 1"/>
@@ -2622,7 +2916,7 @@
                     <pic:cNvPicPr/>
                   </pic:nvPicPr>
                   <pic:blipFill>
-                    <a:blip r:embed="rId9"/>
+                    <a:blip r:embed="rId8"/>
                     <a:stretch>
                       <a:fillRect/>
                     </a:stretch>
@@ -2646,7 +2940,6 @@
     <w:p>
       <w:pPr>
         <w:pStyle w:val="BodyText"/>
-        <w:spacing w:before="0"/>
       </w:pPr>
     </w:p>
     <w:p>
@@ -2658,11 +2951,11 @@
     <w:p>
       <w:pPr>
         <w:pStyle w:val="BodyText"/>
-        <w:spacing w:before="0" w:line="501" w:lineRule="auto"/>
+        <w:spacing w:line="501" w:lineRule="auto"/>
         <w:ind w:right="2616"/>
       </w:pPr>
-      <w:bookmarkStart w:id="8" w:name="Diagram_5:_Donut/Pie_Chart_–_Engagement_"/>
-      <w:bookmarkEnd w:id="8"/>
+      <w:bookmarkStart w:id="4" w:name="Diagram_5:_Donut/Pie_Chart_–_Engagement_"/>
+      <w:bookmarkEnd w:id="4"/>
       <w:r>
         <w:t>Diagram</w:t>
       </w:r>
@@ -2715,7 +3008,7 @@
     <w:p>
       <w:pPr>
         <w:pStyle w:val="BodyText"/>
-        <w:spacing w:before="0" w:line="501" w:lineRule="auto"/>
+        <w:spacing w:line="501" w:lineRule="auto"/>
         <w:ind w:right="2616"/>
       </w:pPr>
       <w:r>
@@ -2730,8 +3023,10 @@
         <w:pStyle w:val="ListParagraph"/>
         <w:numPr>
           <w:ilvl w:val="0"/>
-          <w:numId w:val="14"/>
+          <w:numId w:val="21"/>
         </w:numPr>
+        <w:spacing w:before="45"/>
+        <w:contextualSpacing w:val="0"/>
         <w:rPr>
           <w:sz w:val="26"/>
         </w:rPr>
@@ -2748,8 +3043,10 @@
         <w:pStyle w:val="ListParagraph"/>
         <w:numPr>
           <w:ilvl w:val="0"/>
-          <w:numId w:val="14"/>
+          <w:numId w:val="21"/>
         </w:numPr>
+        <w:spacing w:before="45"/>
+        <w:contextualSpacing w:val="0"/>
         <w:rPr>
           <w:sz w:val="26"/>
         </w:rPr>
@@ -2766,8 +3063,10 @@
         <w:pStyle w:val="ListParagraph"/>
         <w:numPr>
           <w:ilvl w:val="0"/>
-          <w:numId w:val="14"/>
+          <w:numId w:val="21"/>
         </w:numPr>
+        <w:spacing w:before="45"/>
+        <w:contextualSpacing w:val="0"/>
         <w:rPr>
           <w:sz w:val="26"/>
         </w:rPr>
@@ -2784,8 +3083,10 @@
         <w:pStyle w:val="ListParagraph"/>
         <w:numPr>
           <w:ilvl w:val="0"/>
-          <w:numId w:val="14"/>
+          <w:numId w:val="21"/>
         </w:numPr>
+        <w:spacing w:before="45"/>
+        <w:contextualSpacing w:val="0"/>
         <w:rPr>
           <w:sz w:val="26"/>
         </w:rPr>
@@ -2802,8 +3103,10 @@
         <w:pStyle w:val="ListParagraph"/>
         <w:numPr>
           <w:ilvl w:val="0"/>
-          <w:numId w:val="14"/>
+          <w:numId w:val="21"/>
         </w:numPr>
+        <w:spacing w:before="45"/>
+        <w:contextualSpacing w:val="0"/>
         <w:rPr>
           <w:sz w:val="26"/>
         </w:rPr>
@@ -2820,8 +3123,10 @@
         <w:pStyle w:val="ListParagraph"/>
         <w:numPr>
           <w:ilvl w:val="0"/>
-          <w:numId w:val="14"/>
+          <w:numId w:val="21"/>
         </w:numPr>
+        <w:spacing w:before="45"/>
+        <w:contextualSpacing w:val="0"/>
         <w:rPr>
           <w:sz w:val="26"/>
         </w:rPr>
@@ -2838,14 +3143,22 @@
         <w:pStyle w:val="ListParagraph"/>
         <w:numPr>
           <w:ilvl w:val="0"/>
-          <w:numId w:val="14"/>
+          <w:numId w:val="21"/>
         </w:numPr>
+        <w:spacing w:before="45"/>
+        <w:contextualSpacing w:val="0"/>
         <w:rPr>
           <w:sz w:val="26"/>
         </w:rPr>
         <w:sectPr>
           <w:pgSz w:w="12240" w:h="15840"/>
           <w:pgMar w:top="1380" w:right="1080" w:bottom="280" w:left="1440" w:header="720" w:footer="720" w:gutter="0"/>
+          <w:pgBorders w:offsetFrom="page">
+            <w:top w:val="single" w:sz="4" w:space="24" w:color="auto"/>
+            <w:left w:val="single" w:sz="4" w:space="24" w:color="auto"/>
+            <w:bottom w:val="single" w:sz="4" w:space="24" w:color="auto"/>
+            <w:right w:val="single" w:sz="4" w:space="24" w:color="auto"/>
+          </w:pgBorders>
           <w:cols w:space="720"/>
         </w:sectPr>
       </w:pPr>
@@ -2879,10 +3192,11 @@
       </w:pPr>
       <w:r>
         <w:rPr>
+          <w:noProof/>
           <w:sz w:val="20"/>
         </w:rPr>
         <w:drawing>
-          <wp:inline distT="0" distB="0" distL="0" distR="0" wp14:anchorId="38C24938" wp14:editId="107FBE8A">
+          <wp:inline distT="0" distB="0" distL="0" distR="0" wp14:anchorId="3613930C" wp14:editId="27FD08C8">
             <wp:extent cx="4229690" cy="2686425"/>
             <wp:effectExtent l="0" t="0" r="0" b="0"/>
             <wp:docPr id="215491995" name="Picture 1"/>
@@ -2897,7 +3211,7 @@
                     <pic:cNvPicPr/>
                   </pic:nvPicPr>
                   <pic:blipFill>
-                    <a:blip r:embed="rId10"/>
+                    <a:blip r:embed="rId9"/>
                     <a:stretch>
                       <a:fillRect/>
                     </a:stretch>
@@ -2921,7 +3235,6 @@
     <w:p>
       <w:pPr>
         <w:pStyle w:val="BodyText"/>
-        <w:spacing w:before="0"/>
       </w:pPr>
     </w:p>
     <w:p>
@@ -2933,11 +3246,11 @@
     <w:p>
       <w:pPr>
         <w:pStyle w:val="BodyText"/>
-        <w:spacing w:before="0" w:line="501" w:lineRule="auto"/>
+        <w:spacing w:line="501" w:lineRule="auto"/>
         <w:ind w:right="4601"/>
       </w:pPr>
-      <w:bookmarkStart w:id="9" w:name="Diagram_6:_Table_–_Top_Posts_by_Engageme"/>
-      <w:bookmarkEnd w:id="9"/>
+      <w:bookmarkStart w:id="5" w:name="Diagram_6:_Table_–_Top_Posts_by_Engageme"/>
+      <w:bookmarkEnd w:id="5"/>
       <w:r>
         <w:t>Diagram</w:t>
       </w:r>
@@ -3016,7 +3329,7 @@
         <w:pStyle w:val="BodyText"/>
         <w:numPr>
           <w:ilvl w:val="0"/>
-          <w:numId w:val="15"/>
+          <w:numId w:val="22"/>
         </w:numPr>
         <w:spacing w:before="26"/>
         <w:rPr>
@@ -3035,7 +3348,7 @@
         <w:pStyle w:val="BodyText"/>
         <w:numPr>
           <w:ilvl w:val="0"/>
-          <w:numId w:val="15"/>
+          <w:numId w:val="22"/>
         </w:numPr>
         <w:spacing w:before="26"/>
         <w:rPr>
@@ -3054,7 +3367,7 @@
         <w:pStyle w:val="BodyText"/>
         <w:numPr>
           <w:ilvl w:val="0"/>
-          <w:numId w:val="15"/>
+          <w:numId w:val="22"/>
         </w:numPr>
         <w:spacing w:before="26"/>
         <w:rPr>
@@ -3073,7 +3386,7 @@
         <w:pStyle w:val="BodyText"/>
         <w:numPr>
           <w:ilvl w:val="0"/>
-          <w:numId w:val="15"/>
+          <w:numId w:val="22"/>
         </w:numPr>
         <w:spacing w:before="26"/>
         <w:rPr>
@@ -3084,7 +3397,21 @@
         <w:rPr>
           <w:szCs w:val="22"/>
         </w:rPr>
-        <w:t>Drag chol (Cholesterol) into the table.</w:t>
+        <w:t xml:space="preserve">Drag </w:t>
+      </w:r>
+      <w:proofErr w:type="spellStart"/>
+      <w:r>
+        <w:rPr>
+          <w:szCs w:val="22"/>
+        </w:rPr>
+        <w:t>chol</w:t>
+      </w:r>
+      <w:proofErr w:type="spellEnd"/>
+      <w:r>
+        <w:rPr>
+          <w:szCs w:val="22"/>
+        </w:rPr>
+        <w:t xml:space="preserve"> (Cholesterol) into the table.</w:t>
       </w:r>
     </w:p>
     <w:p>
@@ -3092,7 +3419,7 @@
         <w:pStyle w:val="BodyText"/>
         <w:numPr>
           <w:ilvl w:val="0"/>
-          <w:numId w:val="15"/>
+          <w:numId w:val="22"/>
         </w:numPr>
         <w:spacing w:before="26"/>
         <w:rPr>
@@ -3103,7 +3430,21 @@
         <w:rPr>
           <w:szCs w:val="22"/>
         </w:rPr>
-        <w:t>Drag thalach (Maximum Heart Rate) into the table.</w:t>
+        <w:t xml:space="preserve">Drag </w:t>
+      </w:r>
+      <w:proofErr w:type="spellStart"/>
+      <w:r>
+        <w:rPr>
+          <w:szCs w:val="22"/>
+        </w:rPr>
+        <w:t>thalach</w:t>
+      </w:r>
+      <w:proofErr w:type="spellEnd"/>
+      <w:r>
+        <w:rPr>
+          <w:szCs w:val="22"/>
+        </w:rPr>
+        <w:t xml:space="preserve"> (Maximum Heart Rate) into the table.</w:t>
       </w:r>
     </w:p>
     <w:p>
@@ -3111,7 +3452,7 @@
         <w:pStyle w:val="BodyText"/>
         <w:numPr>
           <w:ilvl w:val="0"/>
-          <w:numId w:val="15"/>
+          <w:numId w:val="22"/>
         </w:numPr>
         <w:spacing w:before="26"/>
         <w:rPr>
@@ -3130,7 +3471,7 @@
         <w:pStyle w:val="BodyText"/>
         <w:numPr>
           <w:ilvl w:val="0"/>
-          <w:numId w:val="15"/>
+          <w:numId w:val="22"/>
         </w:numPr>
         <w:spacing w:before="26"/>
         <w:rPr>
@@ -3141,7 +3482,21 @@
         <w:rPr>
           <w:szCs w:val="22"/>
         </w:rPr>
-        <w:t>Sort the chol column in descending order (or sort target to view heart disease cases first).</w:t>
+        <w:t xml:space="preserve">Sort the </w:t>
+      </w:r>
+      <w:proofErr w:type="spellStart"/>
+      <w:r>
+        <w:rPr>
+          <w:szCs w:val="22"/>
+        </w:rPr>
+        <w:t>chol</w:t>
+      </w:r>
+      <w:proofErr w:type="spellEnd"/>
+      <w:r>
+        <w:rPr>
+          <w:szCs w:val="22"/>
+        </w:rPr>
+        <w:t xml:space="preserve"> column in descending order (or sort target to view heart disease cases first).</w:t>
       </w:r>
     </w:p>
     <w:p>
@@ -3149,7 +3504,7 @@
         <w:pStyle w:val="BodyText"/>
         <w:numPr>
           <w:ilvl w:val="0"/>
-          <w:numId w:val="15"/>
+          <w:numId w:val="22"/>
         </w:numPr>
         <w:spacing w:before="26"/>
         <w:rPr>
@@ -3172,7 +3527,6 @@
     <w:p>
       <w:pPr>
         <w:pStyle w:val="BodyText"/>
-        <w:spacing w:before="0"/>
       </w:pPr>
       <w:r>
         <w:rPr>
@@ -3191,10 +3545,11 @@
       </w:pPr>
       <w:r>
         <w:rPr>
+          <w:noProof/>
           <w:sz w:val="20"/>
         </w:rPr>
         <w:drawing>
-          <wp:inline distT="0" distB="0" distL="0" distR="0" wp14:anchorId="2C9C74D4" wp14:editId="34EE1254">
+          <wp:inline distT="0" distB="0" distL="0" distR="0" wp14:anchorId="3146A478" wp14:editId="7E2051D4">
             <wp:extent cx="1356360" cy="1910642"/>
             <wp:effectExtent l="0" t="0" r="0" b="0"/>
             <wp:docPr id="2010002946" name="Picture 1"/>
@@ -3209,7 +3564,7 @@
                     <pic:cNvPicPr/>
                   </pic:nvPicPr>
                   <pic:blipFill>
-                    <a:blip r:embed="rId11"/>
+                    <a:blip r:embed="rId10"/>
                     <a:stretch>
                       <a:fillRect/>
                     </a:stretch>
@@ -3239,6 +3594,12 @@
         <w:sectPr>
           <w:pgSz w:w="12240" w:h="15840"/>
           <w:pgMar w:top="1380" w:right="1080" w:bottom="280" w:left="1440" w:header="720" w:footer="720" w:gutter="0"/>
+          <w:pgBorders w:offsetFrom="page">
+            <w:top w:val="single" w:sz="4" w:space="24" w:color="auto"/>
+            <w:left w:val="single" w:sz="4" w:space="24" w:color="auto"/>
+            <w:bottom w:val="single" w:sz="4" w:space="24" w:color="auto"/>
+            <w:right w:val="single" w:sz="4" w:space="24" w:color="auto"/>
+          </w:pgBorders>
           <w:cols w:space="720"/>
         </w:sectPr>
       </w:pPr>
@@ -3274,25 +3635,29 @@
       <w:r>
         <w:t xml:space="preserve"> </w:t>
       </w:r>
+      <w:proofErr w:type="spellStart"/>
+      <w:proofErr w:type="gramStart"/>
       <w:r>
         <w:rPr>
           <w:spacing w:val="-2"/>
         </w:rPr>
         <w:t>Procedure</w:t>
       </w:r>
+      <w:proofErr w:type="spellEnd"/>
       <w:r>
         <w:rPr>
           <w:spacing w:val="-2"/>
         </w:rPr>
         <w:t xml:space="preserve"> :</w:t>
       </w:r>
+      <w:proofErr w:type="gramEnd"/>
     </w:p>
     <w:p>
       <w:pPr>
         <w:pStyle w:val="BodyText"/>
         <w:numPr>
           <w:ilvl w:val="0"/>
-          <w:numId w:val="16"/>
+          <w:numId w:val="23"/>
         </w:numPr>
         <w:spacing w:before="26"/>
         <w:rPr>
@@ -3311,7 +3676,7 @@
         <w:pStyle w:val="BodyText"/>
         <w:numPr>
           <w:ilvl w:val="0"/>
-          <w:numId w:val="16"/>
+          <w:numId w:val="23"/>
         </w:numPr>
         <w:spacing w:before="26"/>
         <w:rPr>
@@ -3330,7 +3695,7 @@
         <w:pStyle w:val="BodyText"/>
         <w:numPr>
           <w:ilvl w:val="0"/>
-          <w:numId w:val="16"/>
+          <w:numId w:val="23"/>
         </w:numPr>
         <w:spacing w:before="26"/>
         <w:rPr>
@@ -3349,7 +3714,7 @@
         <w:pStyle w:val="BodyText"/>
         <w:numPr>
           <w:ilvl w:val="0"/>
-          <w:numId w:val="16"/>
+          <w:numId w:val="23"/>
         </w:numPr>
         <w:spacing w:before="26"/>
         <w:rPr>
@@ -3368,7 +3733,7 @@
         <w:pStyle w:val="BodyText"/>
         <w:numPr>
           <w:ilvl w:val="0"/>
-          <w:numId w:val="16"/>
+          <w:numId w:val="23"/>
         </w:numPr>
         <w:spacing w:before="26"/>
         <w:rPr>
@@ -3387,7 +3752,7 @@
         <w:pStyle w:val="BodyText"/>
         <w:numPr>
           <w:ilvl w:val="0"/>
-          <w:numId w:val="16"/>
+          <w:numId w:val="23"/>
         </w:numPr>
         <w:spacing w:before="26"/>
         <w:rPr>
@@ -3410,7 +3775,6 @@
     <w:p>
       <w:pPr>
         <w:pStyle w:val="BodyText"/>
-        <w:spacing w:before="0"/>
       </w:pPr>
       <w:r>
         <w:rPr>
@@ -3429,10 +3793,11 @@
       </w:pPr>
       <w:r>
         <w:rPr>
+          <w:noProof/>
           <w:sz w:val="20"/>
         </w:rPr>
         <w:drawing>
-          <wp:inline distT="0" distB="0" distL="0" distR="0" wp14:anchorId="2F242F28" wp14:editId="1A31CB4E">
+          <wp:inline distT="0" distB="0" distL="0" distR="0" wp14:anchorId="38F021BC" wp14:editId="6F4AFC8A">
             <wp:extent cx="1991003" cy="895475"/>
             <wp:effectExtent l="0" t="0" r="9525" b="0"/>
             <wp:docPr id="1568317733" name="Picture 1"/>
@@ -3447,7 +3812,7 @@
                     <pic:cNvPicPr/>
                   </pic:nvPicPr>
                   <pic:blipFill>
-                    <a:blip r:embed="rId12"/>
+                    <a:blip r:embed="rId11"/>
                     <a:stretch>
                       <a:fillRect/>
                     </a:stretch>
@@ -3471,7 +3836,6 @@
     <w:p>
       <w:pPr>
         <w:pStyle w:val="BodyText"/>
-        <w:spacing w:before="0"/>
       </w:pPr>
     </w:p>
     <w:p>
@@ -3479,16 +3843,15 @@
         <w:pStyle w:val="BodyText"/>
         <w:spacing w:before="282"/>
       </w:pPr>
-      <w:bookmarkStart w:id="10" w:name="Diagram_8:_Media_Type_Slicer_"/>
-      <w:bookmarkEnd w:id="10"/>
-    </w:p>
-    <w:p>
-      <w:pPr>
-        <w:pStyle w:val="BodyText"/>
-        <w:spacing w:before="0"/>
-      </w:pPr>
-      <w:bookmarkStart w:id="11" w:name="FINAL_DASHBOARD_"/>
-      <w:bookmarkEnd w:id="11"/>
+      <w:bookmarkStart w:id="6" w:name="Diagram_8:_Media_Type_Slicer_"/>
+      <w:bookmarkEnd w:id="6"/>
+    </w:p>
+    <w:p>
+      <w:pPr>
+        <w:pStyle w:val="BodyText"/>
+      </w:pPr>
+      <w:bookmarkStart w:id="7" w:name="FINAL_DASHBOARD_"/>
+      <w:bookmarkEnd w:id="7"/>
       <w:r>
         <w:t>FINAL</w:t>
       </w:r>
@@ -3516,8 +3879,8 @@
         <w:pStyle w:val="BodyText"/>
         <w:spacing w:before="1"/>
       </w:pPr>
-      <w:bookmarkStart w:id="12" w:name="Procedure_"/>
-      <w:bookmarkEnd w:id="12"/>
+      <w:bookmarkStart w:id="8" w:name="Procedure_"/>
+      <w:bookmarkEnd w:id="8"/>
       <w:r>
         <w:rPr>
           <w:spacing w:val="-2"/>
@@ -3530,11 +3893,13 @@
         <w:pStyle w:val="ListParagraph"/>
         <w:numPr>
           <w:ilvl w:val="0"/>
-          <w:numId w:val="1"/>
+          <w:numId w:val="16"/>
         </w:numPr>
         <w:tabs>
           <w:tab w:val="left" w:pos="718"/>
         </w:tabs>
+        <w:spacing w:before="45"/>
+        <w:contextualSpacing w:val="0"/>
         <w:rPr>
           <w:sz w:val="26"/>
         </w:rPr>
@@ -3551,11 +3916,13 @@
         <w:pStyle w:val="ListParagraph"/>
         <w:numPr>
           <w:ilvl w:val="0"/>
-          <w:numId w:val="1"/>
+          <w:numId w:val="16"/>
         </w:numPr>
         <w:tabs>
           <w:tab w:val="left" w:pos="718"/>
         </w:tabs>
+        <w:spacing w:before="45"/>
+        <w:contextualSpacing w:val="0"/>
         <w:rPr>
           <w:sz w:val="26"/>
         </w:rPr>
@@ -3572,11 +3939,13 @@
         <w:pStyle w:val="ListParagraph"/>
         <w:numPr>
           <w:ilvl w:val="0"/>
-          <w:numId w:val="1"/>
+          <w:numId w:val="16"/>
         </w:numPr>
         <w:tabs>
           <w:tab w:val="left" w:pos="718"/>
         </w:tabs>
+        <w:spacing w:before="45"/>
+        <w:contextualSpacing w:val="0"/>
         <w:rPr>
           <w:sz w:val="26"/>
         </w:rPr>
@@ -3593,11 +3962,13 @@
         <w:pStyle w:val="ListParagraph"/>
         <w:numPr>
           <w:ilvl w:val="0"/>
-          <w:numId w:val="1"/>
+          <w:numId w:val="16"/>
         </w:numPr>
         <w:tabs>
           <w:tab w:val="left" w:pos="718"/>
         </w:tabs>
+        <w:spacing w:before="45"/>
+        <w:contextualSpacing w:val="0"/>
         <w:rPr>
           <w:sz w:val="26"/>
         </w:rPr>
@@ -3614,11 +3985,13 @@
         <w:pStyle w:val="ListParagraph"/>
         <w:numPr>
           <w:ilvl w:val="0"/>
-          <w:numId w:val="1"/>
+          <w:numId w:val="16"/>
         </w:numPr>
         <w:tabs>
           <w:tab w:val="left" w:pos="718"/>
         </w:tabs>
+        <w:spacing w:before="45"/>
+        <w:contextualSpacing w:val="0"/>
         <w:rPr>
           <w:sz w:val="26"/>
         </w:rPr>
@@ -3635,11 +4008,13 @@
         <w:pStyle w:val="ListParagraph"/>
         <w:numPr>
           <w:ilvl w:val="0"/>
-          <w:numId w:val="1"/>
+          <w:numId w:val="16"/>
         </w:numPr>
         <w:tabs>
           <w:tab w:val="left" w:pos="718"/>
         </w:tabs>
+        <w:spacing w:before="45"/>
+        <w:contextualSpacing w:val="0"/>
         <w:rPr>
           <w:sz w:val="26"/>
         </w:rPr>
@@ -3656,11 +4031,13 @@
         <w:pStyle w:val="ListParagraph"/>
         <w:numPr>
           <w:ilvl w:val="0"/>
-          <w:numId w:val="1"/>
+          <w:numId w:val="16"/>
         </w:numPr>
         <w:tabs>
           <w:tab w:val="left" w:pos="718"/>
         </w:tabs>
+        <w:spacing w:before="45"/>
+        <w:contextualSpacing w:val="0"/>
         <w:rPr>
           <w:sz w:val="26"/>
         </w:rPr>
@@ -3689,7 +4066,6 @@
         <w:tabs>
           <w:tab w:val="left" w:pos="718"/>
         </w:tabs>
-        <w:ind w:left="720" w:firstLine="0"/>
         <w:rPr>
           <w:sz w:val="26"/>
         </w:rPr>
@@ -3707,7 +4083,6 @@
         <w:tabs>
           <w:tab w:val="left" w:pos="718"/>
         </w:tabs>
-        <w:ind w:left="720" w:firstLine="0"/>
         <w:rPr>
           <w:sz w:val="26"/>
         </w:rPr>
@@ -3718,11 +4093,13 @@
         <w:pStyle w:val="ListParagraph"/>
         <w:numPr>
           <w:ilvl w:val="0"/>
-          <w:numId w:val="1"/>
+          <w:numId w:val="16"/>
         </w:numPr>
         <w:tabs>
           <w:tab w:val="left" w:pos="718"/>
         </w:tabs>
+        <w:spacing w:before="45"/>
+        <w:contextualSpacing w:val="0"/>
         <w:rPr>
           <w:sz w:val="26"/>
         </w:rPr>
@@ -3739,11 +4116,13 @@
         <w:pStyle w:val="ListParagraph"/>
         <w:numPr>
           <w:ilvl w:val="0"/>
-          <w:numId w:val="1"/>
+          <w:numId w:val="16"/>
         </w:numPr>
         <w:tabs>
           <w:tab w:val="left" w:pos="718"/>
         </w:tabs>
+        <w:spacing w:before="45"/>
+        <w:contextualSpacing w:val="0"/>
         <w:rPr>
           <w:sz w:val="26"/>
         </w:rPr>
@@ -3760,11 +4139,13 @@
         <w:pStyle w:val="ListParagraph"/>
         <w:numPr>
           <w:ilvl w:val="0"/>
-          <w:numId w:val="1"/>
+          <w:numId w:val="16"/>
         </w:numPr>
         <w:tabs>
           <w:tab w:val="left" w:pos="718"/>
         </w:tabs>
+        <w:spacing w:before="45"/>
+        <w:contextualSpacing w:val="0"/>
         <w:rPr>
           <w:sz w:val="26"/>
         </w:rPr>
@@ -3785,6 +4166,12 @@
         <w:sectPr>
           <w:pgSz w:w="12240" w:h="15840"/>
           <w:pgMar w:top="1380" w:right="1080" w:bottom="280" w:left="1440" w:header="720" w:footer="720" w:gutter="0"/>
+          <w:pgBorders w:offsetFrom="page">
+            <w:top w:val="single" w:sz="4" w:space="24" w:color="auto"/>
+            <w:left w:val="single" w:sz="4" w:space="24" w:color="auto"/>
+            <w:bottom w:val="single" w:sz="4" w:space="24" w:color="auto"/>
+            <w:right w:val="single" w:sz="4" w:space="24" w:color="auto"/>
+          </w:pgBorders>
           <w:cols w:space="720"/>
         </w:sectPr>
       </w:pPr>
@@ -3798,11 +4185,12 @@
       </w:pPr>
       <w:r>
         <w:rPr>
+          <w:noProof/>
           <w:sz w:val="20"/>
         </w:rPr>
         <w:lastRenderedPageBreak/>
         <w:drawing>
-          <wp:inline distT="0" distB="0" distL="0" distR="0" wp14:anchorId="084E300C" wp14:editId="4F5DED20">
+          <wp:inline distT="0" distB="0" distL="0" distR="0" wp14:anchorId="2AC732C5" wp14:editId="36F37420">
             <wp:extent cx="6172200" cy="3650615"/>
             <wp:effectExtent l="0" t="0" r="0" b="6985"/>
             <wp:docPr id="644033189" name="Picture 1"/>
@@ -3817,7 +4205,7 @@
                     <pic:cNvPicPr/>
                   </pic:nvPicPr>
                   <pic:blipFill>
-                    <a:blip r:embed="rId13"/>
+                    <a:blip r:embed="rId12"/>
                     <a:stretch>
                       <a:fillRect/>
                     </a:stretch>
@@ -3840,125 +4228,275 @@
     </w:p>
     <w:p>
       <w:pPr>
-        <w:pStyle w:val="BodyText"/>
-        <w:spacing w:before="0"/>
-      </w:pPr>
-    </w:p>
-    <w:p>
-      <w:pPr>
-        <w:pStyle w:val="BodyText"/>
-        <w:spacing w:before="0"/>
-      </w:pPr>
-    </w:p>
-    <w:p>
-      <w:pPr>
-        <w:pStyle w:val="BodyText"/>
-        <w:spacing w:before="0"/>
-      </w:pPr>
-    </w:p>
-    <w:p>
-      <w:pPr>
-        <w:pStyle w:val="BodyText"/>
-        <w:spacing w:before="0"/>
-      </w:pPr>
-    </w:p>
-    <w:p>
-      <w:pPr>
-        <w:pStyle w:val="BodyText"/>
-        <w:spacing w:before="0"/>
-      </w:pPr>
-    </w:p>
-    <w:p>
-      <w:pPr>
-        <w:pStyle w:val="BodyText"/>
-        <w:spacing w:before="0"/>
-      </w:pPr>
-    </w:p>
-    <w:p>
-      <w:pPr>
-        <w:pStyle w:val="BodyText"/>
-        <w:spacing w:before="0"/>
-      </w:pPr>
-    </w:p>
-    <w:p>
-      <w:pPr>
-        <w:pStyle w:val="BodyText"/>
-        <w:spacing w:before="0"/>
-      </w:pPr>
-    </w:p>
-    <w:p>
-      <w:pPr>
-        <w:pStyle w:val="BodyText"/>
-        <w:spacing w:before="0"/>
-      </w:pPr>
-    </w:p>
-    <w:p>
-      <w:pPr>
-        <w:pStyle w:val="BodyText"/>
-        <w:spacing w:before="0"/>
-      </w:pPr>
-    </w:p>
-    <w:p>
-      <w:pPr>
-        <w:pStyle w:val="BodyText"/>
-        <w:spacing w:before="0"/>
-      </w:pPr>
-    </w:p>
-    <w:p>
-      <w:pPr>
-        <w:pStyle w:val="BodyText"/>
-        <w:spacing w:before="0"/>
-      </w:pPr>
-    </w:p>
-    <w:p>
-      <w:pPr>
-        <w:pStyle w:val="BodyText"/>
-        <w:spacing w:before="0"/>
-      </w:pPr>
-    </w:p>
-    <w:p>
-      <w:pPr>
-        <w:pStyle w:val="BodyText"/>
-        <w:spacing w:before="0"/>
-      </w:pPr>
-    </w:p>
-    <w:p>
-      <w:pPr>
-        <w:pStyle w:val="BodyText"/>
-        <w:spacing w:before="0"/>
-      </w:pPr>
-    </w:p>
-    <w:p>
-      <w:pPr>
-        <w:pStyle w:val="BodyText"/>
-        <w:spacing w:before="0"/>
-      </w:pPr>
-    </w:p>
-    <w:p>
-      <w:pPr>
-        <w:pStyle w:val="BodyText"/>
-        <w:spacing w:before="168"/>
-      </w:pPr>
-    </w:p>
-    <w:p>
-      <w:pPr>
-        <w:pStyle w:val="Heading1"/>
-      </w:pPr>
-      <w:bookmarkStart w:id="13" w:name="_"/>
-      <w:bookmarkStart w:id="14" w:name="RESULT_:_"/>
-      <w:bookmarkEnd w:id="13"/>
-      <w:bookmarkEnd w:id="14"/>
-      <w:r>
-        <w:rPr>
-          <w:spacing w:val="-4"/>
-        </w:rPr>
-        <w:t>RESULT</w:t>
-      </w:r>
-      <w:r>
-        <w:rPr>
-          <w:spacing w:val="-5"/>
-        </w:rPr>
-        <w:t>:</w:t>
+        <w:tabs>
+          <w:tab w:val="left" w:pos="719"/>
+        </w:tabs>
+        <w:spacing w:before="45"/>
+        <w:rPr>
+          <w:b/>
+          <w:bCs/>
+          <w:sz w:val="28"/>
+          <w:szCs w:val="24"/>
+        </w:rPr>
+      </w:pPr>
+    </w:p>
+    <w:p>
+      <w:pPr>
+        <w:tabs>
+          <w:tab w:val="left" w:pos="719"/>
+        </w:tabs>
+        <w:spacing w:before="45"/>
+        <w:rPr>
+          <w:b/>
+          <w:bCs/>
+          <w:sz w:val="28"/>
+          <w:szCs w:val="24"/>
+        </w:rPr>
+      </w:pPr>
+    </w:p>
+    <w:p>
+      <w:pPr>
+        <w:tabs>
+          <w:tab w:val="left" w:pos="719"/>
+        </w:tabs>
+        <w:spacing w:before="45"/>
+        <w:rPr>
+          <w:b/>
+          <w:bCs/>
+          <w:sz w:val="28"/>
+          <w:szCs w:val="24"/>
+        </w:rPr>
+      </w:pPr>
+    </w:p>
+    <w:p>
+      <w:pPr>
+        <w:tabs>
+          <w:tab w:val="left" w:pos="719"/>
+        </w:tabs>
+        <w:spacing w:before="45"/>
+        <w:rPr>
+          <w:b/>
+          <w:bCs/>
+          <w:sz w:val="28"/>
+          <w:szCs w:val="24"/>
+        </w:rPr>
+      </w:pPr>
+    </w:p>
+    <w:p>
+      <w:pPr>
+        <w:tabs>
+          <w:tab w:val="left" w:pos="719"/>
+        </w:tabs>
+        <w:spacing w:before="45"/>
+        <w:rPr>
+          <w:b/>
+          <w:bCs/>
+          <w:sz w:val="28"/>
+          <w:szCs w:val="24"/>
+        </w:rPr>
+      </w:pPr>
+    </w:p>
+    <w:p>
+      <w:pPr>
+        <w:tabs>
+          <w:tab w:val="left" w:pos="719"/>
+        </w:tabs>
+        <w:spacing w:before="45"/>
+        <w:rPr>
+          <w:b/>
+          <w:bCs/>
+          <w:sz w:val="28"/>
+          <w:szCs w:val="24"/>
+        </w:rPr>
+      </w:pPr>
+    </w:p>
+    <w:p>
+      <w:pPr>
+        <w:tabs>
+          <w:tab w:val="left" w:pos="719"/>
+        </w:tabs>
+        <w:spacing w:before="45"/>
+        <w:rPr>
+          <w:b/>
+          <w:bCs/>
+          <w:sz w:val="28"/>
+          <w:szCs w:val="24"/>
+        </w:rPr>
+      </w:pPr>
+    </w:p>
+    <w:p>
+      <w:pPr>
+        <w:tabs>
+          <w:tab w:val="left" w:pos="719"/>
+        </w:tabs>
+        <w:spacing w:before="45"/>
+        <w:rPr>
+          <w:b/>
+          <w:bCs/>
+          <w:sz w:val="28"/>
+          <w:szCs w:val="24"/>
+        </w:rPr>
+      </w:pPr>
+    </w:p>
+    <w:p>
+      <w:pPr>
+        <w:tabs>
+          <w:tab w:val="left" w:pos="719"/>
+        </w:tabs>
+        <w:spacing w:before="45"/>
+        <w:rPr>
+          <w:b/>
+          <w:bCs/>
+          <w:sz w:val="28"/>
+          <w:szCs w:val="24"/>
+        </w:rPr>
+      </w:pPr>
+    </w:p>
+    <w:p>
+      <w:pPr>
+        <w:tabs>
+          <w:tab w:val="left" w:pos="719"/>
+        </w:tabs>
+        <w:spacing w:before="45"/>
+        <w:rPr>
+          <w:b/>
+          <w:bCs/>
+          <w:sz w:val="28"/>
+          <w:szCs w:val="24"/>
+        </w:rPr>
+      </w:pPr>
+    </w:p>
+    <w:p>
+      <w:pPr>
+        <w:tabs>
+          <w:tab w:val="left" w:pos="719"/>
+        </w:tabs>
+        <w:spacing w:before="45"/>
+        <w:rPr>
+          <w:b/>
+          <w:bCs/>
+          <w:sz w:val="28"/>
+          <w:szCs w:val="24"/>
+        </w:rPr>
+      </w:pPr>
+    </w:p>
+    <w:p>
+      <w:pPr>
+        <w:tabs>
+          <w:tab w:val="left" w:pos="719"/>
+        </w:tabs>
+        <w:spacing w:before="45"/>
+        <w:rPr>
+          <w:b/>
+          <w:bCs/>
+          <w:sz w:val="28"/>
+          <w:szCs w:val="24"/>
+        </w:rPr>
+      </w:pPr>
+    </w:p>
+    <w:p>
+      <w:pPr>
+        <w:tabs>
+          <w:tab w:val="left" w:pos="719"/>
+        </w:tabs>
+        <w:spacing w:before="45"/>
+        <w:rPr>
+          <w:b/>
+          <w:bCs/>
+          <w:sz w:val="28"/>
+          <w:szCs w:val="24"/>
+        </w:rPr>
+      </w:pPr>
+    </w:p>
+    <w:p>
+      <w:pPr>
+        <w:tabs>
+          <w:tab w:val="left" w:pos="719"/>
+        </w:tabs>
+        <w:spacing w:before="45"/>
+        <w:rPr>
+          <w:b/>
+          <w:bCs/>
+          <w:sz w:val="28"/>
+          <w:szCs w:val="24"/>
+        </w:rPr>
+      </w:pPr>
+    </w:p>
+    <w:p>
+      <w:pPr>
+        <w:tabs>
+          <w:tab w:val="left" w:pos="719"/>
+        </w:tabs>
+        <w:spacing w:before="45"/>
+        <w:rPr>
+          <w:b/>
+          <w:bCs/>
+          <w:sz w:val="28"/>
+          <w:szCs w:val="24"/>
+        </w:rPr>
+      </w:pPr>
+    </w:p>
+    <w:p>
+      <w:pPr>
+        <w:tabs>
+          <w:tab w:val="left" w:pos="719"/>
+        </w:tabs>
+        <w:spacing w:before="45"/>
+        <w:rPr>
+          <w:b/>
+          <w:bCs/>
+          <w:sz w:val="28"/>
+          <w:szCs w:val="24"/>
+        </w:rPr>
+      </w:pPr>
+    </w:p>
+    <w:p>
+      <w:pPr>
+        <w:tabs>
+          <w:tab w:val="left" w:pos="719"/>
+        </w:tabs>
+        <w:spacing w:before="45"/>
+        <w:rPr>
+          <w:b/>
+          <w:bCs/>
+          <w:sz w:val="28"/>
+          <w:szCs w:val="24"/>
+        </w:rPr>
+      </w:pPr>
+    </w:p>
+    <w:p>
+      <w:pPr>
+        <w:tabs>
+          <w:tab w:val="left" w:pos="719"/>
+        </w:tabs>
+        <w:spacing w:before="45"/>
+        <w:rPr>
+          <w:b/>
+          <w:bCs/>
+          <w:sz w:val="28"/>
+          <w:szCs w:val="24"/>
+        </w:rPr>
+      </w:pPr>
+    </w:p>
+    <w:p>
+      <w:pPr>
+        <w:tabs>
+          <w:tab w:val="left" w:pos="719"/>
+        </w:tabs>
+        <w:spacing w:before="45"/>
+        <w:rPr>
+          <w:sz w:val="26"/>
+          <w:szCs w:val="26"/>
+        </w:rPr>
+      </w:pPr>
+      <w:r>
+        <w:rPr>
+          <w:b/>
+          <w:bCs/>
+          <w:sz w:val="28"/>
+          <w:szCs w:val="24"/>
+        </w:rPr>
+        <w:t>Result:</w:t>
       </w:r>
     </w:p>
     <w:p>
@@ -4030,20 +4568,23 @@
         <w:t xml:space="preserve"> </w:t>
       </w:r>
       <w:r>
-        <w:t>using Microsoft Power BI.</w:t>
-      </w:r>
-    </w:p>
-    <w:p>
-      <w:pPr>
-        <w:pStyle w:val="BodyText"/>
-        <w:spacing w:before="0" w:line="501" w:lineRule="auto"/>
-        <w:ind w:right="4601"/>
-      </w:pPr>
+        <w:t>using Microsoft Power BI</w:t>
+      </w:r>
+      <w:r>
+        <w:t>.</w:t>
+      </w:r>
     </w:p>
     <w:sectPr>
-      <w:pgSz w:w="12240" w:h="15840"/>
-      <w:pgMar w:top="1380" w:right="1080" w:bottom="280" w:left="1440" w:header="720" w:footer="720" w:gutter="0"/>
-      <w:cols w:space="720"/>
+      <w:pgSz w:w="11906" w:h="16838"/>
+      <w:pgMar w:top="1440" w:right="1440" w:bottom="1440" w:left="1440" w:header="708" w:footer="708" w:gutter="0"/>
+      <w:pgBorders w:offsetFrom="page">
+        <w:top w:val="single" w:sz="4" w:space="24" w:color="auto"/>
+        <w:left w:val="single" w:sz="4" w:space="24" w:color="auto"/>
+        <w:bottom w:val="single" w:sz="4" w:space="24" w:color="auto"/>
+        <w:right w:val="single" w:sz="4" w:space="24" w:color="auto"/>
+      </w:pgBorders>
+      <w:cols w:space="708"/>
+      <w:docGrid w:linePitch="360"/>
     </w:sectPr>
   </w:body>
 </w:document>
@@ -4138,122 +4679,6 @@
     </w:lvl>
   </w:abstractNum>
   <w:abstractNum w:abstractNumId="1" w15:restartNumberingAfterBreak="0">
-    <w:nsid w:val="01B11E36"/>
-    <w:multiLevelType w:val="hybridMultilevel"/>
-    <w:tmpl w:val="8B002866"/>
-    <w:lvl w:ilvl="0" w:tplc="5C5E01AC">
-      <w:start w:val="1"/>
-      <w:numFmt w:val="decimal"/>
-      <w:lvlText w:val="%1."/>
-      <w:lvlJc w:val="left"/>
-      <w:pPr>
-        <w:ind w:left="720" w:hanging="360"/>
-      </w:pPr>
-      <w:rPr>
-        <w:rFonts w:hint="default"/>
-        <w:spacing w:val="-1"/>
-        <w:w w:val="100"/>
-        <w:lang w:val="en-US" w:eastAsia="en-US" w:bidi="ar-SA"/>
-      </w:rPr>
-    </w:lvl>
-    <w:lvl w:ilvl="1" w:tplc="8BDA9FD2">
-      <w:numFmt w:val="bullet"/>
-      <w:lvlText w:val="•"/>
-      <w:lvlJc w:val="left"/>
-      <w:pPr>
-        <w:ind w:left="1620" w:hanging="360"/>
-      </w:pPr>
-      <w:rPr>
-        <w:rFonts w:hint="default"/>
-        <w:lang w:val="en-US" w:eastAsia="en-US" w:bidi="ar-SA"/>
-      </w:rPr>
-    </w:lvl>
-    <w:lvl w:ilvl="2" w:tplc="BE7C12C6">
-      <w:numFmt w:val="bullet"/>
-      <w:lvlText w:val="•"/>
-      <w:lvlJc w:val="left"/>
-      <w:pPr>
-        <w:ind w:left="2520" w:hanging="360"/>
-      </w:pPr>
-      <w:rPr>
-        <w:rFonts w:hint="default"/>
-        <w:lang w:val="en-US" w:eastAsia="en-US" w:bidi="ar-SA"/>
-      </w:rPr>
-    </w:lvl>
-    <w:lvl w:ilvl="3" w:tplc="9384D746">
-      <w:numFmt w:val="bullet"/>
-      <w:lvlText w:val="•"/>
-      <w:lvlJc w:val="left"/>
-      <w:pPr>
-        <w:ind w:left="3420" w:hanging="360"/>
-      </w:pPr>
-      <w:rPr>
-        <w:rFonts w:hint="default"/>
-        <w:lang w:val="en-US" w:eastAsia="en-US" w:bidi="ar-SA"/>
-      </w:rPr>
-    </w:lvl>
-    <w:lvl w:ilvl="4" w:tplc="23EC7260">
-      <w:numFmt w:val="bullet"/>
-      <w:lvlText w:val="•"/>
-      <w:lvlJc w:val="left"/>
-      <w:pPr>
-        <w:ind w:left="4320" w:hanging="360"/>
-      </w:pPr>
-      <w:rPr>
-        <w:rFonts w:hint="default"/>
-        <w:lang w:val="en-US" w:eastAsia="en-US" w:bidi="ar-SA"/>
-      </w:rPr>
-    </w:lvl>
-    <w:lvl w:ilvl="5" w:tplc="309C45FC">
-      <w:numFmt w:val="bullet"/>
-      <w:lvlText w:val="•"/>
-      <w:lvlJc w:val="left"/>
-      <w:pPr>
-        <w:ind w:left="5220" w:hanging="360"/>
-      </w:pPr>
-      <w:rPr>
-        <w:rFonts w:hint="default"/>
-        <w:lang w:val="en-US" w:eastAsia="en-US" w:bidi="ar-SA"/>
-      </w:rPr>
-    </w:lvl>
-    <w:lvl w:ilvl="6" w:tplc="46464762">
-      <w:numFmt w:val="bullet"/>
-      <w:lvlText w:val="•"/>
-      <w:lvlJc w:val="left"/>
-      <w:pPr>
-        <w:ind w:left="6120" w:hanging="360"/>
-      </w:pPr>
-      <w:rPr>
-        <w:rFonts w:hint="default"/>
-        <w:lang w:val="en-US" w:eastAsia="en-US" w:bidi="ar-SA"/>
-      </w:rPr>
-    </w:lvl>
-    <w:lvl w:ilvl="7" w:tplc="F124ABD0">
-      <w:numFmt w:val="bullet"/>
-      <w:lvlText w:val="•"/>
-      <w:lvlJc w:val="left"/>
-      <w:pPr>
-        <w:ind w:left="7020" w:hanging="360"/>
-      </w:pPr>
-      <w:rPr>
-        <w:rFonts w:hint="default"/>
-        <w:lang w:val="en-US" w:eastAsia="en-US" w:bidi="ar-SA"/>
-      </w:rPr>
-    </w:lvl>
-    <w:lvl w:ilvl="8" w:tplc="E1E014CA">
-      <w:numFmt w:val="bullet"/>
-      <w:lvlText w:val="•"/>
-      <w:lvlJc w:val="left"/>
-      <w:pPr>
-        <w:ind w:left="7920" w:hanging="360"/>
-      </w:pPr>
-      <w:rPr>
-        <w:rFonts w:hint="default"/>
-        <w:lang w:val="en-US" w:eastAsia="en-US" w:bidi="ar-SA"/>
-      </w:rPr>
-    </w:lvl>
-  </w:abstractNum>
-  <w:abstractNum w:abstractNumId="2" w15:restartNumberingAfterBreak="0">
     <w:nsid w:val="01FE0AED"/>
     <w:multiLevelType w:val="hybridMultilevel"/>
     <w:tmpl w:val="BD808210"/>
@@ -4337,6 +4762,155 @@
       <w:pPr>
         <w:ind w:left="6480" w:hanging="180"/>
       </w:pPr>
+    </w:lvl>
+  </w:abstractNum>
+  <w:abstractNum w:abstractNumId="2" w15:restartNumberingAfterBreak="0">
+    <w:nsid w:val="03353E69"/>
+    <w:multiLevelType w:val="multilevel"/>
+    <w:tmpl w:val="E4DEA332"/>
+    <w:lvl w:ilvl="0">
+      <w:start w:val="1"/>
+      <w:numFmt w:val="bullet"/>
+      <w:lvlText w:val=""/>
+      <w:lvlJc w:val="left"/>
+      <w:pPr>
+        <w:tabs>
+          <w:tab w:val="num" w:pos="720"/>
+        </w:tabs>
+        <w:ind w:left="720" w:hanging="360"/>
+      </w:pPr>
+      <w:rPr>
+        <w:rFonts w:ascii="Symbol" w:hAnsi="Symbol" w:hint="default"/>
+        <w:sz w:val="20"/>
+      </w:rPr>
+    </w:lvl>
+    <w:lvl w:ilvl="1">
+      <w:start w:val="1"/>
+      <w:numFmt w:val="bullet"/>
+      <w:lvlText w:val="o"/>
+      <w:lvlJc w:val="left"/>
+      <w:pPr>
+        <w:tabs>
+          <w:tab w:val="num" w:pos="1440"/>
+        </w:tabs>
+        <w:ind w:left="1440" w:hanging="360"/>
+      </w:pPr>
+      <w:rPr>
+        <w:rFonts w:ascii="Courier New" w:hAnsi="Courier New" w:hint="default"/>
+        <w:sz w:val="20"/>
+      </w:rPr>
+    </w:lvl>
+    <w:lvl w:ilvl="2" w:tentative="1">
+      <w:start w:val="1"/>
+      <w:numFmt w:val="bullet"/>
+      <w:lvlText w:val=""/>
+      <w:lvlJc w:val="left"/>
+      <w:pPr>
+        <w:tabs>
+          <w:tab w:val="num" w:pos="2160"/>
+        </w:tabs>
+        <w:ind w:left="2160" w:hanging="360"/>
+      </w:pPr>
+      <w:rPr>
+        <w:rFonts w:ascii="Wingdings" w:hAnsi="Wingdings" w:hint="default"/>
+        <w:sz w:val="20"/>
+      </w:rPr>
+    </w:lvl>
+    <w:lvl w:ilvl="3" w:tentative="1">
+      <w:start w:val="1"/>
+      <w:numFmt w:val="bullet"/>
+      <w:lvlText w:val=""/>
+      <w:lvlJc w:val="left"/>
+      <w:pPr>
+        <w:tabs>
+          <w:tab w:val="num" w:pos="2880"/>
+        </w:tabs>
+        <w:ind w:left="2880" w:hanging="360"/>
+      </w:pPr>
+      <w:rPr>
+        <w:rFonts w:ascii="Wingdings" w:hAnsi="Wingdings" w:hint="default"/>
+        <w:sz w:val="20"/>
+      </w:rPr>
+    </w:lvl>
+    <w:lvl w:ilvl="4" w:tentative="1">
+      <w:start w:val="1"/>
+      <w:numFmt w:val="bullet"/>
+      <w:lvlText w:val=""/>
+      <w:lvlJc w:val="left"/>
+      <w:pPr>
+        <w:tabs>
+          <w:tab w:val="num" w:pos="3600"/>
+        </w:tabs>
+        <w:ind w:left="3600" w:hanging="360"/>
+      </w:pPr>
+      <w:rPr>
+        <w:rFonts w:ascii="Wingdings" w:hAnsi="Wingdings" w:hint="default"/>
+        <w:sz w:val="20"/>
+      </w:rPr>
+    </w:lvl>
+    <w:lvl w:ilvl="5" w:tentative="1">
+      <w:start w:val="1"/>
+      <w:numFmt w:val="bullet"/>
+      <w:lvlText w:val=""/>
+      <w:lvlJc w:val="left"/>
+      <w:pPr>
+        <w:tabs>
+          <w:tab w:val="num" w:pos="4320"/>
+        </w:tabs>
+        <w:ind w:left="4320" w:hanging="360"/>
+      </w:pPr>
+      <w:rPr>
+        <w:rFonts w:ascii="Wingdings" w:hAnsi="Wingdings" w:hint="default"/>
+        <w:sz w:val="20"/>
+      </w:rPr>
+    </w:lvl>
+    <w:lvl w:ilvl="6" w:tentative="1">
+      <w:start w:val="1"/>
+      <w:numFmt w:val="bullet"/>
+      <w:lvlText w:val=""/>
+      <w:lvlJc w:val="left"/>
+      <w:pPr>
+        <w:tabs>
+          <w:tab w:val="num" w:pos="5040"/>
+        </w:tabs>
+        <w:ind w:left="5040" w:hanging="360"/>
+      </w:pPr>
+      <w:rPr>
+        <w:rFonts w:ascii="Wingdings" w:hAnsi="Wingdings" w:hint="default"/>
+        <w:sz w:val="20"/>
+      </w:rPr>
+    </w:lvl>
+    <w:lvl w:ilvl="7" w:tentative="1">
+      <w:start w:val="1"/>
+      <w:numFmt w:val="bullet"/>
+      <w:lvlText w:val=""/>
+      <w:lvlJc w:val="left"/>
+      <w:pPr>
+        <w:tabs>
+          <w:tab w:val="num" w:pos="5760"/>
+        </w:tabs>
+        <w:ind w:left="5760" w:hanging="360"/>
+      </w:pPr>
+      <w:rPr>
+        <w:rFonts w:ascii="Wingdings" w:hAnsi="Wingdings" w:hint="default"/>
+        <w:sz w:val="20"/>
+      </w:rPr>
+    </w:lvl>
+    <w:lvl w:ilvl="8" w:tentative="1">
+      <w:start w:val="1"/>
+      <w:numFmt w:val="bullet"/>
+      <w:lvlText w:val=""/>
+      <w:lvlJc w:val="left"/>
+      <w:pPr>
+        <w:tabs>
+          <w:tab w:val="num" w:pos="6480"/>
+        </w:tabs>
+        <w:ind w:left="6480" w:hanging="360"/>
+      </w:pPr>
+      <w:rPr>
+        <w:rFonts w:ascii="Wingdings" w:hAnsi="Wingdings" w:hint="default"/>
+        <w:sz w:val="20"/>
+      </w:rPr>
     </w:lvl>
   </w:abstractNum>
   <w:abstractNum w:abstractNumId="3" w15:restartNumberingAfterBreak="0">
@@ -4456,16 +5030,426 @@
     </w:lvl>
   </w:abstractNum>
   <w:abstractNum w:abstractNumId="4" w15:restartNumberingAfterBreak="0">
-    <w:nsid w:val="1792646E"/>
+    <w:nsid w:val="0AA509A0"/>
+    <w:multiLevelType w:val="multilevel"/>
+    <w:tmpl w:val="C50C0F52"/>
+    <w:lvl w:ilvl="0">
+      <w:start w:val="1"/>
+      <w:numFmt w:val="bullet"/>
+      <w:lvlText w:val=""/>
+      <w:lvlJc w:val="left"/>
+      <w:pPr>
+        <w:tabs>
+          <w:tab w:val="num" w:pos="720"/>
+        </w:tabs>
+        <w:ind w:left="720" w:hanging="360"/>
+      </w:pPr>
+      <w:rPr>
+        <w:rFonts w:ascii="Symbol" w:hAnsi="Symbol" w:hint="default"/>
+        <w:sz w:val="20"/>
+      </w:rPr>
+    </w:lvl>
+    <w:lvl w:ilvl="1" w:tentative="1">
+      <w:start w:val="1"/>
+      <w:numFmt w:val="bullet"/>
+      <w:lvlText w:val="o"/>
+      <w:lvlJc w:val="left"/>
+      <w:pPr>
+        <w:tabs>
+          <w:tab w:val="num" w:pos="1440"/>
+        </w:tabs>
+        <w:ind w:left="1440" w:hanging="360"/>
+      </w:pPr>
+      <w:rPr>
+        <w:rFonts w:ascii="Courier New" w:hAnsi="Courier New" w:hint="default"/>
+        <w:sz w:val="20"/>
+      </w:rPr>
+    </w:lvl>
+    <w:lvl w:ilvl="2" w:tentative="1">
+      <w:start w:val="1"/>
+      <w:numFmt w:val="bullet"/>
+      <w:lvlText w:val=""/>
+      <w:lvlJc w:val="left"/>
+      <w:pPr>
+        <w:tabs>
+          <w:tab w:val="num" w:pos="2160"/>
+        </w:tabs>
+        <w:ind w:left="2160" w:hanging="360"/>
+      </w:pPr>
+      <w:rPr>
+        <w:rFonts w:ascii="Wingdings" w:hAnsi="Wingdings" w:hint="default"/>
+        <w:sz w:val="20"/>
+      </w:rPr>
+    </w:lvl>
+    <w:lvl w:ilvl="3" w:tentative="1">
+      <w:start w:val="1"/>
+      <w:numFmt w:val="bullet"/>
+      <w:lvlText w:val=""/>
+      <w:lvlJc w:val="left"/>
+      <w:pPr>
+        <w:tabs>
+          <w:tab w:val="num" w:pos="2880"/>
+        </w:tabs>
+        <w:ind w:left="2880" w:hanging="360"/>
+      </w:pPr>
+      <w:rPr>
+        <w:rFonts w:ascii="Wingdings" w:hAnsi="Wingdings" w:hint="default"/>
+        <w:sz w:val="20"/>
+      </w:rPr>
+    </w:lvl>
+    <w:lvl w:ilvl="4" w:tentative="1">
+      <w:start w:val="1"/>
+      <w:numFmt w:val="bullet"/>
+      <w:lvlText w:val=""/>
+      <w:lvlJc w:val="left"/>
+      <w:pPr>
+        <w:tabs>
+          <w:tab w:val="num" w:pos="3600"/>
+        </w:tabs>
+        <w:ind w:left="3600" w:hanging="360"/>
+      </w:pPr>
+      <w:rPr>
+        <w:rFonts w:ascii="Wingdings" w:hAnsi="Wingdings" w:hint="default"/>
+        <w:sz w:val="20"/>
+      </w:rPr>
+    </w:lvl>
+    <w:lvl w:ilvl="5" w:tentative="1">
+      <w:start w:val="1"/>
+      <w:numFmt w:val="bullet"/>
+      <w:lvlText w:val=""/>
+      <w:lvlJc w:val="left"/>
+      <w:pPr>
+        <w:tabs>
+          <w:tab w:val="num" w:pos="4320"/>
+        </w:tabs>
+        <w:ind w:left="4320" w:hanging="360"/>
+      </w:pPr>
+      <w:rPr>
+        <w:rFonts w:ascii="Wingdings" w:hAnsi="Wingdings" w:hint="default"/>
+        <w:sz w:val="20"/>
+      </w:rPr>
+    </w:lvl>
+    <w:lvl w:ilvl="6" w:tentative="1">
+      <w:start w:val="1"/>
+      <w:numFmt w:val="bullet"/>
+      <w:lvlText w:val=""/>
+      <w:lvlJc w:val="left"/>
+      <w:pPr>
+        <w:tabs>
+          <w:tab w:val="num" w:pos="5040"/>
+        </w:tabs>
+        <w:ind w:left="5040" w:hanging="360"/>
+      </w:pPr>
+      <w:rPr>
+        <w:rFonts w:ascii="Wingdings" w:hAnsi="Wingdings" w:hint="default"/>
+        <w:sz w:val="20"/>
+      </w:rPr>
+    </w:lvl>
+    <w:lvl w:ilvl="7" w:tentative="1">
+      <w:start w:val="1"/>
+      <w:numFmt w:val="bullet"/>
+      <w:lvlText w:val=""/>
+      <w:lvlJc w:val="left"/>
+      <w:pPr>
+        <w:tabs>
+          <w:tab w:val="num" w:pos="5760"/>
+        </w:tabs>
+        <w:ind w:left="5760" w:hanging="360"/>
+      </w:pPr>
+      <w:rPr>
+        <w:rFonts w:ascii="Wingdings" w:hAnsi="Wingdings" w:hint="default"/>
+        <w:sz w:val="20"/>
+      </w:rPr>
+    </w:lvl>
+    <w:lvl w:ilvl="8" w:tentative="1">
+      <w:start w:val="1"/>
+      <w:numFmt w:val="bullet"/>
+      <w:lvlText w:val=""/>
+      <w:lvlJc w:val="left"/>
+      <w:pPr>
+        <w:tabs>
+          <w:tab w:val="num" w:pos="6480"/>
+        </w:tabs>
+        <w:ind w:left="6480" w:hanging="360"/>
+      </w:pPr>
+      <w:rPr>
+        <w:rFonts w:ascii="Wingdings" w:hAnsi="Wingdings" w:hint="default"/>
+        <w:sz w:val="20"/>
+      </w:rPr>
+    </w:lvl>
+  </w:abstractNum>
+  <w:abstractNum w:abstractNumId="5" w15:restartNumberingAfterBreak="0">
+    <w:nsid w:val="0DE250D9"/>
     <w:multiLevelType w:val="hybridMultilevel"/>
-    <w:tmpl w:val="310C0292"/>
-    <w:lvl w:ilvl="0" w:tplc="EF2E689C">
+    <w:tmpl w:val="01E2B706"/>
+    <w:lvl w:ilvl="0" w:tplc="54B4EBEA">
+      <w:numFmt w:val="bullet"/>
+      <w:lvlText w:val=""/>
+      <w:lvlJc w:val="left"/>
+      <w:pPr>
+        <w:ind w:left="1080" w:hanging="360"/>
+      </w:pPr>
+      <w:rPr>
+        <w:rFonts w:ascii="Times New Roman" w:eastAsia="Times New Roman" w:hAnsi="Times New Roman" w:cs="Times New Roman" w:hint="default"/>
+      </w:rPr>
+    </w:lvl>
+    <w:lvl w:ilvl="1" w:tplc="40090003" w:tentative="1">
+      <w:start w:val="1"/>
+      <w:numFmt w:val="bullet"/>
+      <w:lvlText w:val="o"/>
+      <w:lvlJc w:val="left"/>
+      <w:pPr>
+        <w:ind w:left="1800" w:hanging="360"/>
+      </w:pPr>
+      <w:rPr>
+        <w:rFonts w:ascii="Courier New" w:hAnsi="Courier New" w:cs="Courier New" w:hint="default"/>
+      </w:rPr>
+    </w:lvl>
+    <w:lvl w:ilvl="2" w:tplc="40090005" w:tentative="1">
+      <w:start w:val="1"/>
+      <w:numFmt w:val="bullet"/>
+      <w:lvlText w:val=""/>
+      <w:lvlJc w:val="left"/>
+      <w:pPr>
+        <w:ind w:left="2520" w:hanging="360"/>
+      </w:pPr>
+      <w:rPr>
+        <w:rFonts w:ascii="Wingdings" w:hAnsi="Wingdings" w:hint="default"/>
+      </w:rPr>
+    </w:lvl>
+    <w:lvl w:ilvl="3" w:tplc="40090001" w:tentative="1">
+      <w:start w:val="1"/>
+      <w:numFmt w:val="bullet"/>
+      <w:lvlText w:val=""/>
+      <w:lvlJc w:val="left"/>
+      <w:pPr>
+        <w:ind w:left="3240" w:hanging="360"/>
+      </w:pPr>
+      <w:rPr>
+        <w:rFonts w:ascii="Symbol" w:hAnsi="Symbol" w:hint="default"/>
+      </w:rPr>
+    </w:lvl>
+    <w:lvl w:ilvl="4" w:tplc="40090003" w:tentative="1">
+      <w:start w:val="1"/>
+      <w:numFmt w:val="bullet"/>
+      <w:lvlText w:val="o"/>
+      <w:lvlJc w:val="left"/>
+      <w:pPr>
+        <w:ind w:left="3960" w:hanging="360"/>
+      </w:pPr>
+      <w:rPr>
+        <w:rFonts w:ascii="Courier New" w:hAnsi="Courier New" w:cs="Courier New" w:hint="default"/>
+      </w:rPr>
+    </w:lvl>
+    <w:lvl w:ilvl="5" w:tplc="40090005" w:tentative="1">
+      <w:start w:val="1"/>
+      <w:numFmt w:val="bullet"/>
+      <w:lvlText w:val=""/>
+      <w:lvlJc w:val="left"/>
+      <w:pPr>
+        <w:ind w:left="4680" w:hanging="360"/>
+      </w:pPr>
+      <w:rPr>
+        <w:rFonts w:ascii="Wingdings" w:hAnsi="Wingdings" w:hint="default"/>
+      </w:rPr>
+    </w:lvl>
+    <w:lvl w:ilvl="6" w:tplc="40090001" w:tentative="1">
+      <w:start w:val="1"/>
+      <w:numFmt w:val="bullet"/>
+      <w:lvlText w:val=""/>
+      <w:lvlJc w:val="left"/>
+      <w:pPr>
+        <w:ind w:left="5400" w:hanging="360"/>
+      </w:pPr>
+      <w:rPr>
+        <w:rFonts w:ascii="Symbol" w:hAnsi="Symbol" w:hint="default"/>
+      </w:rPr>
+    </w:lvl>
+    <w:lvl w:ilvl="7" w:tplc="40090003" w:tentative="1">
+      <w:start w:val="1"/>
+      <w:numFmt w:val="bullet"/>
+      <w:lvlText w:val="o"/>
+      <w:lvlJc w:val="left"/>
+      <w:pPr>
+        <w:ind w:left="6120" w:hanging="360"/>
+      </w:pPr>
+      <w:rPr>
+        <w:rFonts w:ascii="Courier New" w:hAnsi="Courier New" w:cs="Courier New" w:hint="default"/>
+      </w:rPr>
+    </w:lvl>
+    <w:lvl w:ilvl="8" w:tplc="40090005" w:tentative="1">
+      <w:start w:val="1"/>
+      <w:numFmt w:val="bullet"/>
+      <w:lvlText w:val=""/>
+      <w:lvlJc w:val="left"/>
+      <w:pPr>
+        <w:ind w:left="6840" w:hanging="360"/>
+      </w:pPr>
+      <w:rPr>
+        <w:rFonts w:ascii="Wingdings" w:hAnsi="Wingdings" w:hint="default"/>
+      </w:rPr>
+    </w:lvl>
+  </w:abstractNum>
+  <w:abstractNum w:abstractNumId="6" w15:restartNumberingAfterBreak="0">
+    <w:nsid w:val="1067014E"/>
+    <w:multiLevelType w:val="multilevel"/>
+    <w:tmpl w:val="68087D46"/>
+    <w:lvl w:ilvl="0">
+      <w:start w:val="1"/>
+      <w:numFmt w:val="bullet"/>
+      <w:lvlText w:val=""/>
+      <w:lvlJc w:val="left"/>
+      <w:pPr>
+        <w:tabs>
+          <w:tab w:val="num" w:pos="720"/>
+        </w:tabs>
+        <w:ind w:left="720" w:hanging="360"/>
+      </w:pPr>
+      <w:rPr>
+        <w:rFonts w:ascii="Symbol" w:hAnsi="Symbol" w:hint="default"/>
+        <w:sz w:val="20"/>
+      </w:rPr>
+    </w:lvl>
+    <w:lvl w:ilvl="1" w:tentative="1">
+      <w:start w:val="1"/>
+      <w:numFmt w:val="bullet"/>
+      <w:lvlText w:val="o"/>
+      <w:lvlJc w:val="left"/>
+      <w:pPr>
+        <w:tabs>
+          <w:tab w:val="num" w:pos="1440"/>
+        </w:tabs>
+        <w:ind w:left="1440" w:hanging="360"/>
+      </w:pPr>
+      <w:rPr>
+        <w:rFonts w:ascii="Courier New" w:hAnsi="Courier New" w:hint="default"/>
+        <w:sz w:val="20"/>
+      </w:rPr>
+    </w:lvl>
+    <w:lvl w:ilvl="2" w:tentative="1">
+      <w:start w:val="1"/>
+      <w:numFmt w:val="bullet"/>
+      <w:lvlText w:val=""/>
+      <w:lvlJc w:val="left"/>
+      <w:pPr>
+        <w:tabs>
+          <w:tab w:val="num" w:pos="2160"/>
+        </w:tabs>
+        <w:ind w:left="2160" w:hanging="360"/>
+      </w:pPr>
+      <w:rPr>
+        <w:rFonts w:ascii="Wingdings" w:hAnsi="Wingdings" w:hint="default"/>
+        <w:sz w:val="20"/>
+      </w:rPr>
+    </w:lvl>
+    <w:lvl w:ilvl="3" w:tentative="1">
+      <w:start w:val="1"/>
+      <w:numFmt w:val="bullet"/>
+      <w:lvlText w:val=""/>
+      <w:lvlJc w:val="left"/>
+      <w:pPr>
+        <w:tabs>
+          <w:tab w:val="num" w:pos="2880"/>
+        </w:tabs>
+        <w:ind w:left="2880" w:hanging="360"/>
+      </w:pPr>
+      <w:rPr>
+        <w:rFonts w:ascii="Wingdings" w:hAnsi="Wingdings" w:hint="default"/>
+        <w:sz w:val="20"/>
+      </w:rPr>
+    </w:lvl>
+    <w:lvl w:ilvl="4" w:tentative="1">
+      <w:start w:val="1"/>
+      <w:numFmt w:val="bullet"/>
+      <w:lvlText w:val=""/>
+      <w:lvlJc w:val="left"/>
+      <w:pPr>
+        <w:tabs>
+          <w:tab w:val="num" w:pos="3600"/>
+        </w:tabs>
+        <w:ind w:left="3600" w:hanging="360"/>
+      </w:pPr>
+      <w:rPr>
+        <w:rFonts w:ascii="Wingdings" w:hAnsi="Wingdings" w:hint="default"/>
+        <w:sz w:val="20"/>
+      </w:rPr>
+    </w:lvl>
+    <w:lvl w:ilvl="5" w:tentative="1">
+      <w:start w:val="1"/>
+      <w:numFmt w:val="bullet"/>
+      <w:lvlText w:val=""/>
+      <w:lvlJc w:val="left"/>
+      <w:pPr>
+        <w:tabs>
+          <w:tab w:val="num" w:pos="4320"/>
+        </w:tabs>
+        <w:ind w:left="4320" w:hanging="360"/>
+      </w:pPr>
+      <w:rPr>
+        <w:rFonts w:ascii="Wingdings" w:hAnsi="Wingdings" w:hint="default"/>
+        <w:sz w:val="20"/>
+      </w:rPr>
+    </w:lvl>
+    <w:lvl w:ilvl="6" w:tentative="1">
+      <w:start w:val="1"/>
+      <w:numFmt w:val="bullet"/>
+      <w:lvlText w:val=""/>
+      <w:lvlJc w:val="left"/>
+      <w:pPr>
+        <w:tabs>
+          <w:tab w:val="num" w:pos="5040"/>
+        </w:tabs>
+        <w:ind w:left="5040" w:hanging="360"/>
+      </w:pPr>
+      <w:rPr>
+        <w:rFonts w:ascii="Wingdings" w:hAnsi="Wingdings" w:hint="default"/>
+        <w:sz w:val="20"/>
+      </w:rPr>
+    </w:lvl>
+    <w:lvl w:ilvl="7" w:tentative="1">
+      <w:start w:val="1"/>
+      <w:numFmt w:val="bullet"/>
+      <w:lvlText w:val=""/>
+      <w:lvlJc w:val="left"/>
+      <w:pPr>
+        <w:tabs>
+          <w:tab w:val="num" w:pos="5760"/>
+        </w:tabs>
+        <w:ind w:left="5760" w:hanging="360"/>
+      </w:pPr>
+      <w:rPr>
+        <w:rFonts w:ascii="Wingdings" w:hAnsi="Wingdings" w:hint="default"/>
+        <w:sz w:val="20"/>
+      </w:rPr>
+    </w:lvl>
+    <w:lvl w:ilvl="8" w:tentative="1">
+      <w:start w:val="1"/>
+      <w:numFmt w:val="bullet"/>
+      <w:lvlText w:val=""/>
+      <w:lvlJc w:val="left"/>
+      <w:pPr>
+        <w:tabs>
+          <w:tab w:val="num" w:pos="6480"/>
+        </w:tabs>
+        <w:ind w:left="6480" w:hanging="360"/>
+      </w:pPr>
+      <w:rPr>
+        <w:rFonts w:ascii="Wingdings" w:hAnsi="Wingdings" w:hint="default"/>
+        <w:sz w:val="20"/>
+      </w:rPr>
+    </w:lvl>
+  </w:abstractNum>
+  <w:abstractNum w:abstractNumId="7" w15:restartNumberingAfterBreak="0">
+    <w:nsid w:val="241A26E1"/>
+    <w:multiLevelType w:val="hybridMultilevel"/>
+    <w:tmpl w:val="680C278E"/>
+    <w:lvl w:ilvl="0" w:tplc="C2FA6528">
       <w:start w:val="1"/>
       <w:numFmt w:val="decimal"/>
       <w:lvlText w:val="%1."/>
       <w:lvlJc w:val="left"/>
       <w:pPr>
-        <w:ind w:left="720" w:hanging="360"/>
+        <w:ind w:left="643" w:hanging="360"/>
       </w:pPr>
       <w:rPr>
         <w:rFonts w:hint="default"/>
@@ -4474,96 +5458,96 @@
         <w:lang w:val="en-US" w:eastAsia="en-US" w:bidi="ar-SA"/>
       </w:rPr>
     </w:lvl>
-    <w:lvl w:ilvl="1" w:tplc="9084AB9C">
+    <w:lvl w:ilvl="1" w:tplc="14B4AEF6">
       <w:numFmt w:val="bullet"/>
       <w:lvlText w:val="•"/>
       <w:lvlJc w:val="left"/>
       <w:pPr>
-        <w:ind w:left="1620" w:hanging="360"/>
+        <w:ind w:left="1543" w:hanging="360"/>
       </w:pPr>
       <w:rPr>
         <w:rFonts w:hint="default"/>
         <w:lang w:val="en-US" w:eastAsia="en-US" w:bidi="ar-SA"/>
       </w:rPr>
     </w:lvl>
-    <w:lvl w:ilvl="2" w:tplc="F6ACDF9A">
+    <w:lvl w:ilvl="2" w:tplc="AB86D3B2">
       <w:numFmt w:val="bullet"/>
       <w:lvlText w:val="•"/>
       <w:lvlJc w:val="left"/>
       <w:pPr>
-        <w:ind w:left="2520" w:hanging="360"/>
+        <w:ind w:left="2443" w:hanging="360"/>
       </w:pPr>
       <w:rPr>
         <w:rFonts w:hint="default"/>
         <w:lang w:val="en-US" w:eastAsia="en-US" w:bidi="ar-SA"/>
       </w:rPr>
     </w:lvl>
-    <w:lvl w:ilvl="3" w:tplc="AF0CCE0A">
+    <w:lvl w:ilvl="3" w:tplc="E110BEFA">
       <w:numFmt w:val="bullet"/>
       <w:lvlText w:val="•"/>
       <w:lvlJc w:val="left"/>
       <w:pPr>
-        <w:ind w:left="3420" w:hanging="360"/>
+        <w:ind w:left="3343" w:hanging="360"/>
       </w:pPr>
       <w:rPr>
         <w:rFonts w:hint="default"/>
         <w:lang w:val="en-US" w:eastAsia="en-US" w:bidi="ar-SA"/>
       </w:rPr>
     </w:lvl>
-    <w:lvl w:ilvl="4" w:tplc="FB5A76EA">
+    <w:lvl w:ilvl="4" w:tplc="330CDC28">
       <w:numFmt w:val="bullet"/>
       <w:lvlText w:val="•"/>
       <w:lvlJc w:val="left"/>
       <w:pPr>
-        <w:ind w:left="4320" w:hanging="360"/>
+        <w:ind w:left="4243" w:hanging="360"/>
       </w:pPr>
       <w:rPr>
         <w:rFonts w:hint="default"/>
         <w:lang w:val="en-US" w:eastAsia="en-US" w:bidi="ar-SA"/>
       </w:rPr>
     </w:lvl>
-    <w:lvl w:ilvl="5" w:tplc="7898DB50">
+    <w:lvl w:ilvl="5" w:tplc="A176A942">
       <w:numFmt w:val="bullet"/>
       <w:lvlText w:val="•"/>
       <w:lvlJc w:val="left"/>
       <w:pPr>
-        <w:ind w:left="5220" w:hanging="360"/>
+        <w:ind w:left="5143" w:hanging="360"/>
       </w:pPr>
       <w:rPr>
         <w:rFonts w:hint="default"/>
         <w:lang w:val="en-US" w:eastAsia="en-US" w:bidi="ar-SA"/>
       </w:rPr>
     </w:lvl>
-    <w:lvl w:ilvl="6" w:tplc="4C6E82A4">
+    <w:lvl w:ilvl="6" w:tplc="E662C6AE">
       <w:numFmt w:val="bullet"/>
       <w:lvlText w:val="•"/>
       <w:lvlJc w:val="left"/>
       <w:pPr>
-        <w:ind w:left="6120" w:hanging="360"/>
+        <w:ind w:left="6043" w:hanging="360"/>
       </w:pPr>
       <w:rPr>
         <w:rFonts w:hint="default"/>
         <w:lang w:val="en-US" w:eastAsia="en-US" w:bidi="ar-SA"/>
       </w:rPr>
     </w:lvl>
-    <w:lvl w:ilvl="7" w:tplc="64BE2804">
+    <w:lvl w:ilvl="7" w:tplc="86B8D92E">
       <w:numFmt w:val="bullet"/>
       <w:lvlText w:val="•"/>
       <w:lvlJc w:val="left"/>
       <w:pPr>
-        <w:ind w:left="7020" w:hanging="360"/>
+        <w:ind w:left="6943" w:hanging="360"/>
       </w:pPr>
       <w:rPr>
         <w:rFonts w:hint="default"/>
         <w:lang w:val="en-US" w:eastAsia="en-US" w:bidi="ar-SA"/>
       </w:rPr>
     </w:lvl>
-    <w:lvl w:ilvl="8" w:tplc="88D01E6C">
+    <w:lvl w:ilvl="8" w:tplc="4702698A">
       <w:numFmt w:val="bullet"/>
       <w:lvlText w:val="•"/>
       <w:lvlJc w:val="left"/>
       <w:pPr>
-        <w:ind w:left="7920" w:hanging="360"/>
+        <w:ind w:left="7843" w:hanging="360"/>
       </w:pPr>
       <w:rPr>
         <w:rFonts w:hint="default"/>
@@ -4571,17 +5555,401 @@
       </w:rPr>
     </w:lvl>
   </w:abstractNum>
-  <w:abstractNum w:abstractNumId="5" w15:restartNumberingAfterBreak="0">
-    <w:nsid w:val="241A26E1"/>
+  <w:abstractNum w:abstractNumId="8" w15:restartNumberingAfterBreak="0">
+    <w:nsid w:val="2478566A"/>
+    <w:multiLevelType w:val="multilevel"/>
+    <w:tmpl w:val="EBBE7E42"/>
+    <w:lvl w:ilvl="0">
+      <w:start w:val="1"/>
+      <w:numFmt w:val="bullet"/>
+      <w:lvlText w:val=""/>
+      <w:lvlJc w:val="left"/>
+      <w:pPr>
+        <w:tabs>
+          <w:tab w:val="num" w:pos="720"/>
+        </w:tabs>
+        <w:ind w:left="720" w:hanging="360"/>
+      </w:pPr>
+      <w:rPr>
+        <w:rFonts w:ascii="Symbol" w:hAnsi="Symbol" w:hint="default"/>
+        <w:sz w:val="20"/>
+      </w:rPr>
+    </w:lvl>
+    <w:lvl w:ilvl="1" w:tentative="1">
+      <w:start w:val="1"/>
+      <w:numFmt w:val="bullet"/>
+      <w:lvlText w:val="o"/>
+      <w:lvlJc w:val="left"/>
+      <w:pPr>
+        <w:tabs>
+          <w:tab w:val="num" w:pos="1440"/>
+        </w:tabs>
+        <w:ind w:left="1440" w:hanging="360"/>
+      </w:pPr>
+      <w:rPr>
+        <w:rFonts w:ascii="Courier New" w:hAnsi="Courier New" w:hint="default"/>
+        <w:sz w:val="20"/>
+      </w:rPr>
+    </w:lvl>
+    <w:lvl w:ilvl="2" w:tentative="1">
+      <w:start w:val="1"/>
+      <w:numFmt w:val="bullet"/>
+      <w:lvlText w:val=""/>
+      <w:lvlJc w:val="left"/>
+      <w:pPr>
+        <w:tabs>
+          <w:tab w:val="num" w:pos="2160"/>
+        </w:tabs>
+        <w:ind w:left="2160" w:hanging="360"/>
+      </w:pPr>
+      <w:rPr>
+        <w:rFonts w:ascii="Wingdings" w:hAnsi="Wingdings" w:hint="default"/>
+        <w:sz w:val="20"/>
+      </w:rPr>
+    </w:lvl>
+    <w:lvl w:ilvl="3" w:tentative="1">
+      <w:start w:val="1"/>
+      <w:numFmt w:val="bullet"/>
+      <w:lvlText w:val=""/>
+      <w:lvlJc w:val="left"/>
+      <w:pPr>
+        <w:tabs>
+          <w:tab w:val="num" w:pos="2880"/>
+        </w:tabs>
+        <w:ind w:left="2880" w:hanging="360"/>
+      </w:pPr>
+      <w:rPr>
+        <w:rFonts w:ascii="Wingdings" w:hAnsi="Wingdings" w:hint="default"/>
+        <w:sz w:val="20"/>
+      </w:rPr>
+    </w:lvl>
+    <w:lvl w:ilvl="4" w:tentative="1">
+      <w:start w:val="1"/>
+      <w:numFmt w:val="bullet"/>
+      <w:lvlText w:val=""/>
+      <w:lvlJc w:val="left"/>
+      <w:pPr>
+        <w:tabs>
+          <w:tab w:val="num" w:pos="3600"/>
+        </w:tabs>
+        <w:ind w:left="3600" w:hanging="360"/>
+      </w:pPr>
+      <w:rPr>
+        <w:rFonts w:ascii="Wingdings" w:hAnsi="Wingdings" w:hint="default"/>
+        <w:sz w:val="20"/>
+      </w:rPr>
+    </w:lvl>
+    <w:lvl w:ilvl="5" w:tentative="1">
+      <w:start w:val="1"/>
+      <w:numFmt w:val="bullet"/>
+      <w:lvlText w:val=""/>
+      <w:lvlJc w:val="left"/>
+      <w:pPr>
+        <w:tabs>
+          <w:tab w:val="num" w:pos="4320"/>
+        </w:tabs>
+        <w:ind w:left="4320" w:hanging="360"/>
+      </w:pPr>
+      <w:rPr>
+        <w:rFonts w:ascii="Wingdings" w:hAnsi="Wingdings" w:hint="default"/>
+        <w:sz w:val="20"/>
+      </w:rPr>
+    </w:lvl>
+    <w:lvl w:ilvl="6" w:tentative="1">
+      <w:start w:val="1"/>
+      <w:numFmt w:val="bullet"/>
+      <w:lvlText w:val=""/>
+      <w:lvlJc w:val="left"/>
+      <w:pPr>
+        <w:tabs>
+          <w:tab w:val="num" w:pos="5040"/>
+        </w:tabs>
+        <w:ind w:left="5040" w:hanging="360"/>
+      </w:pPr>
+      <w:rPr>
+        <w:rFonts w:ascii="Wingdings" w:hAnsi="Wingdings" w:hint="default"/>
+        <w:sz w:val="20"/>
+      </w:rPr>
+    </w:lvl>
+    <w:lvl w:ilvl="7" w:tentative="1">
+      <w:start w:val="1"/>
+      <w:numFmt w:val="bullet"/>
+      <w:lvlText w:val=""/>
+      <w:lvlJc w:val="left"/>
+      <w:pPr>
+        <w:tabs>
+          <w:tab w:val="num" w:pos="5760"/>
+        </w:tabs>
+        <w:ind w:left="5760" w:hanging="360"/>
+      </w:pPr>
+      <w:rPr>
+        <w:rFonts w:ascii="Wingdings" w:hAnsi="Wingdings" w:hint="default"/>
+        <w:sz w:val="20"/>
+      </w:rPr>
+    </w:lvl>
+    <w:lvl w:ilvl="8" w:tentative="1">
+      <w:start w:val="1"/>
+      <w:numFmt w:val="bullet"/>
+      <w:lvlText w:val=""/>
+      <w:lvlJc w:val="left"/>
+      <w:pPr>
+        <w:tabs>
+          <w:tab w:val="num" w:pos="6480"/>
+        </w:tabs>
+        <w:ind w:left="6480" w:hanging="360"/>
+      </w:pPr>
+      <w:rPr>
+        <w:rFonts w:ascii="Wingdings" w:hAnsi="Wingdings" w:hint="default"/>
+        <w:sz w:val="20"/>
+      </w:rPr>
+    </w:lvl>
+  </w:abstractNum>
+  <w:abstractNum w:abstractNumId="9" w15:restartNumberingAfterBreak="0">
+    <w:nsid w:val="2BEC438E"/>
     <w:multiLevelType w:val="hybridMultilevel"/>
-    <w:tmpl w:val="680C278E"/>
-    <w:lvl w:ilvl="0" w:tplc="C2FA6528">
+    <w:tmpl w:val="D9E27186"/>
+    <w:lvl w:ilvl="0" w:tplc="4009000F">
       <w:start w:val="1"/>
       <w:numFmt w:val="decimal"/>
       <w:lvlText w:val="%1."/>
       <w:lvlJc w:val="left"/>
       <w:pPr>
-        <w:ind w:left="643" w:hanging="360"/>
+        <w:ind w:left="720" w:hanging="360"/>
+      </w:pPr>
+    </w:lvl>
+    <w:lvl w:ilvl="1" w:tplc="40090019" w:tentative="1">
+      <w:start w:val="1"/>
+      <w:numFmt w:val="lowerLetter"/>
+      <w:lvlText w:val="%2."/>
+      <w:lvlJc w:val="left"/>
+      <w:pPr>
+        <w:ind w:left="1440" w:hanging="360"/>
+      </w:pPr>
+    </w:lvl>
+    <w:lvl w:ilvl="2" w:tplc="4009001B" w:tentative="1">
+      <w:start w:val="1"/>
+      <w:numFmt w:val="lowerRoman"/>
+      <w:lvlText w:val="%3."/>
+      <w:lvlJc w:val="right"/>
+      <w:pPr>
+        <w:ind w:left="2160" w:hanging="180"/>
+      </w:pPr>
+    </w:lvl>
+    <w:lvl w:ilvl="3" w:tplc="4009000F" w:tentative="1">
+      <w:start w:val="1"/>
+      <w:numFmt w:val="decimal"/>
+      <w:lvlText w:val="%4."/>
+      <w:lvlJc w:val="left"/>
+      <w:pPr>
+        <w:ind w:left="2880" w:hanging="360"/>
+      </w:pPr>
+    </w:lvl>
+    <w:lvl w:ilvl="4" w:tplc="40090019" w:tentative="1">
+      <w:start w:val="1"/>
+      <w:numFmt w:val="lowerLetter"/>
+      <w:lvlText w:val="%5."/>
+      <w:lvlJc w:val="left"/>
+      <w:pPr>
+        <w:ind w:left="3600" w:hanging="360"/>
+      </w:pPr>
+    </w:lvl>
+    <w:lvl w:ilvl="5" w:tplc="4009001B" w:tentative="1">
+      <w:start w:val="1"/>
+      <w:numFmt w:val="lowerRoman"/>
+      <w:lvlText w:val="%6."/>
+      <w:lvlJc w:val="right"/>
+      <w:pPr>
+        <w:ind w:left="4320" w:hanging="180"/>
+      </w:pPr>
+    </w:lvl>
+    <w:lvl w:ilvl="6" w:tplc="4009000F" w:tentative="1">
+      <w:start w:val="1"/>
+      <w:numFmt w:val="decimal"/>
+      <w:lvlText w:val="%7."/>
+      <w:lvlJc w:val="left"/>
+      <w:pPr>
+        <w:ind w:left="5040" w:hanging="360"/>
+      </w:pPr>
+    </w:lvl>
+    <w:lvl w:ilvl="7" w:tplc="40090019" w:tentative="1">
+      <w:start w:val="1"/>
+      <w:numFmt w:val="lowerLetter"/>
+      <w:lvlText w:val="%8."/>
+      <w:lvlJc w:val="left"/>
+      <w:pPr>
+        <w:ind w:left="5760" w:hanging="360"/>
+      </w:pPr>
+    </w:lvl>
+    <w:lvl w:ilvl="8" w:tplc="4009001B" w:tentative="1">
+      <w:start w:val="1"/>
+      <w:numFmt w:val="lowerRoman"/>
+      <w:lvlText w:val="%9."/>
+      <w:lvlJc w:val="right"/>
+      <w:pPr>
+        <w:ind w:left="6480" w:hanging="180"/>
+      </w:pPr>
+    </w:lvl>
+  </w:abstractNum>
+  <w:abstractNum w:abstractNumId="10" w15:restartNumberingAfterBreak="0">
+    <w:nsid w:val="322A4503"/>
+    <w:multiLevelType w:val="multilevel"/>
+    <w:tmpl w:val="B3E6FE8A"/>
+    <w:lvl w:ilvl="0">
+      <w:start w:val="1"/>
+      <w:numFmt w:val="bullet"/>
+      <w:lvlText w:val=""/>
+      <w:lvlJc w:val="left"/>
+      <w:pPr>
+        <w:tabs>
+          <w:tab w:val="num" w:pos="720"/>
+        </w:tabs>
+        <w:ind w:left="720" w:hanging="360"/>
+      </w:pPr>
+      <w:rPr>
+        <w:rFonts w:ascii="Symbol" w:hAnsi="Symbol" w:hint="default"/>
+        <w:sz w:val="20"/>
+      </w:rPr>
+    </w:lvl>
+    <w:lvl w:ilvl="1">
+      <w:start w:val="1"/>
+      <w:numFmt w:val="bullet"/>
+      <w:lvlText w:val="o"/>
+      <w:lvlJc w:val="left"/>
+      <w:pPr>
+        <w:tabs>
+          <w:tab w:val="num" w:pos="1440"/>
+        </w:tabs>
+        <w:ind w:left="1440" w:hanging="360"/>
+      </w:pPr>
+      <w:rPr>
+        <w:rFonts w:ascii="Courier New" w:hAnsi="Courier New" w:hint="default"/>
+        <w:sz w:val="20"/>
+      </w:rPr>
+    </w:lvl>
+    <w:lvl w:ilvl="2" w:tentative="1">
+      <w:start w:val="1"/>
+      <w:numFmt w:val="bullet"/>
+      <w:lvlText w:val=""/>
+      <w:lvlJc w:val="left"/>
+      <w:pPr>
+        <w:tabs>
+          <w:tab w:val="num" w:pos="2160"/>
+        </w:tabs>
+        <w:ind w:left="2160" w:hanging="360"/>
+      </w:pPr>
+      <w:rPr>
+        <w:rFonts w:ascii="Wingdings" w:hAnsi="Wingdings" w:hint="default"/>
+        <w:sz w:val="20"/>
+      </w:rPr>
+    </w:lvl>
+    <w:lvl w:ilvl="3" w:tentative="1">
+      <w:start w:val="1"/>
+      <w:numFmt w:val="bullet"/>
+      <w:lvlText w:val=""/>
+      <w:lvlJc w:val="left"/>
+      <w:pPr>
+        <w:tabs>
+          <w:tab w:val="num" w:pos="2880"/>
+        </w:tabs>
+        <w:ind w:left="2880" w:hanging="360"/>
+      </w:pPr>
+      <w:rPr>
+        <w:rFonts w:ascii="Wingdings" w:hAnsi="Wingdings" w:hint="default"/>
+        <w:sz w:val="20"/>
+      </w:rPr>
+    </w:lvl>
+    <w:lvl w:ilvl="4" w:tentative="1">
+      <w:start w:val="1"/>
+      <w:numFmt w:val="bullet"/>
+      <w:lvlText w:val=""/>
+      <w:lvlJc w:val="left"/>
+      <w:pPr>
+        <w:tabs>
+          <w:tab w:val="num" w:pos="3600"/>
+        </w:tabs>
+        <w:ind w:left="3600" w:hanging="360"/>
+      </w:pPr>
+      <w:rPr>
+        <w:rFonts w:ascii="Wingdings" w:hAnsi="Wingdings" w:hint="default"/>
+        <w:sz w:val="20"/>
+      </w:rPr>
+    </w:lvl>
+    <w:lvl w:ilvl="5" w:tentative="1">
+      <w:start w:val="1"/>
+      <w:numFmt w:val="bullet"/>
+      <w:lvlText w:val=""/>
+      <w:lvlJc w:val="left"/>
+      <w:pPr>
+        <w:tabs>
+          <w:tab w:val="num" w:pos="4320"/>
+        </w:tabs>
+        <w:ind w:left="4320" w:hanging="360"/>
+      </w:pPr>
+      <w:rPr>
+        <w:rFonts w:ascii="Wingdings" w:hAnsi="Wingdings" w:hint="default"/>
+        <w:sz w:val="20"/>
+      </w:rPr>
+    </w:lvl>
+    <w:lvl w:ilvl="6" w:tentative="1">
+      <w:start w:val="1"/>
+      <w:numFmt w:val="bullet"/>
+      <w:lvlText w:val=""/>
+      <w:lvlJc w:val="left"/>
+      <w:pPr>
+        <w:tabs>
+          <w:tab w:val="num" w:pos="5040"/>
+        </w:tabs>
+        <w:ind w:left="5040" w:hanging="360"/>
+      </w:pPr>
+      <w:rPr>
+        <w:rFonts w:ascii="Wingdings" w:hAnsi="Wingdings" w:hint="default"/>
+        <w:sz w:val="20"/>
+      </w:rPr>
+    </w:lvl>
+    <w:lvl w:ilvl="7" w:tentative="1">
+      <w:start w:val="1"/>
+      <w:numFmt w:val="bullet"/>
+      <w:lvlText w:val=""/>
+      <w:lvlJc w:val="left"/>
+      <w:pPr>
+        <w:tabs>
+          <w:tab w:val="num" w:pos="5760"/>
+        </w:tabs>
+        <w:ind w:left="5760" w:hanging="360"/>
+      </w:pPr>
+      <w:rPr>
+        <w:rFonts w:ascii="Wingdings" w:hAnsi="Wingdings" w:hint="default"/>
+        <w:sz w:val="20"/>
+      </w:rPr>
+    </w:lvl>
+    <w:lvl w:ilvl="8" w:tentative="1">
+      <w:start w:val="1"/>
+      <w:numFmt w:val="bullet"/>
+      <w:lvlText w:val=""/>
+      <w:lvlJc w:val="left"/>
+      <w:pPr>
+        <w:tabs>
+          <w:tab w:val="num" w:pos="6480"/>
+        </w:tabs>
+        <w:ind w:left="6480" w:hanging="360"/>
+      </w:pPr>
+      <w:rPr>
+        <w:rFonts w:ascii="Wingdings" w:hAnsi="Wingdings" w:hint="default"/>
+        <w:sz w:val="20"/>
+      </w:rPr>
+    </w:lvl>
+  </w:abstractNum>
+  <w:abstractNum w:abstractNumId="11" w15:restartNumberingAfterBreak="0">
+    <w:nsid w:val="391C23BF"/>
+    <w:multiLevelType w:val="hybridMultilevel"/>
+    <w:tmpl w:val="215AFDFA"/>
+    <w:lvl w:ilvl="0" w:tplc="1082C03C">
+      <w:start w:val="1"/>
+      <w:numFmt w:val="decimal"/>
+      <w:lvlText w:val="%1."/>
+      <w:lvlJc w:val="left"/>
+      <w:pPr>
+        <w:ind w:left="720" w:hanging="360"/>
       </w:pPr>
       <w:rPr>
         <w:rFonts w:hint="default"/>
@@ -4590,96 +5958,96 @@
         <w:lang w:val="en-US" w:eastAsia="en-US" w:bidi="ar-SA"/>
       </w:rPr>
     </w:lvl>
-    <w:lvl w:ilvl="1" w:tplc="14B4AEF6">
+    <w:lvl w:ilvl="1" w:tplc="52505EF2">
       <w:numFmt w:val="bullet"/>
       <w:lvlText w:val="•"/>
       <w:lvlJc w:val="left"/>
       <w:pPr>
-        <w:ind w:left="1543" w:hanging="360"/>
+        <w:ind w:left="1620" w:hanging="360"/>
       </w:pPr>
       <w:rPr>
         <w:rFonts w:hint="default"/>
         <w:lang w:val="en-US" w:eastAsia="en-US" w:bidi="ar-SA"/>
       </w:rPr>
     </w:lvl>
-    <w:lvl w:ilvl="2" w:tplc="AB86D3B2">
+    <w:lvl w:ilvl="2" w:tplc="E3E213A8">
       <w:numFmt w:val="bullet"/>
       <w:lvlText w:val="•"/>
       <w:lvlJc w:val="left"/>
       <w:pPr>
-        <w:ind w:left="2443" w:hanging="360"/>
+        <w:ind w:left="2520" w:hanging="360"/>
       </w:pPr>
       <w:rPr>
         <w:rFonts w:hint="default"/>
         <w:lang w:val="en-US" w:eastAsia="en-US" w:bidi="ar-SA"/>
       </w:rPr>
     </w:lvl>
-    <w:lvl w:ilvl="3" w:tplc="E110BEFA">
+    <w:lvl w:ilvl="3" w:tplc="7F987A8E">
       <w:numFmt w:val="bullet"/>
       <w:lvlText w:val="•"/>
       <w:lvlJc w:val="left"/>
       <w:pPr>
-        <w:ind w:left="3343" w:hanging="360"/>
+        <w:ind w:left="3420" w:hanging="360"/>
       </w:pPr>
       <w:rPr>
         <w:rFonts w:hint="default"/>
         <w:lang w:val="en-US" w:eastAsia="en-US" w:bidi="ar-SA"/>
       </w:rPr>
     </w:lvl>
-    <w:lvl w:ilvl="4" w:tplc="330CDC28">
+    <w:lvl w:ilvl="4" w:tplc="23D87980">
       <w:numFmt w:val="bullet"/>
       <w:lvlText w:val="•"/>
       <w:lvlJc w:val="left"/>
       <w:pPr>
-        <w:ind w:left="4243" w:hanging="360"/>
+        <w:ind w:left="4320" w:hanging="360"/>
       </w:pPr>
       <w:rPr>
         <w:rFonts w:hint="default"/>
         <w:lang w:val="en-US" w:eastAsia="en-US" w:bidi="ar-SA"/>
       </w:rPr>
     </w:lvl>
-    <w:lvl w:ilvl="5" w:tplc="A176A942">
+    <w:lvl w:ilvl="5" w:tplc="C59EBBF4">
       <w:numFmt w:val="bullet"/>
       <w:lvlText w:val="•"/>
       <w:lvlJc w:val="left"/>
       <w:pPr>
-        <w:ind w:left="5143" w:hanging="360"/>
+        <w:ind w:left="5220" w:hanging="360"/>
       </w:pPr>
       <w:rPr>
         <w:rFonts w:hint="default"/>
         <w:lang w:val="en-US" w:eastAsia="en-US" w:bidi="ar-SA"/>
       </w:rPr>
     </w:lvl>
-    <w:lvl w:ilvl="6" w:tplc="E662C6AE">
+    <w:lvl w:ilvl="6" w:tplc="20B2C62C">
       <w:numFmt w:val="bullet"/>
       <w:lvlText w:val="•"/>
       <w:lvlJc w:val="left"/>
       <w:pPr>
-        <w:ind w:left="6043" w:hanging="360"/>
+        <w:ind w:left="6120" w:hanging="360"/>
       </w:pPr>
       <w:rPr>
         <w:rFonts w:hint="default"/>
         <w:lang w:val="en-US" w:eastAsia="en-US" w:bidi="ar-SA"/>
       </w:rPr>
     </w:lvl>
-    <w:lvl w:ilvl="7" w:tplc="86B8D92E">
+    <w:lvl w:ilvl="7" w:tplc="068C7F94">
       <w:numFmt w:val="bullet"/>
       <w:lvlText w:val="•"/>
       <w:lvlJc w:val="left"/>
       <w:pPr>
-        <w:ind w:left="6943" w:hanging="360"/>
+        <w:ind w:left="7020" w:hanging="360"/>
       </w:pPr>
       <w:rPr>
         <w:rFonts w:hint="default"/>
         <w:lang w:val="en-US" w:eastAsia="en-US" w:bidi="ar-SA"/>
       </w:rPr>
     </w:lvl>
-    <w:lvl w:ilvl="8" w:tplc="4702698A">
+    <w:lvl w:ilvl="8" w:tplc="CD443602">
       <w:numFmt w:val="bullet"/>
       <w:lvlText w:val="•"/>
       <w:lvlJc w:val="left"/>
       <w:pPr>
-        <w:ind w:left="7843" w:hanging="360"/>
+        <w:ind w:left="7920" w:hanging="360"/>
       </w:pPr>
       <w:rPr>
         <w:rFonts w:hint="default"/>
@@ -4687,11 +6055,160 @@
       </w:rPr>
     </w:lvl>
   </w:abstractNum>
-  <w:abstractNum w:abstractNumId="6" w15:restartNumberingAfterBreak="0">
-    <w:nsid w:val="2BEC438E"/>
+  <w:abstractNum w:abstractNumId="12" w15:restartNumberingAfterBreak="0">
+    <w:nsid w:val="3BDF0A0A"/>
+    <w:multiLevelType w:val="multilevel"/>
+    <w:tmpl w:val="9602609E"/>
+    <w:lvl w:ilvl="0">
+      <w:start w:val="1"/>
+      <w:numFmt w:val="bullet"/>
+      <w:lvlText w:val=""/>
+      <w:lvlJc w:val="left"/>
+      <w:pPr>
+        <w:tabs>
+          <w:tab w:val="num" w:pos="720"/>
+        </w:tabs>
+        <w:ind w:left="720" w:hanging="360"/>
+      </w:pPr>
+      <w:rPr>
+        <w:rFonts w:ascii="Symbol" w:hAnsi="Symbol" w:hint="default"/>
+        <w:sz w:val="20"/>
+      </w:rPr>
+    </w:lvl>
+    <w:lvl w:ilvl="1">
+      <w:start w:val="1"/>
+      <w:numFmt w:val="bullet"/>
+      <w:lvlText w:val="o"/>
+      <w:lvlJc w:val="left"/>
+      <w:pPr>
+        <w:tabs>
+          <w:tab w:val="num" w:pos="1440"/>
+        </w:tabs>
+        <w:ind w:left="1440" w:hanging="360"/>
+      </w:pPr>
+      <w:rPr>
+        <w:rFonts w:ascii="Courier New" w:hAnsi="Courier New" w:hint="default"/>
+        <w:sz w:val="20"/>
+      </w:rPr>
+    </w:lvl>
+    <w:lvl w:ilvl="2" w:tentative="1">
+      <w:start w:val="1"/>
+      <w:numFmt w:val="bullet"/>
+      <w:lvlText w:val=""/>
+      <w:lvlJc w:val="left"/>
+      <w:pPr>
+        <w:tabs>
+          <w:tab w:val="num" w:pos="2160"/>
+        </w:tabs>
+        <w:ind w:left="2160" w:hanging="360"/>
+      </w:pPr>
+      <w:rPr>
+        <w:rFonts w:ascii="Wingdings" w:hAnsi="Wingdings" w:hint="default"/>
+        <w:sz w:val="20"/>
+      </w:rPr>
+    </w:lvl>
+    <w:lvl w:ilvl="3" w:tentative="1">
+      <w:start w:val="1"/>
+      <w:numFmt w:val="bullet"/>
+      <w:lvlText w:val=""/>
+      <w:lvlJc w:val="left"/>
+      <w:pPr>
+        <w:tabs>
+          <w:tab w:val="num" w:pos="2880"/>
+        </w:tabs>
+        <w:ind w:left="2880" w:hanging="360"/>
+      </w:pPr>
+      <w:rPr>
+        <w:rFonts w:ascii="Wingdings" w:hAnsi="Wingdings" w:hint="default"/>
+        <w:sz w:val="20"/>
+      </w:rPr>
+    </w:lvl>
+    <w:lvl w:ilvl="4" w:tentative="1">
+      <w:start w:val="1"/>
+      <w:numFmt w:val="bullet"/>
+      <w:lvlText w:val=""/>
+      <w:lvlJc w:val="left"/>
+      <w:pPr>
+        <w:tabs>
+          <w:tab w:val="num" w:pos="3600"/>
+        </w:tabs>
+        <w:ind w:left="3600" w:hanging="360"/>
+      </w:pPr>
+      <w:rPr>
+        <w:rFonts w:ascii="Wingdings" w:hAnsi="Wingdings" w:hint="default"/>
+        <w:sz w:val="20"/>
+      </w:rPr>
+    </w:lvl>
+    <w:lvl w:ilvl="5" w:tentative="1">
+      <w:start w:val="1"/>
+      <w:numFmt w:val="bullet"/>
+      <w:lvlText w:val=""/>
+      <w:lvlJc w:val="left"/>
+      <w:pPr>
+        <w:tabs>
+          <w:tab w:val="num" w:pos="4320"/>
+        </w:tabs>
+        <w:ind w:left="4320" w:hanging="360"/>
+      </w:pPr>
+      <w:rPr>
+        <w:rFonts w:ascii="Wingdings" w:hAnsi="Wingdings" w:hint="default"/>
+        <w:sz w:val="20"/>
+      </w:rPr>
+    </w:lvl>
+    <w:lvl w:ilvl="6" w:tentative="1">
+      <w:start w:val="1"/>
+      <w:numFmt w:val="bullet"/>
+      <w:lvlText w:val=""/>
+      <w:lvlJc w:val="left"/>
+      <w:pPr>
+        <w:tabs>
+          <w:tab w:val="num" w:pos="5040"/>
+        </w:tabs>
+        <w:ind w:left="5040" w:hanging="360"/>
+      </w:pPr>
+      <w:rPr>
+        <w:rFonts w:ascii="Wingdings" w:hAnsi="Wingdings" w:hint="default"/>
+        <w:sz w:val="20"/>
+      </w:rPr>
+    </w:lvl>
+    <w:lvl w:ilvl="7" w:tentative="1">
+      <w:start w:val="1"/>
+      <w:numFmt w:val="bullet"/>
+      <w:lvlText w:val=""/>
+      <w:lvlJc w:val="left"/>
+      <w:pPr>
+        <w:tabs>
+          <w:tab w:val="num" w:pos="5760"/>
+        </w:tabs>
+        <w:ind w:left="5760" w:hanging="360"/>
+      </w:pPr>
+      <w:rPr>
+        <w:rFonts w:ascii="Wingdings" w:hAnsi="Wingdings" w:hint="default"/>
+        <w:sz w:val="20"/>
+      </w:rPr>
+    </w:lvl>
+    <w:lvl w:ilvl="8" w:tentative="1">
+      <w:start w:val="1"/>
+      <w:numFmt w:val="bullet"/>
+      <w:lvlText w:val=""/>
+      <w:lvlJc w:val="left"/>
+      <w:pPr>
+        <w:tabs>
+          <w:tab w:val="num" w:pos="6480"/>
+        </w:tabs>
+        <w:ind w:left="6480" w:hanging="360"/>
+      </w:pPr>
+      <w:rPr>
+        <w:rFonts w:ascii="Wingdings" w:hAnsi="Wingdings" w:hint="default"/>
+        <w:sz w:val="20"/>
+      </w:rPr>
+    </w:lvl>
+  </w:abstractNum>
+  <w:abstractNum w:abstractNumId="13" w15:restartNumberingAfterBreak="0">
+    <w:nsid w:val="41092BCD"/>
     <w:multiLevelType w:val="hybridMultilevel"/>
-    <w:tmpl w:val="D9E27186"/>
-    <w:lvl w:ilvl="0" w:tplc="4009000F">
+    <w:tmpl w:val="CC322086"/>
+    <w:lvl w:ilvl="0" w:tplc="402AF48A">
       <w:start w:val="1"/>
       <w:numFmt w:val="decimal"/>
       <w:lvlText w:val="%1."/>
@@ -4699,8 +6216,130 @@
       <w:pPr>
         <w:ind w:left="720" w:hanging="360"/>
       </w:pPr>
-    </w:lvl>
-    <w:lvl w:ilvl="1" w:tplc="40090019" w:tentative="1">
+      <w:rPr>
+        <w:rFonts w:ascii="Times New Roman" w:eastAsia="Times New Roman" w:hAnsi="Times New Roman" w:cs="Times New Roman" w:hint="default"/>
+        <w:b w:val="0"/>
+        <w:bCs w:val="0"/>
+        <w:i w:val="0"/>
+        <w:iCs w:val="0"/>
+        <w:spacing w:val="-1"/>
+        <w:w w:val="100"/>
+        <w:sz w:val="26"/>
+        <w:szCs w:val="26"/>
+        <w:lang w:val="en-US" w:eastAsia="en-US" w:bidi="ar-SA"/>
+      </w:rPr>
+    </w:lvl>
+    <w:lvl w:ilvl="1" w:tplc="ECA04AE8">
+      <w:numFmt w:val="bullet"/>
+      <w:lvlText w:val="•"/>
+      <w:lvlJc w:val="left"/>
+      <w:pPr>
+        <w:ind w:left="1620" w:hanging="360"/>
+      </w:pPr>
+      <w:rPr>
+        <w:rFonts w:hint="default"/>
+        <w:lang w:val="en-US" w:eastAsia="en-US" w:bidi="ar-SA"/>
+      </w:rPr>
+    </w:lvl>
+    <w:lvl w:ilvl="2" w:tplc="FE6612B0">
+      <w:numFmt w:val="bullet"/>
+      <w:lvlText w:val="•"/>
+      <w:lvlJc w:val="left"/>
+      <w:pPr>
+        <w:ind w:left="2520" w:hanging="360"/>
+      </w:pPr>
+      <w:rPr>
+        <w:rFonts w:hint="default"/>
+        <w:lang w:val="en-US" w:eastAsia="en-US" w:bidi="ar-SA"/>
+      </w:rPr>
+    </w:lvl>
+    <w:lvl w:ilvl="3" w:tplc="63F06BE6">
+      <w:numFmt w:val="bullet"/>
+      <w:lvlText w:val="•"/>
+      <w:lvlJc w:val="left"/>
+      <w:pPr>
+        <w:ind w:left="3420" w:hanging="360"/>
+      </w:pPr>
+      <w:rPr>
+        <w:rFonts w:hint="default"/>
+        <w:lang w:val="en-US" w:eastAsia="en-US" w:bidi="ar-SA"/>
+      </w:rPr>
+    </w:lvl>
+    <w:lvl w:ilvl="4" w:tplc="CFE66710">
+      <w:numFmt w:val="bullet"/>
+      <w:lvlText w:val="•"/>
+      <w:lvlJc w:val="left"/>
+      <w:pPr>
+        <w:ind w:left="4320" w:hanging="360"/>
+      </w:pPr>
+      <w:rPr>
+        <w:rFonts w:hint="default"/>
+        <w:lang w:val="en-US" w:eastAsia="en-US" w:bidi="ar-SA"/>
+      </w:rPr>
+    </w:lvl>
+    <w:lvl w:ilvl="5" w:tplc="62CA33FE">
+      <w:numFmt w:val="bullet"/>
+      <w:lvlText w:val="•"/>
+      <w:lvlJc w:val="left"/>
+      <w:pPr>
+        <w:ind w:left="5220" w:hanging="360"/>
+      </w:pPr>
+      <w:rPr>
+        <w:rFonts w:hint="default"/>
+        <w:lang w:val="en-US" w:eastAsia="en-US" w:bidi="ar-SA"/>
+      </w:rPr>
+    </w:lvl>
+    <w:lvl w:ilvl="6" w:tplc="DE5E7FB2">
+      <w:numFmt w:val="bullet"/>
+      <w:lvlText w:val="•"/>
+      <w:lvlJc w:val="left"/>
+      <w:pPr>
+        <w:ind w:left="6120" w:hanging="360"/>
+      </w:pPr>
+      <w:rPr>
+        <w:rFonts w:hint="default"/>
+        <w:lang w:val="en-US" w:eastAsia="en-US" w:bidi="ar-SA"/>
+      </w:rPr>
+    </w:lvl>
+    <w:lvl w:ilvl="7" w:tplc="5D4EF26E">
+      <w:numFmt w:val="bullet"/>
+      <w:lvlText w:val="•"/>
+      <w:lvlJc w:val="left"/>
+      <w:pPr>
+        <w:ind w:left="7020" w:hanging="360"/>
+      </w:pPr>
+      <w:rPr>
+        <w:rFonts w:hint="default"/>
+        <w:lang w:val="en-US" w:eastAsia="en-US" w:bidi="ar-SA"/>
+      </w:rPr>
+    </w:lvl>
+    <w:lvl w:ilvl="8" w:tplc="28521526">
+      <w:numFmt w:val="bullet"/>
+      <w:lvlText w:val="•"/>
+      <w:lvlJc w:val="left"/>
+      <w:pPr>
+        <w:ind w:left="7920" w:hanging="360"/>
+      </w:pPr>
+      <w:rPr>
+        <w:rFonts w:hint="default"/>
+        <w:lang w:val="en-US" w:eastAsia="en-US" w:bidi="ar-SA"/>
+      </w:rPr>
+    </w:lvl>
+  </w:abstractNum>
+  <w:abstractNum w:abstractNumId="14" w15:restartNumberingAfterBreak="0">
+    <w:nsid w:val="451028B6"/>
+    <w:multiLevelType w:val="hybridMultilevel"/>
+    <w:tmpl w:val="FC3C2F08"/>
+    <w:lvl w:ilvl="0" w:tplc="4009000F">
+      <w:start w:val="1"/>
+      <w:numFmt w:val="decimal"/>
+      <w:lvlText w:val="%1."/>
+      <w:lvlJc w:val="left"/>
+      <w:pPr>
+        <w:ind w:left="720" w:hanging="360"/>
+      </w:pPr>
+    </w:lvl>
+    <w:lvl w:ilvl="1" w:tplc="40090019">
       <w:start w:val="1"/>
       <w:numFmt w:val="lowerLetter"/>
       <w:lvlText w:val="%2."/>
@@ -4773,239 +6412,391 @@
       </w:pPr>
     </w:lvl>
   </w:abstractNum>
-  <w:abstractNum w:abstractNumId="7" w15:restartNumberingAfterBreak="0">
-    <w:nsid w:val="391C23BF"/>
+  <w:abstractNum w:abstractNumId="15" w15:restartNumberingAfterBreak="0">
+    <w:nsid w:val="466B4402"/>
     <w:multiLevelType w:val="hybridMultilevel"/>
-    <w:tmpl w:val="215AFDFA"/>
-    <w:lvl w:ilvl="0" w:tplc="1082C03C">
+    <w:tmpl w:val="6512C9BC"/>
+    <w:lvl w:ilvl="0" w:tplc="4009000F">
       <w:start w:val="1"/>
       <w:numFmt w:val="decimal"/>
       <w:lvlText w:val="%1."/>
       <w:lvlJc w:val="left"/>
       <w:pPr>
+        <w:ind w:left="1439" w:hanging="360"/>
+      </w:pPr>
+    </w:lvl>
+    <w:lvl w:ilvl="1" w:tplc="40090019" w:tentative="1">
+      <w:start w:val="1"/>
+      <w:numFmt w:val="lowerLetter"/>
+      <w:lvlText w:val="%2."/>
+      <w:lvlJc w:val="left"/>
+      <w:pPr>
+        <w:ind w:left="2159" w:hanging="360"/>
+      </w:pPr>
+    </w:lvl>
+    <w:lvl w:ilvl="2" w:tplc="4009001B" w:tentative="1">
+      <w:start w:val="1"/>
+      <w:numFmt w:val="lowerRoman"/>
+      <w:lvlText w:val="%3."/>
+      <w:lvlJc w:val="right"/>
+      <w:pPr>
+        <w:ind w:left="2879" w:hanging="180"/>
+      </w:pPr>
+    </w:lvl>
+    <w:lvl w:ilvl="3" w:tplc="4009000F" w:tentative="1">
+      <w:start w:val="1"/>
+      <w:numFmt w:val="decimal"/>
+      <w:lvlText w:val="%4."/>
+      <w:lvlJc w:val="left"/>
+      <w:pPr>
+        <w:ind w:left="3599" w:hanging="360"/>
+      </w:pPr>
+    </w:lvl>
+    <w:lvl w:ilvl="4" w:tplc="40090019" w:tentative="1">
+      <w:start w:val="1"/>
+      <w:numFmt w:val="lowerLetter"/>
+      <w:lvlText w:val="%5."/>
+      <w:lvlJc w:val="left"/>
+      <w:pPr>
+        <w:ind w:left="4319" w:hanging="360"/>
+      </w:pPr>
+    </w:lvl>
+    <w:lvl w:ilvl="5" w:tplc="4009001B" w:tentative="1">
+      <w:start w:val="1"/>
+      <w:numFmt w:val="lowerRoman"/>
+      <w:lvlText w:val="%6."/>
+      <w:lvlJc w:val="right"/>
+      <w:pPr>
+        <w:ind w:left="5039" w:hanging="180"/>
+      </w:pPr>
+    </w:lvl>
+    <w:lvl w:ilvl="6" w:tplc="4009000F" w:tentative="1">
+      <w:start w:val="1"/>
+      <w:numFmt w:val="decimal"/>
+      <w:lvlText w:val="%7."/>
+      <w:lvlJc w:val="left"/>
+      <w:pPr>
+        <w:ind w:left="5759" w:hanging="360"/>
+      </w:pPr>
+    </w:lvl>
+    <w:lvl w:ilvl="7" w:tplc="40090019" w:tentative="1">
+      <w:start w:val="1"/>
+      <w:numFmt w:val="lowerLetter"/>
+      <w:lvlText w:val="%8."/>
+      <w:lvlJc w:val="left"/>
+      <w:pPr>
+        <w:ind w:left="6479" w:hanging="360"/>
+      </w:pPr>
+    </w:lvl>
+    <w:lvl w:ilvl="8" w:tplc="4009001B" w:tentative="1">
+      <w:start w:val="1"/>
+      <w:numFmt w:val="lowerRoman"/>
+      <w:lvlText w:val="%9."/>
+      <w:lvlJc w:val="right"/>
+      <w:pPr>
+        <w:ind w:left="7199" w:hanging="180"/>
+      </w:pPr>
+    </w:lvl>
+  </w:abstractNum>
+  <w:abstractNum w:abstractNumId="16" w15:restartNumberingAfterBreak="0">
+    <w:nsid w:val="489F3E93"/>
+    <w:multiLevelType w:val="multilevel"/>
+    <w:tmpl w:val="AEC8D580"/>
+    <w:lvl w:ilvl="0">
+      <w:start w:val="1"/>
+      <w:numFmt w:val="bullet"/>
+      <w:lvlText w:val=""/>
+      <w:lvlJc w:val="left"/>
+      <w:pPr>
+        <w:tabs>
+          <w:tab w:val="num" w:pos="720"/>
+        </w:tabs>
         <w:ind w:left="720" w:hanging="360"/>
       </w:pPr>
       <w:rPr>
-        <w:rFonts w:hint="default"/>
-        <w:spacing w:val="-1"/>
-        <w:w w:val="100"/>
-        <w:lang w:val="en-US" w:eastAsia="en-US" w:bidi="ar-SA"/>
-      </w:rPr>
-    </w:lvl>
-    <w:lvl w:ilvl="1" w:tplc="52505EF2">
-      <w:numFmt w:val="bullet"/>
-      <w:lvlText w:val="•"/>
-      <w:lvlJc w:val="left"/>
-      <w:pPr>
-        <w:ind w:left="1620" w:hanging="360"/>
-      </w:pPr>
-      <w:rPr>
-        <w:rFonts w:hint="default"/>
-        <w:lang w:val="en-US" w:eastAsia="en-US" w:bidi="ar-SA"/>
-      </w:rPr>
-    </w:lvl>
-    <w:lvl w:ilvl="2" w:tplc="E3E213A8">
-      <w:numFmt w:val="bullet"/>
-      <w:lvlText w:val="•"/>
-      <w:lvlJc w:val="left"/>
-      <w:pPr>
-        <w:ind w:left="2520" w:hanging="360"/>
-      </w:pPr>
-      <w:rPr>
-        <w:rFonts w:hint="default"/>
-        <w:lang w:val="en-US" w:eastAsia="en-US" w:bidi="ar-SA"/>
-      </w:rPr>
-    </w:lvl>
-    <w:lvl w:ilvl="3" w:tplc="7F987A8E">
-      <w:numFmt w:val="bullet"/>
-      <w:lvlText w:val="•"/>
-      <w:lvlJc w:val="left"/>
-      <w:pPr>
-        <w:ind w:left="3420" w:hanging="360"/>
-      </w:pPr>
-      <w:rPr>
-        <w:rFonts w:hint="default"/>
-        <w:lang w:val="en-US" w:eastAsia="en-US" w:bidi="ar-SA"/>
-      </w:rPr>
-    </w:lvl>
-    <w:lvl w:ilvl="4" w:tplc="23D87980">
-      <w:numFmt w:val="bullet"/>
-      <w:lvlText w:val="•"/>
-      <w:lvlJc w:val="left"/>
-      <w:pPr>
+        <w:rFonts w:ascii="Symbol" w:hAnsi="Symbol" w:hint="default"/>
+        <w:sz w:val="20"/>
+      </w:rPr>
+    </w:lvl>
+    <w:lvl w:ilvl="1">
+      <w:start w:val="1"/>
+      <w:numFmt w:val="bullet"/>
+      <w:lvlText w:val="o"/>
+      <w:lvlJc w:val="left"/>
+      <w:pPr>
+        <w:tabs>
+          <w:tab w:val="num" w:pos="1440"/>
+        </w:tabs>
+        <w:ind w:left="1440" w:hanging="360"/>
+      </w:pPr>
+      <w:rPr>
+        <w:rFonts w:ascii="Courier New" w:hAnsi="Courier New" w:hint="default"/>
+        <w:sz w:val="20"/>
+      </w:rPr>
+    </w:lvl>
+    <w:lvl w:ilvl="2" w:tentative="1">
+      <w:start w:val="1"/>
+      <w:numFmt w:val="bullet"/>
+      <w:lvlText w:val=""/>
+      <w:lvlJc w:val="left"/>
+      <w:pPr>
+        <w:tabs>
+          <w:tab w:val="num" w:pos="2160"/>
+        </w:tabs>
+        <w:ind w:left="2160" w:hanging="360"/>
+      </w:pPr>
+      <w:rPr>
+        <w:rFonts w:ascii="Wingdings" w:hAnsi="Wingdings" w:hint="default"/>
+        <w:sz w:val="20"/>
+      </w:rPr>
+    </w:lvl>
+    <w:lvl w:ilvl="3" w:tentative="1">
+      <w:start w:val="1"/>
+      <w:numFmt w:val="bullet"/>
+      <w:lvlText w:val=""/>
+      <w:lvlJc w:val="left"/>
+      <w:pPr>
+        <w:tabs>
+          <w:tab w:val="num" w:pos="2880"/>
+        </w:tabs>
+        <w:ind w:left="2880" w:hanging="360"/>
+      </w:pPr>
+      <w:rPr>
+        <w:rFonts w:ascii="Wingdings" w:hAnsi="Wingdings" w:hint="default"/>
+        <w:sz w:val="20"/>
+      </w:rPr>
+    </w:lvl>
+    <w:lvl w:ilvl="4" w:tentative="1">
+      <w:start w:val="1"/>
+      <w:numFmt w:val="bullet"/>
+      <w:lvlText w:val=""/>
+      <w:lvlJc w:val="left"/>
+      <w:pPr>
+        <w:tabs>
+          <w:tab w:val="num" w:pos="3600"/>
+        </w:tabs>
+        <w:ind w:left="3600" w:hanging="360"/>
+      </w:pPr>
+      <w:rPr>
+        <w:rFonts w:ascii="Wingdings" w:hAnsi="Wingdings" w:hint="default"/>
+        <w:sz w:val="20"/>
+      </w:rPr>
+    </w:lvl>
+    <w:lvl w:ilvl="5" w:tentative="1">
+      <w:start w:val="1"/>
+      <w:numFmt w:val="bullet"/>
+      <w:lvlText w:val=""/>
+      <w:lvlJc w:val="left"/>
+      <w:pPr>
+        <w:tabs>
+          <w:tab w:val="num" w:pos="4320"/>
+        </w:tabs>
         <w:ind w:left="4320" w:hanging="360"/>
       </w:pPr>
       <w:rPr>
-        <w:rFonts w:hint="default"/>
-        <w:lang w:val="en-US" w:eastAsia="en-US" w:bidi="ar-SA"/>
-      </w:rPr>
-    </w:lvl>
-    <w:lvl w:ilvl="5" w:tplc="C59EBBF4">
-      <w:numFmt w:val="bullet"/>
-      <w:lvlText w:val="•"/>
-      <w:lvlJc w:val="left"/>
-      <w:pPr>
-        <w:ind w:left="5220" w:hanging="360"/>
-      </w:pPr>
-      <w:rPr>
-        <w:rFonts w:hint="default"/>
-        <w:lang w:val="en-US" w:eastAsia="en-US" w:bidi="ar-SA"/>
-      </w:rPr>
-    </w:lvl>
-    <w:lvl w:ilvl="6" w:tplc="20B2C62C">
-      <w:numFmt w:val="bullet"/>
-      <w:lvlText w:val="•"/>
-      <w:lvlJc w:val="left"/>
-      <w:pPr>
-        <w:ind w:left="6120" w:hanging="360"/>
-      </w:pPr>
-      <w:rPr>
-        <w:rFonts w:hint="default"/>
-        <w:lang w:val="en-US" w:eastAsia="en-US" w:bidi="ar-SA"/>
-      </w:rPr>
-    </w:lvl>
-    <w:lvl w:ilvl="7" w:tplc="068C7F94">
-      <w:numFmt w:val="bullet"/>
-      <w:lvlText w:val="•"/>
-      <w:lvlJc w:val="left"/>
-      <w:pPr>
-        <w:ind w:left="7020" w:hanging="360"/>
-      </w:pPr>
-      <w:rPr>
-        <w:rFonts w:hint="default"/>
-        <w:lang w:val="en-US" w:eastAsia="en-US" w:bidi="ar-SA"/>
-      </w:rPr>
-    </w:lvl>
-    <w:lvl w:ilvl="8" w:tplc="CD443602">
-      <w:numFmt w:val="bullet"/>
-      <w:lvlText w:val="•"/>
-      <w:lvlJc w:val="left"/>
-      <w:pPr>
-        <w:ind w:left="7920" w:hanging="360"/>
-      </w:pPr>
-      <w:rPr>
-        <w:rFonts w:hint="default"/>
-        <w:lang w:val="en-US" w:eastAsia="en-US" w:bidi="ar-SA"/>
+        <w:rFonts w:ascii="Wingdings" w:hAnsi="Wingdings" w:hint="default"/>
+        <w:sz w:val="20"/>
+      </w:rPr>
+    </w:lvl>
+    <w:lvl w:ilvl="6" w:tentative="1">
+      <w:start w:val="1"/>
+      <w:numFmt w:val="bullet"/>
+      <w:lvlText w:val=""/>
+      <w:lvlJc w:val="left"/>
+      <w:pPr>
+        <w:tabs>
+          <w:tab w:val="num" w:pos="5040"/>
+        </w:tabs>
+        <w:ind w:left="5040" w:hanging="360"/>
+      </w:pPr>
+      <w:rPr>
+        <w:rFonts w:ascii="Wingdings" w:hAnsi="Wingdings" w:hint="default"/>
+        <w:sz w:val="20"/>
+      </w:rPr>
+    </w:lvl>
+    <w:lvl w:ilvl="7" w:tentative="1">
+      <w:start w:val="1"/>
+      <w:numFmt w:val="bullet"/>
+      <w:lvlText w:val=""/>
+      <w:lvlJc w:val="left"/>
+      <w:pPr>
+        <w:tabs>
+          <w:tab w:val="num" w:pos="5760"/>
+        </w:tabs>
+        <w:ind w:left="5760" w:hanging="360"/>
+      </w:pPr>
+      <w:rPr>
+        <w:rFonts w:ascii="Wingdings" w:hAnsi="Wingdings" w:hint="default"/>
+        <w:sz w:val="20"/>
+      </w:rPr>
+    </w:lvl>
+    <w:lvl w:ilvl="8" w:tentative="1">
+      <w:start w:val="1"/>
+      <w:numFmt w:val="bullet"/>
+      <w:lvlText w:val=""/>
+      <w:lvlJc w:val="left"/>
+      <w:pPr>
+        <w:tabs>
+          <w:tab w:val="num" w:pos="6480"/>
+        </w:tabs>
+        <w:ind w:left="6480" w:hanging="360"/>
+      </w:pPr>
+      <w:rPr>
+        <w:rFonts w:ascii="Wingdings" w:hAnsi="Wingdings" w:hint="default"/>
+        <w:sz w:val="20"/>
       </w:rPr>
     </w:lvl>
   </w:abstractNum>
-  <w:abstractNum w:abstractNumId="8" w15:restartNumberingAfterBreak="0">
-    <w:nsid w:val="3B6F4B90"/>
-    <w:multiLevelType w:val="hybridMultilevel"/>
-    <w:tmpl w:val="3DDC839A"/>
-    <w:lvl w:ilvl="0" w:tplc="4F26DCA0">
-      <w:start w:val="1"/>
-      <w:numFmt w:val="decimal"/>
-      <w:lvlText w:val="%1."/>
-      <w:lvlJc w:val="left"/>
-      <w:pPr>
+  <w:abstractNum w:abstractNumId="17" w15:restartNumberingAfterBreak="0">
+    <w:nsid w:val="5539426F"/>
+    <w:multiLevelType w:val="multilevel"/>
+    <w:tmpl w:val="D810A0F0"/>
+    <w:lvl w:ilvl="0">
+      <w:start w:val="1"/>
+      <w:numFmt w:val="bullet"/>
+      <w:lvlText w:val=""/>
+      <w:lvlJc w:val="left"/>
+      <w:pPr>
+        <w:tabs>
+          <w:tab w:val="num" w:pos="720"/>
+        </w:tabs>
         <w:ind w:left="720" w:hanging="360"/>
       </w:pPr>
       <w:rPr>
-        <w:rFonts w:hint="default"/>
-        <w:spacing w:val="-1"/>
-        <w:w w:val="94"/>
-        <w:lang w:val="en-US" w:eastAsia="en-US" w:bidi="ar-SA"/>
-      </w:rPr>
-    </w:lvl>
-    <w:lvl w:ilvl="1" w:tplc="93B4D7E4">
-      <w:numFmt w:val="bullet"/>
-      <w:lvlText w:val="•"/>
-      <w:lvlJc w:val="left"/>
-      <w:pPr>
-        <w:ind w:left="1620" w:hanging="360"/>
-      </w:pPr>
-      <w:rPr>
-        <w:rFonts w:hint="default"/>
-        <w:lang w:val="en-US" w:eastAsia="en-US" w:bidi="ar-SA"/>
-      </w:rPr>
-    </w:lvl>
-    <w:lvl w:ilvl="2" w:tplc="D1EA76FC">
-      <w:numFmt w:val="bullet"/>
-      <w:lvlText w:val="•"/>
-      <w:lvlJc w:val="left"/>
-      <w:pPr>
-        <w:ind w:left="2520" w:hanging="360"/>
-      </w:pPr>
-      <w:rPr>
-        <w:rFonts w:hint="default"/>
-        <w:lang w:val="en-US" w:eastAsia="en-US" w:bidi="ar-SA"/>
-      </w:rPr>
-    </w:lvl>
-    <w:lvl w:ilvl="3" w:tplc="1EF61EF6">
-      <w:numFmt w:val="bullet"/>
-      <w:lvlText w:val="•"/>
-      <w:lvlJc w:val="left"/>
-      <w:pPr>
-        <w:ind w:left="3420" w:hanging="360"/>
-      </w:pPr>
-      <w:rPr>
-        <w:rFonts w:hint="default"/>
-        <w:lang w:val="en-US" w:eastAsia="en-US" w:bidi="ar-SA"/>
-      </w:rPr>
-    </w:lvl>
-    <w:lvl w:ilvl="4" w:tplc="208858B0">
-      <w:numFmt w:val="bullet"/>
-      <w:lvlText w:val="•"/>
-      <w:lvlJc w:val="left"/>
-      <w:pPr>
+        <w:rFonts w:ascii="Symbol" w:hAnsi="Symbol" w:hint="default"/>
+        <w:sz w:val="20"/>
+      </w:rPr>
+    </w:lvl>
+    <w:lvl w:ilvl="1" w:tentative="1">
+      <w:start w:val="1"/>
+      <w:numFmt w:val="bullet"/>
+      <w:lvlText w:val="o"/>
+      <w:lvlJc w:val="left"/>
+      <w:pPr>
+        <w:tabs>
+          <w:tab w:val="num" w:pos="1440"/>
+        </w:tabs>
+        <w:ind w:left="1440" w:hanging="360"/>
+      </w:pPr>
+      <w:rPr>
+        <w:rFonts w:ascii="Courier New" w:hAnsi="Courier New" w:hint="default"/>
+        <w:sz w:val="20"/>
+      </w:rPr>
+    </w:lvl>
+    <w:lvl w:ilvl="2" w:tentative="1">
+      <w:start w:val="1"/>
+      <w:numFmt w:val="bullet"/>
+      <w:lvlText w:val=""/>
+      <w:lvlJc w:val="left"/>
+      <w:pPr>
+        <w:tabs>
+          <w:tab w:val="num" w:pos="2160"/>
+        </w:tabs>
+        <w:ind w:left="2160" w:hanging="360"/>
+      </w:pPr>
+      <w:rPr>
+        <w:rFonts w:ascii="Wingdings" w:hAnsi="Wingdings" w:hint="default"/>
+        <w:sz w:val="20"/>
+      </w:rPr>
+    </w:lvl>
+    <w:lvl w:ilvl="3" w:tentative="1">
+      <w:start w:val="1"/>
+      <w:numFmt w:val="bullet"/>
+      <w:lvlText w:val=""/>
+      <w:lvlJc w:val="left"/>
+      <w:pPr>
+        <w:tabs>
+          <w:tab w:val="num" w:pos="2880"/>
+        </w:tabs>
+        <w:ind w:left="2880" w:hanging="360"/>
+      </w:pPr>
+      <w:rPr>
+        <w:rFonts w:ascii="Wingdings" w:hAnsi="Wingdings" w:hint="default"/>
+        <w:sz w:val="20"/>
+      </w:rPr>
+    </w:lvl>
+    <w:lvl w:ilvl="4" w:tentative="1">
+      <w:start w:val="1"/>
+      <w:numFmt w:val="bullet"/>
+      <w:lvlText w:val=""/>
+      <w:lvlJc w:val="left"/>
+      <w:pPr>
+        <w:tabs>
+          <w:tab w:val="num" w:pos="3600"/>
+        </w:tabs>
+        <w:ind w:left="3600" w:hanging="360"/>
+      </w:pPr>
+      <w:rPr>
+        <w:rFonts w:ascii="Wingdings" w:hAnsi="Wingdings" w:hint="default"/>
+        <w:sz w:val="20"/>
+      </w:rPr>
+    </w:lvl>
+    <w:lvl w:ilvl="5" w:tentative="1">
+      <w:start w:val="1"/>
+      <w:numFmt w:val="bullet"/>
+      <w:lvlText w:val=""/>
+      <w:lvlJc w:val="left"/>
+      <w:pPr>
+        <w:tabs>
+          <w:tab w:val="num" w:pos="4320"/>
+        </w:tabs>
         <w:ind w:left="4320" w:hanging="360"/>
       </w:pPr>
       <w:rPr>
-        <w:rFonts w:hint="default"/>
-        <w:lang w:val="en-US" w:eastAsia="en-US" w:bidi="ar-SA"/>
-      </w:rPr>
-    </w:lvl>
-    <w:lvl w:ilvl="5" w:tplc="EF10EBCE">
-      <w:numFmt w:val="bullet"/>
-      <w:lvlText w:val="•"/>
-      <w:lvlJc w:val="left"/>
-      <w:pPr>
-        <w:ind w:left="5220" w:hanging="360"/>
-      </w:pPr>
-      <w:rPr>
-        <w:rFonts w:hint="default"/>
-        <w:lang w:val="en-US" w:eastAsia="en-US" w:bidi="ar-SA"/>
-      </w:rPr>
-    </w:lvl>
-    <w:lvl w:ilvl="6" w:tplc="FD7281E4">
-      <w:numFmt w:val="bullet"/>
-      <w:lvlText w:val="•"/>
-      <w:lvlJc w:val="left"/>
-      <w:pPr>
-        <w:ind w:left="6120" w:hanging="360"/>
-      </w:pPr>
-      <w:rPr>
-        <w:rFonts w:hint="default"/>
-        <w:lang w:val="en-US" w:eastAsia="en-US" w:bidi="ar-SA"/>
-      </w:rPr>
-    </w:lvl>
-    <w:lvl w:ilvl="7" w:tplc="A7B68542">
-      <w:numFmt w:val="bullet"/>
-      <w:lvlText w:val="•"/>
-      <w:lvlJc w:val="left"/>
-      <w:pPr>
-        <w:ind w:left="7020" w:hanging="360"/>
-      </w:pPr>
-      <w:rPr>
-        <w:rFonts w:hint="default"/>
-        <w:lang w:val="en-US" w:eastAsia="en-US" w:bidi="ar-SA"/>
-      </w:rPr>
-    </w:lvl>
-    <w:lvl w:ilvl="8" w:tplc="CC90324E">
-      <w:numFmt w:val="bullet"/>
-      <w:lvlText w:val="•"/>
-      <w:lvlJc w:val="left"/>
-      <w:pPr>
-        <w:ind w:left="7920" w:hanging="360"/>
-      </w:pPr>
-      <w:rPr>
-        <w:rFonts w:hint="default"/>
-        <w:lang w:val="en-US" w:eastAsia="en-US" w:bidi="ar-SA"/>
+        <w:rFonts w:ascii="Wingdings" w:hAnsi="Wingdings" w:hint="default"/>
+        <w:sz w:val="20"/>
+      </w:rPr>
+    </w:lvl>
+    <w:lvl w:ilvl="6" w:tentative="1">
+      <w:start w:val="1"/>
+      <w:numFmt w:val="bullet"/>
+      <w:lvlText w:val=""/>
+      <w:lvlJc w:val="left"/>
+      <w:pPr>
+        <w:tabs>
+          <w:tab w:val="num" w:pos="5040"/>
+        </w:tabs>
+        <w:ind w:left="5040" w:hanging="360"/>
+      </w:pPr>
+      <w:rPr>
+        <w:rFonts w:ascii="Wingdings" w:hAnsi="Wingdings" w:hint="default"/>
+        <w:sz w:val="20"/>
+      </w:rPr>
+    </w:lvl>
+    <w:lvl w:ilvl="7" w:tentative="1">
+      <w:start w:val="1"/>
+      <w:numFmt w:val="bullet"/>
+      <w:lvlText w:val=""/>
+      <w:lvlJc w:val="left"/>
+      <w:pPr>
+        <w:tabs>
+          <w:tab w:val="num" w:pos="5760"/>
+        </w:tabs>
+        <w:ind w:left="5760" w:hanging="360"/>
+      </w:pPr>
+      <w:rPr>
+        <w:rFonts w:ascii="Wingdings" w:hAnsi="Wingdings" w:hint="default"/>
+        <w:sz w:val="20"/>
+      </w:rPr>
+    </w:lvl>
+    <w:lvl w:ilvl="8" w:tentative="1">
+      <w:start w:val="1"/>
+      <w:numFmt w:val="bullet"/>
+      <w:lvlText w:val=""/>
+      <w:lvlJc w:val="left"/>
+      <w:pPr>
+        <w:tabs>
+          <w:tab w:val="num" w:pos="6480"/>
+        </w:tabs>
+        <w:ind w:left="6480" w:hanging="360"/>
+      </w:pPr>
+      <w:rPr>
+        <w:rFonts w:ascii="Wingdings" w:hAnsi="Wingdings" w:hint="default"/>
+        <w:sz w:val="20"/>
       </w:rPr>
     </w:lvl>
   </w:abstractNum>
-  <w:abstractNum w:abstractNumId="9" w15:restartNumberingAfterBreak="0">
+  <w:abstractNum w:abstractNumId="18" w15:restartNumberingAfterBreak="0">
     <w:nsid w:val="56F955BB"/>
     <w:multiLevelType w:val="hybridMultilevel"/>
     <w:tmpl w:val="4FEA4008"/>
@@ -5091,7 +6882,7 @@
       </w:pPr>
     </w:lvl>
   </w:abstractNum>
-  <w:abstractNum w:abstractNumId="10" w15:restartNumberingAfterBreak="0">
+  <w:abstractNum w:abstractNumId="19" w15:restartNumberingAfterBreak="0">
     <w:nsid w:val="57EF258B"/>
     <w:multiLevelType w:val="hybridMultilevel"/>
     <w:tmpl w:val="0786F1B8"/>
@@ -5177,11 +6968,11 @@
       </w:pPr>
     </w:lvl>
   </w:abstractNum>
-  <w:abstractNum w:abstractNumId="11" w15:restartNumberingAfterBreak="0">
-    <w:nsid w:val="5AC04E55"/>
+  <w:abstractNum w:abstractNumId="20" w15:restartNumberingAfterBreak="0">
+    <w:nsid w:val="5B1D1F04"/>
     <w:multiLevelType w:val="hybridMultilevel"/>
-    <w:tmpl w:val="ACFE3E94"/>
-    <w:lvl w:ilvl="0" w:tplc="353CB1CC">
+    <w:tmpl w:val="8BFCB83C"/>
+    <w:lvl w:ilvl="0" w:tplc="8F40191E">
       <w:start w:val="1"/>
       <w:numFmt w:val="decimal"/>
       <w:lvlText w:val="%1."/>
@@ -5190,13 +6981,19 @@
         <w:ind w:left="720" w:hanging="360"/>
       </w:pPr>
       <w:rPr>
-        <w:rFonts w:hint="default"/>
+        <w:rFonts w:ascii="Times New Roman" w:eastAsia="Times New Roman" w:hAnsi="Times New Roman" w:cs="Times New Roman" w:hint="default"/>
+        <w:b w:val="0"/>
+        <w:bCs w:val="0"/>
+        <w:i w:val="0"/>
+        <w:iCs w:val="0"/>
         <w:spacing w:val="-1"/>
         <w:w w:val="100"/>
+        <w:sz w:val="26"/>
+        <w:szCs w:val="26"/>
         <w:lang w:val="en-US" w:eastAsia="en-US" w:bidi="ar-SA"/>
       </w:rPr>
     </w:lvl>
-    <w:lvl w:ilvl="1" w:tplc="5D66B022">
+    <w:lvl w:ilvl="1" w:tplc="13667F50">
       <w:numFmt w:val="bullet"/>
       <w:lvlText w:val="•"/>
       <w:lvlJc w:val="left"/>
@@ -5208,7 +7005,7 @@
         <w:lang w:val="en-US" w:eastAsia="en-US" w:bidi="ar-SA"/>
       </w:rPr>
     </w:lvl>
-    <w:lvl w:ilvl="2" w:tplc="9AAA1638">
+    <w:lvl w:ilvl="2" w:tplc="81F62DAA">
       <w:numFmt w:val="bullet"/>
       <w:lvlText w:val="•"/>
       <w:lvlJc w:val="left"/>
@@ -5220,7 +7017,7 @@
         <w:lang w:val="en-US" w:eastAsia="en-US" w:bidi="ar-SA"/>
       </w:rPr>
     </w:lvl>
-    <w:lvl w:ilvl="3" w:tplc="E122586E">
+    <w:lvl w:ilvl="3" w:tplc="205E3804">
       <w:numFmt w:val="bullet"/>
       <w:lvlText w:val="•"/>
       <w:lvlJc w:val="left"/>
@@ -5232,7 +7029,7 @@
         <w:lang w:val="en-US" w:eastAsia="en-US" w:bidi="ar-SA"/>
       </w:rPr>
     </w:lvl>
-    <w:lvl w:ilvl="4" w:tplc="EAF0AF8A">
+    <w:lvl w:ilvl="4" w:tplc="7EE48C3C">
       <w:numFmt w:val="bullet"/>
       <w:lvlText w:val="•"/>
       <w:lvlJc w:val="left"/>
@@ -5244,7 +7041,7 @@
         <w:lang w:val="en-US" w:eastAsia="en-US" w:bidi="ar-SA"/>
       </w:rPr>
     </w:lvl>
-    <w:lvl w:ilvl="5" w:tplc="DBEED206">
+    <w:lvl w:ilvl="5" w:tplc="576A0BAA">
       <w:numFmt w:val="bullet"/>
       <w:lvlText w:val="•"/>
       <w:lvlJc w:val="left"/>
@@ -5256,7 +7053,7 @@
         <w:lang w:val="en-US" w:eastAsia="en-US" w:bidi="ar-SA"/>
       </w:rPr>
     </w:lvl>
-    <w:lvl w:ilvl="6" w:tplc="B6648774">
+    <w:lvl w:ilvl="6" w:tplc="B8205368">
       <w:numFmt w:val="bullet"/>
       <w:lvlText w:val="•"/>
       <w:lvlJc w:val="left"/>
@@ -5268,7 +7065,7 @@
         <w:lang w:val="en-US" w:eastAsia="en-US" w:bidi="ar-SA"/>
       </w:rPr>
     </w:lvl>
-    <w:lvl w:ilvl="7" w:tplc="17C6847A">
+    <w:lvl w:ilvl="7" w:tplc="33B86ECE">
       <w:numFmt w:val="bullet"/>
       <w:lvlText w:val="•"/>
       <w:lvlJc w:val="left"/>
@@ -5280,7 +7077,7 @@
         <w:lang w:val="en-US" w:eastAsia="en-US" w:bidi="ar-SA"/>
       </w:rPr>
     </w:lvl>
-    <w:lvl w:ilvl="8" w:tplc="D6E0D242">
+    <w:lvl w:ilvl="8" w:tplc="3B886392">
       <w:numFmt w:val="bullet"/>
       <w:lvlText w:val="•"/>
       <w:lvlJc w:val="left"/>
@@ -5293,123 +7090,7 @@
       </w:rPr>
     </w:lvl>
   </w:abstractNum>
-  <w:abstractNum w:abstractNumId="12" w15:restartNumberingAfterBreak="0">
-    <w:nsid w:val="5B9F321D"/>
-    <w:multiLevelType w:val="hybridMultilevel"/>
-    <w:tmpl w:val="8BC0E9FE"/>
-    <w:lvl w:ilvl="0" w:tplc="772432F4">
-      <w:start w:val="1"/>
-      <w:numFmt w:val="decimal"/>
-      <w:lvlText w:val="%1."/>
-      <w:lvlJc w:val="left"/>
-      <w:pPr>
-        <w:ind w:left="720" w:hanging="360"/>
-      </w:pPr>
-      <w:rPr>
-        <w:rFonts w:hint="default"/>
-        <w:spacing w:val="-1"/>
-        <w:w w:val="100"/>
-        <w:lang w:val="en-US" w:eastAsia="en-US" w:bidi="ar-SA"/>
-      </w:rPr>
-    </w:lvl>
-    <w:lvl w:ilvl="1" w:tplc="318AD494">
-      <w:numFmt w:val="bullet"/>
-      <w:lvlText w:val="•"/>
-      <w:lvlJc w:val="left"/>
-      <w:pPr>
-        <w:ind w:left="1620" w:hanging="360"/>
-      </w:pPr>
-      <w:rPr>
-        <w:rFonts w:hint="default"/>
-        <w:lang w:val="en-US" w:eastAsia="en-US" w:bidi="ar-SA"/>
-      </w:rPr>
-    </w:lvl>
-    <w:lvl w:ilvl="2" w:tplc="DDD03544">
-      <w:numFmt w:val="bullet"/>
-      <w:lvlText w:val="•"/>
-      <w:lvlJc w:val="left"/>
-      <w:pPr>
-        <w:ind w:left="2520" w:hanging="360"/>
-      </w:pPr>
-      <w:rPr>
-        <w:rFonts w:hint="default"/>
-        <w:lang w:val="en-US" w:eastAsia="en-US" w:bidi="ar-SA"/>
-      </w:rPr>
-    </w:lvl>
-    <w:lvl w:ilvl="3" w:tplc="F5F2C59C">
-      <w:numFmt w:val="bullet"/>
-      <w:lvlText w:val="•"/>
-      <w:lvlJc w:val="left"/>
-      <w:pPr>
-        <w:ind w:left="3420" w:hanging="360"/>
-      </w:pPr>
-      <w:rPr>
-        <w:rFonts w:hint="default"/>
-        <w:lang w:val="en-US" w:eastAsia="en-US" w:bidi="ar-SA"/>
-      </w:rPr>
-    </w:lvl>
-    <w:lvl w:ilvl="4" w:tplc="76C27F70">
-      <w:numFmt w:val="bullet"/>
-      <w:lvlText w:val="•"/>
-      <w:lvlJc w:val="left"/>
-      <w:pPr>
-        <w:ind w:left="4320" w:hanging="360"/>
-      </w:pPr>
-      <w:rPr>
-        <w:rFonts w:hint="default"/>
-        <w:lang w:val="en-US" w:eastAsia="en-US" w:bidi="ar-SA"/>
-      </w:rPr>
-    </w:lvl>
-    <w:lvl w:ilvl="5" w:tplc="5F42BA8E">
-      <w:numFmt w:val="bullet"/>
-      <w:lvlText w:val="•"/>
-      <w:lvlJc w:val="left"/>
-      <w:pPr>
-        <w:ind w:left="5220" w:hanging="360"/>
-      </w:pPr>
-      <w:rPr>
-        <w:rFonts w:hint="default"/>
-        <w:lang w:val="en-US" w:eastAsia="en-US" w:bidi="ar-SA"/>
-      </w:rPr>
-    </w:lvl>
-    <w:lvl w:ilvl="6" w:tplc="88048BFC">
-      <w:numFmt w:val="bullet"/>
-      <w:lvlText w:val="•"/>
-      <w:lvlJc w:val="left"/>
-      <w:pPr>
-        <w:ind w:left="6120" w:hanging="360"/>
-      </w:pPr>
-      <w:rPr>
-        <w:rFonts w:hint="default"/>
-        <w:lang w:val="en-US" w:eastAsia="en-US" w:bidi="ar-SA"/>
-      </w:rPr>
-    </w:lvl>
-    <w:lvl w:ilvl="7" w:tplc="E6A02C1E">
-      <w:numFmt w:val="bullet"/>
-      <w:lvlText w:val="•"/>
-      <w:lvlJc w:val="left"/>
-      <w:pPr>
-        <w:ind w:left="7020" w:hanging="360"/>
-      </w:pPr>
-      <w:rPr>
-        <w:rFonts w:hint="default"/>
-        <w:lang w:val="en-US" w:eastAsia="en-US" w:bidi="ar-SA"/>
-      </w:rPr>
-    </w:lvl>
-    <w:lvl w:ilvl="8" w:tplc="DB8C40E2">
-      <w:numFmt w:val="bullet"/>
-      <w:lvlText w:val="•"/>
-      <w:lvlJc w:val="left"/>
-      <w:pPr>
-        <w:ind w:left="7920" w:hanging="360"/>
-      </w:pPr>
-      <w:rPr>
-        <w:rFonts w:hint="default"/>
-        <w:lang w:val="en-US" w:eastAsia="en-US" w:bidi="ar-SA"/>
-      </w:rPr>
-    </w:lvl>
-  </w:abstractNum>
-  <w:abstractNum w:abstractNumId="13" w15:restartNumberingAfterBreak="0">
+  <w:abstractNum w:abstractNumId="21" w15:restartNumberingAfterBreak="0">
     <w:nsid w:val="6B3055F1"/>
     <w:multiLevelType w:val="hybridMultilevel"/>
     <w:tmpl w:val="77825C4A"/>
@@ -5495,285 +7176,223 @@
       </w:pPr>
     </w:lvl>
   </w:abstractNum>
-  <w:abstractNum w:abstractNumId="14" w15:restartNumberingAfterBreak="0">
-    <w:nsid w:val="6DBE61D8"/>
-    <w:multiLevelType w:val="hybridMultilevel"/>
-    <w:tmpl w:val="AFCE2316"/>
-    <w:lvl w:ilvl="0" w:tplc="84C62FE0">
-      <w:start w:val="1"/>
-      <w:numFmt w:val="decimal"/>
-      <w:lvlText w:val="%1."/>
-      <w:lvlJc w:val="left"/>
-      <w:pPr>
+  <w:abstractNum w:abstractNumId="22" w15:restartNumberingAfterBreak="0">
+    <w:nsid w:val="7B6C286A"/>
+    <w:multiLevelType w:val="multilevel"/>
+    <w:tmpl w:val="3E583EB6"/>
+    <w:lvl w:ilvl="0">
+      <w:start w:val="1"/>
+      <w:numFmt w:val="bullet"/>
+      <w:lvlText w:val=""/>
+      <w:lvlJc w:val="left"/>
+      <w:pPr>
+        <w:tabs>
+          <w:tab w:val="num" w:pos="720"/>
+        </w:tabs>
         <w:ind w:left="720" w:hanging="360"/>
       </w:pPr>
       <w:rPr>
-        <w:rFonts w:hint="default"/>
-        <w:spacing w:val="-1"/>
-        <w:w w:val="100"/>
-        <w:lang w:val="en-US" w:eastAsia="en-US" w:bidi="ar-SA"/>
-      </w:rPr>
-    </w:lvl>
-    <w:lvl w:ilvl="1" w:tplc="30CA1984">
-      <w:numFmt w:val="bullet"/>
-      <w:lvlText w:val="•"/>
-      <w:lvlJc w:val="left"/>
-      <w:pPr>
-        <w:ind w:left="1620" w:hanging="360"/>
-      </w:pPr>
-      <w:rPr>
-        <w:rFonts w:hint="default"/>
-        <w:lang w:val="en-US" w:eastAsia="en-US" w:bidi="ar-SA"/>
-      </w:rPr>
-    </w:lvl>
-    <w:lvl w:ilvl="2" w:tplc="4EFA1BE4">
-      <w:numFmt w:val="bullet"/>
-      <w:lvlText w:val="•"/>
-      <w:lvlJc w:val="left"/>
-      <w:pPr>
-        <w:ind w:left="2520" w:hanging="360"/>
-      </w:pPr>
-      <w:rPr>
-        <w:rFonts w:hint="default"/>
-        <w:lang w:val="en-US" w:eastAsia="en-US" w:bidi="ar-SA"/>
-      </w:rPr>
-    </w:lvl>
-    <w:lvl w:ilvl="3" w:tplc="4FEC928E">
-      <w:numFmt w:val="bullet"/>
-      <w:lvlText w:val="•"/>
-      <w:lvlJc w:val="left"/>
-      <w:pPr>
-        <w:ind w:left="3420" w:hanging="360"/>
-      </w:pPr>
-      <w:rPr>
-        <w:rFonts w:hint="default"/>
-        <w:lang w:val="en-US" w:eastAsia="en-US" w:bidi="ar-SA"/>
-      </w:rPr>
-    </w:lvl>
-    <w:lvl w:ilvl="4" w:tplc="F794AEA4">
-      <w:numFmt w:val="bullet"/>
-      <w:lvlText w:val="•"/>
-      <w:lvlJc w:val="left"/>
-      <w:pPr>
+        <w:rFonts w:ascii="Symbol" w:hAnsi="Symbol" w:hint="default"/>
+        <w:sz w:val="20"/>
+      </w:rPr>
+    </w:lvl>
+    <w:lvl w:ilvl="1">
+      <w:start w:val="1"/>
+      <w:numFmt w:val="bullet"/>
+      <w:lvlText w:val="o"/>
+      <w:lvlJc w:val="left"/>
+      <w:pPr>
+        <w:tabs>
+          <w:tab w:val="num" w:pos="1440"/>
+        </w:tabs>
+        <w:ind w:left="1440" w:hanging="360"/>
+      </w:pPr>
+      <w:rPr>
+        <w:rFonts w:ascii="Courier New" w:hAnsi="Courier New" w:hint="default"/>
+        <w:sz w:val="20"/>
+      </w:rPr>
+    </w:lvl>
+    <w:lvl w:ilvl="2" w:tentative="1">
+      <w:start w:val="1"/>
+      <w:numFmt w:val="bullet"/>
+      <w:lvlText w:val=""/>
+      <w:lvlJc w:val="left"/>
+      <w:pPr>
+        <w:tabs>
+          <w:tab w:val="num" w:pos="2160"/>
+        </w:tabs>
+        <w:ind w:left="2160" w:hanging="360"/>
+      </w:pPr>
+      <w:rPr>
+        <w:rFonts w:ascii="Wingdings" w:hAnsi="Wingdings" w:hint="default"/>
+        <w:sz w:val="20"/>
+      </w:rPr>
+    </w:lvl>
+    <w:lvl w:ilvl="3" w:tentative="1">
+      <w:start w:val="1"/>
+      <w:numFmt w:val="bullet"/>
+      <w:lvlText w:val=""/>
+      <w:lvlJc w:val="left"/>
+      <w:pPr>
+        <w:tabs>
+          <w:tab w:val="num" w:pos="2880"/>
+        </w:tabs>
+        <w:ind w:left="2880" w:hanging="360"/>
+      </w:pPr>
+      <w:rPr>
+        <w:rFonts w:ascii="Wingdings" w:hAnsi="Wingdings" w:hint="default"/>
+        <w:sz w:val="20"/>
+      </w:rPr>
+    </w:lvl>
+    <w:lvl w:ilvl="4" w:tentative="1">
+      <w:start w:val="1"/>
+      <w:numFmt w:val="bullet"/>
+      <w:lvlText w:val=""/>
+      <w:lvlJc w:val="left"/>
+      <w:pPr>
+        <w:tabs>
+          <w:tab w:val="num" w:pos="3600"/>
+        </w:tabs>
+        <w:ind w:left="3600" w:hanging="360"/>
+      </w:pPr>
+      <w:rPr>
+        <w:rFonts w:ascii="Wingdings" w:hAnsi="Wingdings" w:hint="default"/>
+        <w:sz w:val="20"/>
+      </w:rPr>
+    </w:lvl>
+    <w:lvl w:ilvl="5" w:tentative="1">
+      <w:start w:val="1"/>
+      <w:numFmt w:val="bullet"/>
+      <w:lvlText w:val=""/>
+      <w:lvlJc w:val="left"/>
+      <w:pPr>
+        <w:tabs>
+          <w:tab w:val="num" w:pos="4320"/>
+        </w:tabs>
         <w:ind w:left="4320" w:hanging="360"/>
       </w:pPr>
       <w:rPr>
-        <w:rFonts w:hint="default"/>
-        <w:lang w:val="en-US" w:eastAsia="en-US" w:bidi="ar-SA"/>
-      </w:rPr>
-    </w:lvl>
-    <w:lvl w:ilvl="5" w:tplc="468A7112">
-      <w:numFmt w:val="bullet"/>
-      <w:lvlText w:val="•"/>
-      <w:lvlJc w:val="left"/>
-      <w:pPr>
-        <w:ind w:left="5220" w:hanging="360"/>
-      </w:pPr>
-      <w:rPr>
-        <w:rFonts w:hint="default"/>
-        <w:lang w:val="en-US" w:eastAsia="en-US" w:bidi="ar-SA"/>
-      </w:rPr>
-    </w:lvl>
-    <w:lvl w:ilvl="6" w:tplc="4D38CE10">
-      <w:numFmt w:val="bullet"/>
-      <w:lvlText w:val="•"/>
-      <w:lvlJc w:val="left"/>
-      <w:pPr>
-        <w:ind w:left="6120" w:hanging="360"/>
-      </w:pPr>
-      <w:rPr>
-        <w:rFonts w:hint="default"/>
-        <w:lang w:val="en-US" w:eastAsia="en-US" w:bidi="ar-SA"/>
-      </w:rPr>
-    </w:lvl>
-    <w:lvl w:ilvl="7" w:tplc="EF7852FC">
-      <w:numFmt w:val="bullet"/>
-      <w:lvlText w:val="•"/>
-      <w:lvlJc w:val="left"/>
-      <w:pPr>
-        <w:ind w:left="7020" w:hanging="360"/>
-      </w:pPr>
-      <w:rPr>
-        <w:rFonts w:hint="default"/>
-        <w:lang w:val="en-US" w:eastAsia="en-US" w:bidi="ar-SA"/>
-      </w:rPr>
-    </w:lvl>
-    <w:lvl w:ilvl="8" w:tplc="073AC05A">
-      <w:numFmt w:val="bullet"/>
-      <w:lvlText w:val="•"/>
-      <w:lvlJc w:val="left"/>
-      <w:pPr>
-        <w:ind w:left="7920" w:hanging="360"/>
-      </w:pPr>
-      <w:rPr>
-        <w:rFonts w:hint="default"/>
-        <w:lang w:val="en-US" w:eastAsia="en-US" w:bidi="ar-SA"/>
+        <w:rFonts w:ascii="Wingdings" w:hAnsi="Wingdings" w:hint="default"/>
+        <w:sz w:val="20"/>
+      </w:rPr>
+    </w:lvl>
+    <w:lvl w:ilvl="6" w:tentative="1">
+      <w:start w:val="1"/>
+      <w:numFmt w:val="bullet"/>
+      <w:lvlText w:val=""/>
+      <w:lvlJc w:val="left"/>
+      <w:pPr>
+        <w:tabs>
+          <w:tab w:val="num" w:pos="5040"/>
+        </w:tabs>
+        <w:ind w:left="5040" w:hanging="360"/>
+      </w:pPr>
+      <w:rPr>
+        <w:rFonts w:ascii="Wingdings" w:hAnsi="Wingdings" w:hint="default"/>
+        <w:sz w:val="20"/>
+      </w:rPr>
+    </w:lvl>
+    <w:lvl w:ilvl="7" w:tentative="1">
+      <w:start w:val="1"/>
+      <w:numFmt w:val="bullet"/>
+      <w:lvlText w:val=""/>
+      <w:lvlJc w:val="left"/>
+      <w:pPr>
+        <w:tabs>
+          <w:tab w:val="num" w:pos="5760"/>
+        </w:tabs>
+        <w:ind w:left="5760" w:hanging="360"/>
+      </w:pPr>
+      <w:rPr>
+        <w:rFonts w:ascii="Wingdings" w:hAnsi="Wingdings" w:hint="default"/>
+        <w:sz w:val="20"/>
+      </w:rPr>
+    </w:lvl>
+    <w:lvl w:ilvl="8" w:tentative="1">
+      <w:start w:val="1"/>
+      <w:numFmt w:val="bullet"/>
+      <w:lvlText w:val=""/>
+      <w:lvlJc w:val="left"/>
+      <w:pPr>
+        <w:tabs>
+          <w:tab w:val="num" w:pos="6480"/>
+        </w:tabs>
+        <w:ind w:left="6480" w:hanging="360"/>
+      </w:pPr>
+      <w:rPr>
+        <w:rFonts w:ascii="Wingdings" w:hAnsi="Wingdings" w:hint="default"/>
+        <w:sz w:val="20"/>
       </w:rPr>
     </w:lvl>
   </w:abstractNum>
-  <w:abstractNum w:abstractNumId="15" w15:restartNumberingAfterBreak="0">
-    <w:nsid w:val="73CD6333"/>
-    <w:multiLevelType w:val="hybridMultilevel"/>
-    <w:tmpl w:val="DD1E8A1A"/>
-    <w:lvl w:ilvl="0" w:tplc="9B50C3C2">
-      <w:start w:val="1"/>
-      <w:numFmt w:val="decimal"/>
-      <w:lvlText w:val="%1."/>
-      <w:lvlJc w:val="left"/>
-      <w:pPr>
-        <w:ind w:left="720" w:hanging="360"/>
-      </w:pPr>
-      <w:rPr>
-        <w:rFonts w:hint="default"/>
-        <w:spacing w:val="-1"/>
-        <w:w w:val="100"/>
-        <w:lang w:val="en-US" w:eastAsia="en-US" w:bidi="ar-SA"/>
-      </w:rPr>
-    </w:lvl>
-    <w:lvl w:ilvl="1" w:tplc="7ED07F06">
-      <w:numFmt w:val="bullet"/>
-      <w:lvlText w:val="•"/>
-      <w:lvlJc w:val="left"/>
-      <w:pPr>
-        <w:ind w:left="1620" w:hanging="360"/>
-      </w:pPr>
-      <w:rPr>
-        <w:rFonts w:hint="default"/>
-        <w:lang w:val="en-US" w:eastAsia="en-US" w:bidi="ar-SA"/>
-      </w:rPr>
-    </w:lvl>
-    <w:lvl w:ilvl="2" w:tplc="8D206D22">
-      <w:numFmt w:val="bullet"/>
-      <w:lvlText w:val="•"/>
-      <w:lvlJc w:val="left"/>
-      <w:pPr>
-        <w:ind w:left="2520" w:hanging="360"/>
-      </w:pPr>
-      <w:rPr>
-        <w:rFonts w:hint="default"/>
-        <w:lang w:val="en-US" w:eastAsia="en-US" w:bidi="ar-SA"/>
-      </w:rPr>
-    </w:lvl>
-    <w:lvl w:ilvl="3" w:tplc="1A34BDBC">
-      <w:numFmt w:val="bullet"/>
-      <w:lvlText w:val="•"/>
-      <w:lvlJc w:val="left"/>
-      <w:pPr>
-        <w:ind w:left="3420" w:hanging="360"/>
-      </w:pPr>
-      <w:rPr>
-        <w:rFonts w:hint="default"/>
-        <w:lang w:val="en-US" w:eastAsia="en-US" w:bidi="ar-SA"/>
-      </w:rPr>
-    </w:lvl>
-    <w:lvl w:ilvl="4" w:tplc="875C38B6">
-      <w:numFmt w:val="bullet"/>
-      <w:lvlText w:val="•"/>
-      <w:lvlJc w:val="left"/>
-      <w:pPr>
-        <w:ind w:left="4320" w:hanging="360"/>
-      </w:pPr>
-      <w:rPr>
-        <w:rFonts w:hint="default"/>
-        <w:lang w:val="en-US" w:eastAsia="en-US" w:bidi="ar-SA"/>
-      </w:rPr>
-    </w:lvl>
-    <w:lvl w:ilvl="5" w:tplc="0A64F5CA">
-      <w:numFmt w:val="bullet"/>
-      <w:lvlText w:val="•"/>
-      <w:lvlJc w:val="left"/>
-      <w:pPr>
-        <w:ind w:left="5220" w:hanging="360"/>
-      </w:pPr>
-      <w:rPr>
-        <w:rFonts w:hint="default"/>
-        <w:lang w:val="en-US" w:eastAsia="en-US" w:bidi="ar-SA"/>
-      </w:rPr>
-    </w:lvl>
-    <w:lvl w:ilvl="6" w:tplc="CDDC2628">
-      <w:numFmt w:val="bullet"/>
-      <w:lvlText w:val="•"/>
-      <w:lvlJc w:val="left"/>
-      <w:pPr>
-        <w:ind w:left="6120" w:hanging="360"/>
-      </w:pPr>
-      <w:rPr>
-        <w:rFonts w:hint="default"/>
-        <w:lang w:val="en-US" w:eastAsia="en-US" w:bidi="ar-SA"/>
-      </w:rPr>
-    </w:lvl>
-    <w:lvl w:ilvl="7" w:tplc="3EEE973E">
-      <w:numFmt w:val="bullet"/>
-      <w:lvlText w:val="•"/>
-      <w:lvlJc w:val="left"/>
-      <w:pPr>
-        <w:ind w:left="7020" w:hanging="360"/>
-      </w:pPr>
-      <w:rPr>
-        <w:rFonts w:hint="default"/>
-        <w:lang w:val="en-US" w:eastAsia="en-US" w:bidi="ar-SA"/>
-      </w:rPr>
-    </w:lvl>
-    <w:lvl w:ilvl="8" w:tplc="C7DAB2A6">
-      <w:numFmt w:val="bullet"/>
-      <w:lvlText w:val="•"/>
-      <w:lvlJc w:val="left"/>
-      <w:pPr>
-        <w:ind w:left="7920" w:hanging="360"/>
-      </w:pPr>
-      <w:rPr>
-        <w:rFonts w:hint="default"/>
-        <w:lang w:val="en-US" w:eastAsia="en-US" w:bidi="ar-SA"/>
-      </w:rPr>
-    </w:lvl>
-  </w:abstractNum>
-  <w:num w:numId="1" w16cid:durableId="1603033340">
+  <w:num w:numId="1" w16cid:durableId="559487913">
+    <w:abstractNumId w:val="20"/>
+  </w:num>
+  <w:num w:numId="2" w16cid:durableId="1667590674">
+    <w:abstractNumId w:val="13"/>
+  </w:num>
+  <w:num w:numId="3" w16cid:durableId="554120390">
+    <w:abstractNumId w:val="15"/>
+  </w:num>
+  <w:num w:numId="4" w16cid:durableId="438528463">
+    <w:abstractNumId w:val="22"/>
+  </w:num>
+  <w:num w:numId="5" w16cid:durableId="452864201">
+    <w:abstractNumId w:val="4"/>
+  </w:num>
+  <w:num w:numId="6" w16cid:durableId="1146162628">
+    <w:abstractNumId w:val="17"/>
+  </w:num>
+  <w:num w:numId="7" w16cid:durableId="109781875">
+    <w:abstractNumId w:val="12"/>
+  </w:num>
+  <w:num w:numId="8" w16cid:durableId="1217400429">
+    <w:abstractNumId w:val="10"/>
+  </w:num>
+  <w:num w:numId="9" w16cid:durableId="573441469">
+    <w:abstractNumId w:val="8"/>
+  </w:num>
+  <w:num w:numId="10" w16cid:durableId="486287508">
+    <w:abstractNumId w:val="16"/>
+  </w:num>
+  <w:num w:numId="11" w16cid:durableId="351567826">
+    <w:abstractNumId w:val="2"/>
+  </w:num>
+  <w:num w:numId="12" w16cid:durableId="872620991">
+    <w:abstractNumId w:val="6"/>
+  </w:num>
+  <w:num w:numId="13" w16cid:durableId="1070621156">
+    <w:abstractNumId w:val="14"/>
+  </w:num>
+  <w:num w:numId="14" w16cid:durableId="1270509572">
+    <w:abstractNumId w:val="5"/>
+  </w:num>
+  <w:num w:numId="15" w16cid:durableId="431127059">
+    <w:abstractNumId w:val="21"/>
+  </w:num>
+  <w:num w:numId="16" w16cid:durableId="1603033340">
+    <w:abstractNumId w:val="11"/>
+  </w:num>
+  <w:num w:numId="17" w16cid:durableId="1118993234">
+    <w:abstractNumId w:val="3"/>
+  </w:num>
+  <w:num w:numId="18" w16cid:durableId="1664158208">
     <w:abstractNumId w:val="7"/>
   </w:num>
-  <w:num w:numId="2" w16cid:durableId="636690424">
-    <w:abstractNumId w:val="11"/>
+  <w:num w:numId="19" w16cid:durableId="1257519349">
+    <w:abstractNumId w:val="19"/>
   </w:num>
-  <w:num w:numId="3" w16cid:durableId="1496722488">
-    <w:abstractNumId w:val="14"/>
+  <w:num w:numId="20" w16cid:durableId="219361571">
+    <w:abstractNumId w:val="18"/>
   </w:num>
-  <w:num w:numId="4" w16cid:durableId="1324823005">
+  <w:num w:numId="21" w16cid:durableId="2058311195">
+    <w:abstractNumId w:val="0"/>
+  </w:num>
+  <w:num w:numId="22" w16cid:durableId="735009771">
     <w:abstractNumId w:val="1"/>
   </w:num>
-  <w:num w:numId="5" w16cid:durableId="1698580992">
-    <w:abstractNumId w:val="4"/>
-  </w:num>
-  <w:num w:numId="6" w16cid:durableId="2109814928">
-    <w:abstractNumId w:val="12"/>
-  </w:num>
-  <w:num w:numId="7" w16cid:durableId="910699508">
-    <w:abstractNumId w:val="15"/>
-  </w:num>
-  <w:num w:numId="8" w16cid:durableId="1118993234">
-    <w:abstractNumId w:val="3"/>
-  </w:num>
-  <w:num w:numId="9" w16cid:durableId="1664158208">
-    <w:abstractNumId w:val="5"/>
-  </w:num>
-  <w:num w:numId="10" w16cid:durableId="842352134">
-    <w:abstractNumId w:val="8"/>
-  </w:num>
-  <w:num w:numId="11" w16cid:durableId="431127059">
-    <w:abstractNumId w:val="13"/>
-  </w:num>
-  <w:num w:numId="12" w16cid:durableId="1257519349">
-    <w:abstractNumId w:val="10"/>
-  </w:num>
-  <w:num w:numId="13" w16cid:durableId="219361571">
+  <w:num w:numId="23" w16cid:durableId="1270619702">
     <w:abstractNumId w:val="9"/>
-  </w:num>
-  <w:num w:numId="14" w16cid:durableId="2058311195">
-    <w:abstractNumId w:val="0"/>
-  </w:num>
-  <w:num w:numId="15" w16cid:durableId="735009771">
-    <w:abstractNumId w:val="2"/>
-  </w:num>
-  <w:num w:numId="16" w16cid:durableId="1270619702">
-    <w:abstractNumId w:val="6"/>
   </w:num>
 </w:numbering>
 </file>
@@ -5786,14 +7405,12 @@
         <w:rFonts w:asciiTheme="minorHAnsi" w:eastAsiaTheme="minorHAnsi" w:hAnsiTheme="minorHAnsi" w:cstheme="minorBidi"/>
         <w:sz w:val="22"/>
         <w:szCs w:val="22"/>
-        <w:lang w:val="en-US" w:eastAsia="en-US" w:bidi="ar-SA"/>
+        <w:lang w:val="en-IN" w:eastAsia="en-US" w:bidi="ar-SA"/>
       </w:rPr>
     </w:rPrDefault>
     <w:pPrDefault>
       <w:pPr>
-        <w:widowControl w:val="0"/>
-        <w:autoSpaceDE w:val="0"/>
-        <w:autoSpaceDN w:val="0"/>
+        <w:spacing w:after="160" w:line="259" w:lineRule="auto"/>
       </w:pPr>
     </w:pPrDefault>
   </w:docDefaults>
@@ -5864,7 +7481,7 @@
     <w:lsdException w:name="Closing" w:semiHidden="1" w:unhideWhenUsed="1"/>
     <w:lsdException w:name="Signature" w:semiHidden="1" w:unhideWhenUsed="1"/>
     <w:lsdException w:name="Default Paragraph Font" w:semiHidden="1" w:uiPriority="1" w:unhideWhenUsed="1"/>
-    <w:lsdException w:name="Body Text" w:semiHidden="1" w:unhideWhenUsed="1"/>
+    <w:lsdException w:name="Body Text" w:semiHidden="1" w:uiPriority="1" w:unhideWhenUsed="1" w:qFormat="1"/>
     <w:lsdException w:name="Body Text Indent" w:semiHidden="1" w:unhideWhenUsed="1"/>
     <w:lsdException w:name="List Continue" w:semiHidden="1" w:unhideWhenUsed="1"/>
     <w:lsdException w:name="List Continue 2" w:semiHidden="1" w:unhideWhenUsed="1"/>
@@ -5977,7 +7594,7 @@
     <w:lsdException w:name="Medium Shading 2 Accent 1" w:uiPriority="64"/>
     <w:lsdException w:name="Medium List 1 Accent 1" w:uiPriority="65"/>
     <w:lsdException w:name="Revision" w:semiHidden="1"/>
-    <w:lsdException w:name="List Paragraph" w:uiPriority="34" w:qFormat="1"/>
+    <w:lsdException w:name="List Paragraph" w:uiPriority="1" w:qFormat="1"/>
     <w:lsdException w:name="Quote" w:uiPriority="29" w:qFormat="1"/>
     <w:lsdException w:name="Intense Quote" w:uiPriority="30" w:qFormat="1"/>
     <w:lsdException w:name="Medium List 2 Accent 1" w:uiPriority="66"/>
@@ -6178,29 +7795,219 @@
   <w:style w:type="paragraph" w:default="1" w:styleId="Normal">
     <w:name w:val="Normal"/>
     <w:qFormat/>
+    <w:rsid w:val="00556D4D"/>
+    <w:pPr>
+      <w:widowControl w:val="0"/>
+      <w:autoSpaceDE w:val="0"/>
+      <w:autoSpaceDN w:val="0"/>
+      <w:spacing w:after="0" w:line="240" w:lineRule="auto"/>
+    </w:pPr>
     <w:rPr>
       <w:rFonts w:ascii="Times New Roman" w:eastAsia="Times New Roman" w:hAnsi="Times New Roman" w:cs="Times New Roman"/>
+      <w:lang w:val="en-US"/>
     </w:rPr>
   </w:style>
   <w:style w:type="paragraph" w:styleId="Heading1">
     <w:name w:val="heading 1"/>
     <w:basedOn w:val="Normal"/>
+    <w:next w:val="Normal"/>
     <w:link w:val="Heading1Char"/>
     <w:uiPriority w:val="9"/>
     <w:qFormat/>
+    <w:rsid w:val="00556D4D"/>
     <w:pPr>
+      <w:keepNext/>
+      <w:keepLines/>
+      <w:spacing w:before="360" w:after="80"/>
       <w:outlineLvl w:val="0"/>
     </w:pPr>
     <w:rPr>
-      <w:b/>
-      <w:bCs/>
-      <w:sz w:val="26"/>
-      <w:szCs w:val="26"/>
+      <w:rFonts w:asciiTheme="majorHAnsi" w:eastAsiaTheme="majorEastAsia" w:hAnsiTheme="majorHAnsi" w:cstheme="majorBidi"/>
+      <w:color w:val="0F4761" w:themeColor="accent1" w:themeShade="BF"/>
+      <w:sz w:val="40"/>
+      <w:szCs w:val="40"/>
+    </w:rPr>
+  </w:style>
+  <w:style w:type="paragraph" w:styleId="Heading2">
+    <w:name w:val="heading 2"/>
+    <w:basedOn w:val="Normal"/>
+    <w:next w:val="Normal"/>
+    <w:link w:val="Heading2Char"/>
+    <w:uiPriority w:val="9"/>
+    <w:semiHidden/>
+    <w:unhideWhenUsed/>
+    <w:qFormat/>
+    <w:rsid w:val="00556D4D"/>
+    <w:pPr>
+      <w:keepNext/>
+      <w:keepLines/>
+      <w:spacing w:before="160" w:after="80"/>
+      <w:outlineLvl w:val="1"/>
+    </w:pPr>
+    <w:rPr>
+      <w:rFonts w:asciiTheme="majorHAnsi" w:eastAsiaTheme="majorEastAsia" w:hAnsiTheme="majorHAnsi" w:cstheme="majorBidi"/>
+      <w:color w:val="0F4761" w:themeColor="accent1" w:themeShade="BF"/>
+      <w:sz w:val="32"/>
+      <w:szCs w:val="32"/>
+    </w:rPr>
+  </w:style>
+  <w:style w:type="paragraph" w:styleId="Heading3">
+    <w:name w:val="heading 3"/>
+    <w:basedOn w:val="Normal"/>
+    <w:next w:val="Normal"/>
+    <w:link w:val="Heading3Char"/>
+    <w:uiPriority w:val="9"/>
+    <w:semiHidden/>
+    <w:unhideWhenUsed/>
+    <w:qFormat/>
+    <w:rsid w:val="00556D4D"/>
+    <w:pPr>
+      <w:keepNext/>
+      <w:keepLines/>
+      <w:spacing w:before="160" w:after="80"/>
+      <w:outlineLvl w:val="2"/>
+    </w:pPr>
+    <w:rPr>
+      <w:rFonts w:eastAsiaTheme="majorEastAsia" w:cstheme="majorBidi"/>
+      <w:color w:val="0F4761" w:themeColor="accent1" w:themeShade="BF"/>
+      <w:sz w:val="28"/>
+      <w:szCs w:val="28"/>
+    </w:rPr>
+  </w:style>
+  <w:style w:type="paragraph" w:styleId="Heading4">
+    <w:name w:val="heading 4"/>
+    <w:basedOn w:val="Normal"/>
+    <w:next w:val="Normal"/>
+    <w:link w:val="Heading4Char"/>
+    <w:uiPriority w:val="9"/>
+    <w:semiHidden/>
+    <w:unhideWhenUsed/>
+    <w:qFormat/>
+    <w:rsid w:val="00556D4D"/>
+    <w:pPr>
+      <w:keepNext/>
+      <w:keepLines/>
+      <w:spacing w:before="80" w:after="40"/>
+      <w:outlineLvl w:val="3"/>
+    </w:pPr>
+    <w:rPr>
+      <w:rFonts w:eastAsiaTheme="majorEastAsia" w:cstheme="majorBidi"/>
+      <w:i/>
+      <w:iCs/>
+      <w:color w:val="0F4761" w:themeColor="accent1" w:themeShade="BF"/>
+    </w:rPr>
+  </w:style>
+  <w:style w:type="paragraph" w:styleId="Heading5">
+    <w:name w:val="heading 5"/>
+    <w:basedOn w:val="Normal"/>
+    <w:next w:val="Normal"/>
+    <w:link w:val="Heading5Char"/>
+    <w:uiPriority w:val="9"/>
+    <w:semiHidden/>
+    <w:unhideWhenUsed/>
+    <w:qFormat/>
+    <w:rsid w:val="00556D4D"/>
+    <w:pPr>
+      <w:keepNext/>
+      <w:keepLines/>
+      <w:spacing w:before="80" w:after="40"/>
+      <w:outlineLvl w:val="4"/>
+    </w:pPr>
+    <w:rPr>
+      <w:rFonts w:eastAsiaTheme="majorEastAsia" w:cstheme="majorBidi"/>
+      <w:color w:val="0F4761" w:themeColor="accent1" w:themeShade="BF"/>
+    </w:rPr>
+  </w:style>
+  <w:style w:type="paragraph" w:styleId="Heading6">
+    <w:name w:val="heading 6"/>
+    <w:basedOn w:val="Normal"/>
+    <w:next w:val="Normal"/>
+    <w:link w:val="Heading6Char"/>
+    <w:uiPriority w:val="9"/>
+    <w:semiHidden/>
+    <w:unhideWhenUsed/>
+    <w:qFormat/>
+    <w:rsid w:val="00556D4D"/>
+    <w:pPr>
+      <w:keepNext/>
+      <w:keepLines/>
+      <w:spacing w:before="40"/>
+      <w:outlineLvl w:val="5"/>
+    </w:pPr>
+    <w:rPr>
+      <w:rFonts w:eastAsiaTheme="majorEastAsia" w:cstheme="majorBidi"/>
+      <w:i/>
+      <w:iCs/>
+      <w:color w:val="595959" w:themeColor="text1" w:themeTint="A6"/>
+    </w:rPr>
+  </w:style>
+  <w:style w:type="paragraph" w:styleId="Heading7">
+    <w:name w:val="heading 7"/>
+    <w:basedOn w:val="Normal"/>
+    <w:next w:val="Normal"/>
+    <w:link w:val="Heading7Char"/>
+    <w:uiPriority w:val="9"/>
+    <w:semiHidden/>
+    <w:unhideWhenUsed/>
+    <w:qFormat/>
+    <w:rsid w:val="00556D4D"/>
+    <w:pPr>
+      <w:keepNext/>
+      <w:keepLines/>
+      <w:spacing w:before="40"/>
+      <w:outlineLvl w:val="6"/>
+    </w:pPr>
+    <w:rPr>
+      <w:rFonts w:eastAsiaTheme="majorEastAsia" w:cstheme="majorBidi"/>
+      <w:color w:val="595959" w:themeColor="text1" w:themeTint="A6"/>
+    </w:rPr>
+  </w:style>
+  <w:style w:type="paragraph" w:styleId="Heading8">
+    <w:name w:val="heading 8"/>
+    <w:basedOn w:val="Normal"/>
+    <w:next w:val="Normal"/>
+    <w:link w:val="Heading8Char"/>
+    <w:uiPriority w:val="9"/>
+    <w:semiHidden/>
+    <w:unhideWhenUsed/>
+    <w:qFormat/>
+    <w:rsid w:val="00556D4D"/>
+    <w:pPr>
+      <w:keepNext/>
+      <w:keepLines/>
+      <w:outlineLvl w:val="7"/>
+    </w:pPr>
+    <w:rPr>
+      <w:rFonts w:eastAsiaTheme="majorEastAsia" w:cstheme="majorBidi"/>
+      <w:i/>
+      <w:iCs/>
+      <w:color w:val="272727" w:themeColor="text1" w:themeTint="D8"/>
+    </w:rPr>
+  </w:style>
+  <w:style w:type="paragraph" w:styleId="Heading9">
+    <w:name w:val="heading 9"/>
+    <w:basedOn w:val="Normal"/>
+    <w:next w:val="Normal"/>
+    <w:link w:val="Heading9Char"/>
+    <w:uiPriority w:val="9"/>
+    <w:semiHidden/>
+    <w:unhideWhenUsed/>
+    <w:qFormat/>
+    <w:rsid w:val="00556D4D"/>
+    <w:pPr>
+      <w:keepNext/>
+      <w:keepLines/>
+      <w:outlineLvl w:val="8"/>
+    </w:pPr>
+    <w:rPr>
+      <w:rFonts w:eastAsiaTheme="majorEastAsia" w:cstheme="majorBidi"/>
+      <w:color w:val="272727" w:themeColor="text1" w:themeTint="D8"/>
     </w:rPr>
   </w:style>
   <w:style w:type="character" w:default="1" w:styleId="DefaultParagraphFont">
     <w:name w:val="Default Paragraph Font"/>
     <w:uiPriority w:val="1"/>
+    <w:semiHidden/>
     <w:unhideWhenUsed/>
   </w:style>
   <w:style w:type="table" w:default="1" w:styleId="TableNormal">
@@ -6224,18 +8031,222 @@
     <w:semiHidden/>
     <w:unhideWhenUsed/>
   </w:style>
-  <w:style w:type="paragraph" w:styleId="BodyText">
-    <w:name w:val="Body Text"/>
+  <w:style w:type="character" w:customStyle="1" w:styleId="Heading1Char">
+    <w:name w:val="Heading 1 Char"/>
+    <w:basedOn w:val="DefaultParagraphFont"/>
+    <w:link w:val="Heading1"/>
+    <w:uiPriority w:val="9"/>
+    <w:rsid w:val="00556D4D"/>
+    <w:rPr>
+      <w:rFonts w:asciiTheme="majorHAnsi" w:eastAsiaTheme="majorEastAsia" w:hAnsiTheme="majorHAnsi" w:cstheme="majorBidi"/>
+      <w:color w:val="0F4761" w:themeColor="accent1" w:themeShade="BF"/>
+      <w:sz w:val="40"/>
+      <w:szCs w:val="40"/>
+    </w:rPr>
+  </w:style>
+  <w:style w:type="character" w:customStyle="1" w:styleId="Heading2Char">
+    <w:name w:val="Heading 2 Char"/>
+    <w:basedOn w:val="DefaultParagraphFont"/>
+    <w:link w:val="Heading2"/>
+    <w:uiPriority w:val="9"/>
+    <w:semiHidden/>
+    <w:rsid w:val="00556D4D"/>
+    <w:rPr>
+      <w:rFonts w:asciiTheme="majorHAnsi" w:eastAsiaTheme="majorEastAsia" w:hAnsiTheme="majorHAnsi" w:cstheme="majorBidi"/>
+      <w:color w:val="0F4761" w:themeColor="accent1" w:themeShade="BF"/>
+      <w:sz w:val="32"/>
+      <w:szCs w:val="32"/>
+    </w:rPr>
+  </w:style>
+  <w:style w:type="character" w:customStyle="1" w:styleId="Heading3Char">
+    <w:name w:val="Heading 3 Char"/>
+    <w:basedOn w:val="DefaultParagraphFont"/>
+    <w:link w:val="Heading3"/>
+    <w:uiPriority w:val="9"/>
+    <w:semiHidden/>
+    <w:rsid w:val="00556D4D"/>
+    <w:rPr>
+      <w:rFonts w:eastAsiaTheme="majorEastAsia" w:cstheme="majorBidi"/>
+      <w:color w:val="0F4761" w:themeColor="accent1" w:themeShade="BF"/>
+      <w:sz w:val="28"/>
+      <w:szCs w:val="28"/>
+    </w:rPr>
+  </w:style>
+  <w:style w:type="character" w:customStyle="1" w:styleId="Heading4Char">
+    <w:name w:val="Heading 4 Char"/>
+    <w:basedOn w:val="DefaultParagraphFont"/>
+    <w:link w:val="Heading4"/>
+    <w:uiPriority w:val="9"/>
+    <w:semiHidden/>
+    <w:rsid w:val="00556D4D"/>
+    <w:rPr>
+      <w:rFonts w:eastAsiaTheme="majorEastAsia" w:cstheme="majorBidi"/>
+      <w:i/>
+      <w:iCs/>
+      <w:color w:val="0F4761" w:themeColor="accent1" w:themeShade="BF"/>
+    </w:rPr>
+  </w:style>
+  <w:style w:type="character" w:customStyle="1" w:styleId="Heading5Char">
+    <w:name w:val="Heading 5 Char"/>
+    <w:basedOn w:val="DefaultParagraphFont"/>
+    <w:link w:val="Heading5"/>
+    <w:uiPriority w:val="9"/>
+    <w:semiHidden/>
+    <w:rsid w:val="00556D4D"/>
+    <w:rPr>
+      <w:rFonts w:eastAsiaTheme="majorEastAsia" w:cstheme="majorBidi"/>
+      <w:color w:val="0F4761" w:themeColor="accent1" w:themeShade="BF"/>
+    </w:rPr>
+  </w:style>
+  <w:style w:type="character" w:customStyle="1" w:styleId="Heading6Char">
+    <w:name w:val="Heading 6 Char"/>
+    <w:basedOn w:val="DefaultParagraphFont"/>
+    <w:link w:val="Heading6"/>
+    <w:uiPriority w:val="9"/>
+    <w:semiHidden/>
+    <w:rsid w:val="00556D4D"/>
+    <w:rPr>
+      <w:rFonts w:eastAsiaTheme="majorEastAsia" w:cstheme="majorBidi"/>
+      <w:i/>
+      <w:iCs/>
+      <w:color w:val="595959" w:themeColor="text1" w:themeTint="A6"/>
+    </w:rPr>
+  </w:style>
+  <w:style w:type="character" w:customStyle="1" w:styleId="Heading7Char">
+    <w:name w:val="Heading 7 Char"/>
+    <w:basedOn w:val="DefaultParagraphFont"/>
+    <w:link w:val="Heading7"/>
+    <w:uiPriority w:val="9"/>
+    <w:semiHidden/>
+    <w:rsid w:val="00556D4D"/>
+    <w:rPr>
+      <w:rFonts w:eastAsiaTheme="majorEastAsia" w:cstheme="majorBidi"/>
+      <w:color w:val="595959" w:themeColor="text1" w:themeTint="A6"/>
+    </w:rPr>
+  </w:style>
+  <w:style w:type="character" w:customStyle="1" w:styleId="Heading8Char">
+    <w:name w:val="Heading 8 Char"/>
+    <w:basedOn w:val="DefaultParagraphFont"/>
+    <w:link w:val="Heading8"/>
+    <w:uiPriority w:val="9"/>
+    <w:semiHidden/>
+    <w:rsid w:val="00556D4D"/>
+    <w:rPr>
+      <w:rFonts w:eastAsiaTheme="majorEastAsia" w:cstheme="majorBidi"/>
+      <w:i/>
+      <w:iCs/>
+      <w:color w:val="272727" w:themeColor="text1" w:themeTint="D8"/>
+    </w:rPr>
+  </w:style>
+  <w:style w:type="character" w:customStyle="1" w:styleId="Heading9Char">
+    <w:name w:val="Heading 9 Char"/>
+    <w:basedOn w:val="DefaultParagraphFont"/>
+    <w:link w:val="Heading9"/>
+    <w:uiPriority w:val="9"/>
+    <w:semiHidden/>
+    <w:rsid w:val="00556D4D"/>
+    <w:rPr>
+      <w:rFonts w:eastAsiaTheme="majorEastAsia" w:cstheme="majorBidi"/>
+      <w:color w:val="272727" w:themeColor="text1" w:themeTint="D8"/>
+    </w:rPr>
+  </w:style>
+  <w:style w:type="paragraph" w:styleId="Title">
+    <w:name w:val="Title"/>
     <w:basedOn w:val="Normal"/>
-    <w:link w:val="BodyTextChar"/>
-    <w:uiPriority w:val="1"/>
+    <w:next w:val="Normal"/>
+    <w:link w:val="TitleChar"/>
+    <w:uiPriority w:val="10"/>
     <w:qFormat/>
+    <w:rsid w:val="00556D4D"/>
     <w:pPr>
-      <w:spacing w:before="45"/>
+      <w:spacing w:after="80"/>
+      <w:contextualSpacing/>
     </w:pPr>
     <w:rPr>
-      <w:sz w:val="26"/>
-      <w:szCs w:val="26"/>
+      <w:rFonts w:asciiTheme="majorHAnsi" w:eastAsiaTheme="majorEastAsia" w:hAnsiTheme="majorHAnsi" w:cstheme="majorBidi"/>
+      <w:spacing w:val="-10"/>
+      <w:kern w:val="28"/>
+      <w:sz w:val="56"/>
+      <w:szCs w:val="56"/>
+    </w:rPr>
+  </w:style>
+  <w:style w:type="character" w:customStyle="1" w:styleId="TitleChar">
+    <w:name w:val="Title Char"/>
+    <w:basedOn w:val="DefaultParagraphFont"/>
+    <w:link w:val="Title"/>
+    <w:uiPriority w:val="10"/>
+    <w:rsid w:val="00556D4D"/>
+    <w:rPr>
+      <w:rFonts w:asciiTheme="majorHAnsi" w:eastAsiaTheme="majorEastAsia" w:hAnsiTheme="majorHAnsi" w:cstheme="majorBidi"/>
+      <w:spacing w:val="-10"/>
+      <w:kern w:val="28"/>
+      <w:sz w:val="56"/>
+      <w:szCs w:val="56"/>
+    </w:rPr>
+  </w:style>
+  <w:style w:type="paragraph" w:styleId="Subtitle">
+    <w:name w:val="Subtitle"/>
+    <w:basedOn w:val="Normal"/>
+    <w:next w:val="Normal"/>
+    <w:link w:val="SubtitleChar"/>
+    <w:uiPriority w:val="11"/>
+    <w:qFormat/>
+    <w:rsid w:val="00556D4D"/>
+    <w:pPr>
+      <w:numPr>
+        <w:ilvl w:val="1"/>
+      </w:numPr>
+    </w:pPr>
+    <w:rPr>
+      <w:rFonts w:eastAsiaTheme="majorEastAsia" w:cstheme="majorBidi"/>
+      <w:color w:val="595959" w:themeColor="text1" w:themeTint="A6"/>
+      <w:spacing w:val="15"/>
+      <w:sz w:val="28"/>
+      <w:szCs w:val="28"/>
+    </w:rPr>
+  </w:style>
+  <w:style w:type="character" w:customStyle="1" w:styleId="SubtitleChar">
+    <w:name w:val="Subtitle Char"/>
+    <w:basedOn w:val="DefaultParagraphFont"/>
+    <w:link w:val="Subtitle"/>
+    <w:uiPriority w:val="11"/>
+    <w:rsid w:val="00556D4D"/>
+    <w:rPr>
+      <w:rFonts w:eastAsiaTheme="majorEastAsia" w:cstheme="majorBidi"/>
+      <w:color w:val="595959" w:themeColor="text1" w:themeTint="A6"/>
+      <w:spacing w:val="15"/>
+      <w:sz w:val="28"/>
+      <w:szCs w:val="28"/>
+    </w:rPr>
+  </w:style>
+  <w:style w:type="paragraph" w:styleId="Quote">
+    <w:name w:val="Quote"/>
+    <w:basedOn w:val="Normal"/>
+    <w:next w:val="Normal"/>
+    <w:link w:val="QuoteChar"/>
+    <w:uiPriority w:val="29"/>
+    <w:qFormat/>
+    <w:rsid w:val="00556D4D"/>
+    <w:pPr>
+      <w:spacing w:before="160"/>
+      <w:jc w:val="center"/>
+    </w:pPr>
+    <w:rPr>
+      <w:i/>
+      <w:iCs/>
+      <w:color w:val="404040" w:themeColor="text1" w:themeTint="BF"/>
+    </w:rPr>
+  </w:style>
+  <w:style w:type="character" w:customStyle="1" w:styleId="QuoteChar">
+    <w:name w:val="Quote Char"/>
+    <w:basedOn w:val="DefaultParagraphFont"/>
+    <w:link w:val="Quote"/>
+    <w:uiPriority w:val="29"/>
+    <w:rsid w:val="00556D4D"/>
+    <w:rPr>
+      <w:i/>
+      <w:iCs/>
+      <w:color w:val="404040" w:themeColor="text1" w:themeTint="BF"/>
     </w:rPr>
   </w:style>
   <w:style w:type="paragraph" w:styleId="ListParagraph">
@@ -6243,27 +8254,81 @@
     <w:basedOn w:val="Normal"/>
     <w:uiPriority w:val="1"/>
     <w:qFormat/>
+    <w:rsid w:val="00556D4D"/>
     <w:pPr>
-      <w:spacing w:before="45"/>
-      <w:ind w:left="718" w:hanging="358"/>
+      <w:ind w:left="720"/>
+      <w:contextualSpacing/>
     </w:pPr>
   </w:style>
-  <w:style w:type="paragraph" w:customStyle="1" w:styleId="TableParagraph">
-    <w:name w:val="Table Paragraph"/>
+  <w:style w:type="character" w:styleId="IntenseEmphasis">
+    <w:name w:val="Intense Emphasis"/>
+    <w:basedOn w:val="DefaultParagraphFont"/>
+    <w:uiPriority w:val="21"/>
+    <w:qFormat/>
+    <w:rsid w:val="00556D4D"/>
+    <w:rPr>
+      <w:i/>
+      <w:iCs/>
+      <w:color w:val="0F4761" w:themeColor="accent1" w:themeShade="BF"/>
+    </w:rPr>
+  </w:style>
+  <w:style w:type="paragraph" w:styleId="IntenseQuote">
+    <w:name w:val="Intense Quote"/>
     <w:basedOn w:val="Normal"/>
+    <w:next w:val="Normal"/>
+    <w:link w:val="IntenseQuoteChar"/>
+    <w:uiPriority w:val="30"/>
+    <w:qFormat/>
+    <w:rsid w:val="00556D4D"/>
+    <w:pPr>
+      <w:pBdr>
+        <w:top w:val="single" w:sz="4" w:space="10" w:color="0F4761" w:themeColor="accent1" w:themeShade="BF"/>
+        <w:bottom w:val="single" w:sz="4" w:space="10" w:color="0F4761" w:themeColor="accent1" w:themeShade="BF"/>
+      </w:pBdr>
+      <w:spacing w:before="360" w:after="360"/>
+      <w:ind w:left="864" w:right="864"/>
+      <w:jc w:val="center"/>
+    </w:pPr>
+    <w:rPr>
+      <w:i/>
+      <w:iCs/>
+      <w:color w:val="0F4761" w:themeColor="accent1" w:themeShade="BF"/>
+    </w:rPr>
+  </w:style>
+  <w:style w:type="character" w:customStyle="1" w:styleId="IntenseQuoteChar">
+    <w:name w:val="Intense Quote Char"/>
+    <w:basedOn w:val="DefaultParagraphFont"/>
+    <w:link w:val="IntenseQuote"/>
+    <w:uiPriority w:val="30"/>
+    <w:rsid w:val="00556D4D"/>
+    <w:rPr>
+      <w:i/>
+      <w:iCs/>
+      <w:color w:val="0F4761" w:themeColor="accent1" w:themeShade="BF"/>
+    </w:rPr>
+  </w:style>
+  <w:style w:type="character" w:styleId="IntenseReference">
+    <w:name w:val="Intense Reference"/>
+    <w:basedOn w:val="DefaultParagraphFont"/>
+    <w:uiPriority w:val="32"/>
+    <w:qFormat/>
+    <w:rsid w:val="00556D4D"/>
+    <w:rPr>
+      <w:b/>
+      <w:bCs/>
+      <w:smallCaps/>
+      <w:color w:val="0F4761" w:themeColor="accent1" w:themeShade="BF"/>
+      <w:spacing w:val="5"/>
+    </w:rPr>
+  </w:style>
+  <w:style w:type="paragraph" w:styleId="BodyText">
+    <w:name w:val="Body Text"/>
+    <w:basedOn w:val="Normal"/>
+    <w:link w:val="BodyTextChar"/>
     <w:uiPriority w:val="1"/>
     <w:qFormat/>
-  </w:style>
-  <w:style w:type="character" w:customStyle="1" w:styleId="Heading1Char">
-    <w:name w:val="Heading 1 Char"/>
-    <w:basedOn w:val="DefaultParagraphFont"/>
-    <w:link w:val="Heading1"/>
-    <w:uiPriority w:val="9"/>
-    <w:rsid w:val="005D11C7"/>
+    <w:rsid w:val="00556D4D"/>
     <w:rPr>
-      <w:rFonts w:ascii="Times New Roman" w:eastAsia="Times New Roman" w:hAnsi="Times New Roman" w:cs="Times New Roman"/>
-      <w:b/>
-      <w:bCs/>
       <w:sz w:val="26"/>
       <w:szCs w:val="26"/>
     </w:rPr>
@@ -6273,12 +8338,38 @@
     <w:basedOn w:val="DefaultParagraphFont"/>
     <w:link w:val="BodyText"/>
     <w:uiPriority w:val="1"/>
-    <w:rsid w:val="005D11C7"/>
+    <w:rsid w:val="00556D4D"/>
     <w:rPr>
       <w:rFonts w:ascii="Times New Roman" w:eastAsia="Times New Roman" w:hAnsi="Times New Roman" w:cs="Times New Roman"/>
       <w:sz w:val="26"/>
       <w:szCs w:val="26"/>
+      <w:lang w:val="en-US"/>
     </w:rPr>
+  </w:style>
+  <w:style w:type="table" w:styleId="TableGrid">
+    <w:name w:val="Table Grid"/>
+    <w:basedOn w:val="TableNormal"/>
+    <w:uiPriority w:val="39"/>
+    <w:rsid w:val="00556D4D"/>
+    <w:pPr>
+      <w:widowControl w:val="0"/>
+      <w:autoSpaceDE w:val="0"/>
+      <w:autoSpaceDN w:val="0"/>
+      <w:spacing w:after="0" w:line="240" w:lineRule="auto"/>
+    </w:pPr>
+    <w:rPr>
+      <w:lang w:val="en-US"/>
+    </w:rPr>
+    <w:tblPr>
+      <w:tblBorders>
+        <w:top w:val="single" w:sz="4" w:space="0" w:color="auto"/>
+        <w:left w:val="single" w:sz="4" w:space="0" w:color="auto"/>
+        <w:bottom w:val="single" w:sz="4" w:space="0" w:color="auto"/>
+        <w:right w:val="single" w:sz="4" w:space="0" w:color="auto"/>
+        <w:insideH w:val="single" w:sz="4" w:space="0" w:color="auto"/>
+        <w:insideV w:val="single" w:sz="4" w:space="0" w:color="auto"/>
+      </w:tblBorders>
+    </w:tblPr>
   </w:style>
 </w:styles>
 </file>
@@ -6294,44 +8385,44 @@
         <a:sysClr val="window" lastClr="FFFFFF"/>
       </a:lt1>
       <a:dk2>
-        <a:srgbClr val="1F497D"/>
+        <a:srgbClr val="0E2841"/>
       </a:dk2>
       <a:lt2>
-        <a:srgbClr val="EEECE1"/>
+        <a:srgbClr val="E8E8E8"/>
       </a:lt2>
       <a:accent1>
-        <a:srgbClr val="4F81BD"/>
+        <a:srgbClr val="156082"/>
       </a:accent1>
       <a:accent2>
-        <a:srgbClr val="C0504D"/>
+        <a:srgbClr val="E97132"/>
       </a:accent2>
       <a:accent3>
-        <a:srgbClr val="9BBB59"/>
+        <a:srgbClr val="196B24"/>
       </a:accent3>
       <a:accent4>
-        <a:srgbClr val="8064A2"/>
+        <a:srgbClr val="0F9ED5"/>
       </a:accent4>
       <a:accent5>
-        <a:srgbClr val="4BACC6"/>
+        <a:srgbClr val="A02B93"/>
       </a:accent5>
       <a:accent6>
-        <a:srgbClr val="F79646"/>
+        <a:srgbClr val="4EA72E"/>
       </a:accent6>
       <a:hlink>
-        <a:srgbClr val="0000FF"/>
+        <a:srgbClr val="467886"/>
       </a:hlink>
       <a:folHlink>
-        <a:srgbClr val="800080"/>
+        <a:srgbClr val="96607D"/>
       </a:folHlink>
     </a:clrScheme>
     <a:fontScheme name="Office">
       <a:majorFont>
-        <a:latin typeface="Cambria"/>
+        <a:latin typeface="Aptos Display" panose="02110004020202020204"/>
         <a:ea typeface=""/>
         <a:cs typeface=""/>
-        <a:font script="Jpan" typeface="ＭＳ ゴシック"/>
+        <a:font script="Jpan" typeface="游ゴシック Light"/>
         <a:font script="Hang" typeface="맑은 고딕"/>
-        <a:font script="Hans" typeface="宋体"/>
+        <a:font script="Hans" typeface="等线 Light"/>
         <a:font script="Hant" typeface="新細明體"/>
         <a:font script="Arab" typeface="Times New Roman"/>
         <a:font script="Hebr" typeface="Times New Roman"/>
@@ -6358,14 +8449,32 @@
         <a:font script="Mong" typeface="Mongolian Baiti"/>
         <a:font script="Viet" typeface="Times New Roman"/>
         <a:font script="Uigh" typeface="Microsoft Uighur"/>
+        <a:font script="Geor" typeface="Sylfaen"/>
+        <a:font script="Armn" typeface="Arial"/>
+        <a:font script="Bugi" typeface="Leelawadee UI"/>
+        <a:font script="Bopo" typeface="Microsoft JhengHei"/>
+        <a:font script="Java" typeface="Javanese Text"/>
+        <a:font script="Lisu" typeface="Segoe UI"/>
+        <a:font script="Mymr" typeface="Myanmar Text"/>
+        <a:font script="Nkoo" typeface="Ebrima"/>
+        <a:font script="Olck" typeface="Nirmala UI"/>
+        <a:font script="Osma" typeface="Ebrima"/>
+        <a:font script="Phag" typeface="Phagspa"/>
+        <a:font script="Syrn" typeface="Estrangelo Edessa"/>
+        <a:font script="Syrj" typeface="Estrangelo Edessa"/>
+        <a:font script="Syre" typeface="Estrangelo Edessa"/>
+        <a:font script="Sora" typeface="Nirmala UI"/>
+        <a:font script="Tale" typeface="Microsoft Tai Le"/>
+        <a:font script="Talu" typeface="Microsoft New Tai Lue"/>
+        <a:font script="Tfng" typeface="Ebrima"/>
       </a:majorFont>
       <a:minorFont>
-        <a:latin typeface="Calibri"/>
+        <a:latin typeface="Aptos" panose="02110004020202020204"/>
         <a:ea typeface=""/>
         <a:cs typeface=""/>
-        <a:font script="Jpan" typeface="ＭＳ 明朝"/>
+        <a:font script="Jpan" typeface="游ゴシック"/>
         <a:font script="Hang" typeface="맑은 고딕"/>
-        <a:font script="Hans" typeface="宋体"/>
+        <a:font script="Hans" typeface="等线"/>
         <a:font script="Hant" typeface="新細明體"/>
         <a:font script="Arab" typeface="Arial"/>
         <a:font script="Hebr" typeface="Arial"/>
@@ -6392,6 +8501,24 @@
         <a:font script="Mong" typeface="Mongolian Baiti"/>
         <a:font script="Viet" typeface="Arial"/>
         <a:font script="Uigh" typeface="Microsoft Uighur"/>
+        <a:font script="Geor" typeface="Sylfaen"/>
+        <a:font script="Armn" typeface="Arial"/>
+        <a:font script="Bugi" typeface="Leelawadee UI"/>
+        <a:font script="Bopo" typeface="Microsoft JhengHei"/>
+        <a:font script="Java" typeface="Javanese Text"/>
+        <a:font script="Lisu" typeface="Segoe UI"/>
+        <a:font script="Mymr" typeface="Myanmar Text"/>
+        <a:font script="Nkoo" typeface="Ebrima"/>
+        <a:font script="Olck" typeface="Nirmala UI"/>
+        <a:font script="Osma" typeface="Ebrima"/>
+        <a:font script="Phag" typeface="Phagspa"/>
+        <a:font script="Syrn" typeface="Estrangelo Edessa"/>
+        <a:font script="Syrj" typeface="Estrangelo Edessa"/>
+        <a:font script="Syre" typeface="Estrangelo Edessa"/>
+        <a:font script="Sora" typeface="Nirmala UI"/>
+        <a:font script="Tale" typeface="Microsoft Tai Le"/>
+        <a:font script="Talu" typeface="Microsoft New Tai Lue"/>
+        <a:font script="Tfng" typeface="Ebrima"/>
       </a:minorFont>
     </a:fontScheme>
     <a:fmtScheme name="Office">
@@ -6403,165 +8530,141 @@
           <a:gsLst>
             <a:gs pos="0">
               <a:schemeClr val="phClr">
-                <a:tint val="50000"/>
-                <a:satMod val="300000"/>
+                <a:lumMod val="110000"/>
+                <a:satMod val="105000"/>
+                <a:tint val="67000"/>
               </a:schemeClr>
             </a:gs>
-            <a:gs pos="35000">
+            <a:gs pos="50000">
               <a:schemeClr val="phClr">
-                <a:tint val="37000"/>
-                <a:satMod val="300000"/>
+                <a:lumMod val="105000"/>
+                <a:satMod val="103000"/>
+                <a:tint val="73000"/>
               </a:schemeClr>
             </a:gs>
             <a:gs pos="100000">
               <a:schemeClr val="phClr">
-                <a:tint val="15000"/>
-                <a:satMod val="350000"/>
+                <a:lumMod val="105000"/>
+                <a:satMod val="109000"/>
+                <a:tint val="81000"/>
               </a:schemeClr>
             </a:gs>
           </a:gsLst>
-          <a:lin ang="16200000" scaled="1"/>
+          <a:lin ang="5400000" scaled="0"/>
         </a:gradFill>
         <a:gradFill rotWithShape="1">
           <a:gsLst>
             <a:gs pos="0">
               <a:schemeClr val="phClr">
-                <a:shade val="51000"/>
-                <a:satMod val="130000"/>
+                <a:satMod val="103000"/>
+                <a:lumMod val="102000"/>
+                <a:tint val="94000"/>
               </a:schemeClr>
             </a:gs>
-            <a:gs pos="80000">
+            <a:gs pos="50000">
               <a:schemeClr val="phClr">
-                <a:shade val="93000"/>
-                <a:satMod val="130000"/>
+                <a:satMod val="110000"/>
+                <a:lumMod val="100000"/>
+                <a:shade val="100000"/>
               </a:schemeClr>
             </a:gs>
             <a:gs pos="100000">
               <a:schemeClr val="phClr">
-                <a:shade val="94000"/>
-                <a:satMod val="135000"/>
+                <a:lumMod val="99000"/>
+                <a:satMod val="120000"/>
+                <a:shade val="78000"/>
               </a:schemeClr>
             </a:gs>
           </a:gsLst>
-          <a:lin ang="16200000" scaled="0"/>
+          <a:lin ang="5400000" scaled="0"/>
         </a:gradFill>
       </a:fillStyleLst>
       <a:lnStyleLst>
-        <a:ln w="9525" cap="flat" cmpd="sng" algn="ctr">
-          <a:solidFill>
-            <a:schemeClr val="phClr">
-              <a:shade val="95000"/>
-              <a:satMod val="105000"/>
-            </a:schemeClr>
-          </a:solidFill>
-          <a:prstDash val="solid"/>
-        </a:ln>
-        <a:ln w="25400" cap="flat" cmpd="sng" algn="ctr">
+        <a:ln w="6350" cap="flat" cmpd="sng" algn="ctr">
           <a:solidFill>
             <a:schemeClr val="phClr"/>
           </a:solidFill>
           <a:prstDash val="solid"/>
+          <a:miter lim="800000"/>
         </a:ln>
-        <a:ln w="38100" cap="flat" cmpd="sng" algn="ctr">
+        <a:ln w="12700" cap="flat" cmpd="sng" algn="ctr">
           <a:solidFill>
             <a:schemeClr val="phClr"/>
           </a:solidFill>
           <a:prstDash val="solid"/>
+          <a:miter lim="800000"/>
+        </a:ln>
+        <a:ln w="19050" cap="flat" cmpd="sng" algn="ctr">
+          <a:solidFill>
+            <a:schemeClr val="phClr"/>
+          </a:solidFill>
+          <a:prstDash val="solid"/>
+          <a:miter lim="800000"/>
         </a:ln>
       </a:lnStyleLst>
       <a:effectStyleLst>
         <a:effectStyle>
+          <a:effectLst/>
+        </a:effectStyle>
+        <a:effectStyle>
+          <a:effectLst/>
+        </a:effectStyle>
+        <a:effectStyle>
           <a:effectLst>
-            <a:outerShdw blurRad="40000" dist="20000" dir="5400000" rotWithShape="0">
+            <a:outerShdw blurRad="57150" dist="19050" dir="5400000" algn="ctr" rotWithShape="0">
               <a:srgbClr val="000000">
-                <a:alpha val="38000"/>
+                <a:alpha val="63000"/>
               </a:srgbClr>
             </a:outerShdw>
           </a:effectLst>
-        </a:effectStyle>
-        <a:effectStyle>
-          <a:effectLst>
-            <a:outerShdw blurRad="40000" dist="23000" dir="5400000" rotWithShape="0">
-              <a:srgbClr val="000000">
-                <a:alpha val="35000"/>
-              </a:srgbClr>
-            </a:outerShdw>
-          </a:effectLst>
-        </a:effectStyle>
-        <a:effectStyle>
-          <a:effectLst>
-            <a:outerShdw blurRad="40000" dist="23000" dir="5400000" rotWithShape="0">
-              <a:srgbClr val="000000">
-                <a:alpha val="35000"/>
-              </a:srgbClr>
-            </a:outerShdw>
-          </a:effectLst>
-          <a:scene3d>
-            <a:camera prst="orthographicFront">
-              <a:rot lat="0" lon="0" rev="0"/>
-            </a:camera>
-            <a:lightRig rig="threePt" dir="t">
-              <a:rot lat="0" lon="0" rev="1200000"/>
-            </a:lightRig>
-          </a:scene3d>
-          <a:sp3d>
-            <a:bevelT w="63500" h="25400"/>
-          </a:sp3d>
         </a:effectStyle>
       </a:effectStyleLst>
       <a:bgFillStyleLst>
         <a:solidFill>
           <a:schemeClr val="phClr"/>
         </a:solidFill>
+        <a:solidFill>
+          <a:schemeClr val="phClr">
+            <a:tint val="95000"/>
+            <a:satMod val="170000"/>
+          </a:schemeClr>
+        </a:solidFill>
         <a:gradFill rotWithShape="1">
           <a:gsLst>
             <a:gs pos="0">
               <a:schemeClr val="phClr">
-                <a:tint val="40000"/>
-                <a:satMod val="350000"/>
+                <a:tint val="93000"/>
+                <a:satMod val="150000"/>
+                <a:shade val="98000"/>
+                <a:lumMod val="102000"/>
               </a:schemeClr>
             </a:gs>
-            <a:gs pos="40000">
+            <a:gs pos="50000">
               <a:schemeClr val="phClr">
-                <a:tint val="45000"/>
-                <a:shade val="99000"/>
-                <a:satMod val="350000"/>
+                <a:tint val="98000"/>
+                <a:satMod val="130000"/>
+                <a:shade val="90000"/>
+                <a:lumMod val="103000"/>
               </a:schemeClr>
             </a:gs>
             <a:gs pos="100000">
               <a:schemeClr val="phClr">
-                <a:shade val="20000"/>
-                <a:satMod val="255000"/>
+                <a:shade val="63000"/>
+                <a:satMod val="120000"/>
               </a:schemeClr>
             </a:gs>
           </a:gsLst>
-          <a:path path="circle">
-            <a:fillToRect l="50000" t="-80000" r="50000" b="180000"/>
-          </a:path>
-        </a:gradFill>
-        <a:gradFill rotWithShape="1">
-          <a:gsLst>
-            <a:gs pos="0">
-              <a:schemeClr val="phClr">
-                <a:tint val="80000"/>
-                <a:satMod val="300000"/>
-              </a:schemeClr>
-            </a:gs>
-            <a:gs pos="100000">
-              <a:schemeClr val="phClr">
-                <a:shade val="30000"/>
-                <a:satMod val="200000"/>
-              </a:schemeClr>
-            </a:gs>
-          </a:gsLst>
-          <a:path path="circle">
-            <a:fillToRect l="50000" t="50000" r="50000" b="50000"/>
-          </a:path>
+          <a:lin ang="5400000" scaled="0"/>
         </a:gradFill>
       </a:bgFillStyleLst>
     </a:fmtScheme>
   </a:themeElements>
   <a:objectDefaults/>
   <a:extraClrSchemeLst/>
+  <a:extLst>
+    <a:ext uri="{05A4C25C-085E-4340-85A3-A5531E510DB2}">
+      <thm15:themeFamily xmlns:thm15="http://schemas.microsoft.com/office/thememl/2012/main" name="Office Theme" id="{62F939B6-93AF-4DB8-9C6B-D6C7DFDC589F}" vid="{4A3C46E8-61CC-4603-A589-7422A47A8E4A}"/>
+    </a:ext>
+  </a:extLst>
 </a:theme>
 </file>